--- a/docs/features/Status_Summary.docx
+++ b/docs/features/Status_Summary.docx
@@ -59,7 +59,7 @@
         <w:t xml:space="preserve"> </w:t>
       </w:r>
       <w:r>
-        <w:t xml:space="preserve">7</w:t>
+        <w:t xml:space="preserve">8</w:t>
       </w:r>
       <w:r>
         <w:t xml:space="preserve"> </w:t>
@@ -71,7 +71,7 @@
         <w:t xml:space="preserve"> </w:t>
       </w:r>
       <w:r>
-        <w:t xml:space="preserve">2026-06-20T17:30:00Z</w:t>
+        <w:t xml:space="preserve">2026-06-22T08:10:00Z</w:t>
       </w:r>
       <w:r>
         <w:t xml:space="preserve"> </w:t>
@@ -96,6 +96,110 @@
       </w:r>
       <w:r>
         <w:t xml:space="preserve">two-audience parity).</w:t>
+      </w:r>
+    </w:p>
+    <w:p>
+      <w:pPr>
+        <w:pStyle w:val="BodyText"/>
+      </w:pPr>
+      <w:r>
+        <w:t xml:space="preserve">Video-evidence reconciliation (2026-06-22, §11.4.6</w:t>
+      </w:r>
+      <w:r>
+        <w:t xml:space="preserve"> </w:t>
+      </w:r>
+      <w:r>
+        <w:t xml:space="preserve">no-bluff).</w:t>
+      </w:r>
+      <w:r>
+        <w:t xml:space="preserve"> </w:t>
+      </w:r>
+      <w:r>
+        <w:t xml:space="preserve">Earlier revisions cited video confirmations at the</w:t>
+      </w:r>
+      <w:r>
+        <w:t xml:space="preserve"> </w:t>
+      </w:r>
+      <w:r>
+        <w:t xml:space="preserve">ephemeral</w:t>
+      </w:r>
+      <w:r>
+        <w:t xml:space="preserve"> </w:t>
+      </w:r>
+      <w:r>
+        <w:t xml:space="preserve">$HOME/Downloads</w:t>
+      </w:r>
+      <w:r>
+        <w:t xml:space="preserve"> </w:t>
+      </w:r>
+      <w:r>
+        <w:t xml:space="preserve">recording path, which is the</w:t>
+      </w:r>
+      <w:r>
+        <w:t xml:space="preserve"> </w:t>
+      </w:r>
+      <w:r>
+        <w:t xml:space="preserve">§11.4.128 gitignored raw corpus and has been cleared. Durable, committed</w:t>
+      </w:r>
+      <w:r>
+        <w:t xml:space="preserve"> </w:t>
+      </w:r>
+      <w:r>
+        <w:t xml:space="preserve">evidence now is: (1) 10 vision-verified server/e2e control-plane MP4s</w:t>
+      </w:r>
+      <w:r>
+        <w:t xml:space="preserve"> </w:t>
+      </w:r>
+      <w:r>
+        <w:t xml:space="preserve">under</w:t>
+      </w:r>
+      <w:r>
+        <w:t xml:space="preserve"> </w:t>
+      </w:r>
+      <w:r>
+        <w:t xml:space="preserve">docs/qa/20260622-server-recordings-regen/mp4/</w:t>
+      </w:r>
+      <w:r>
+        <w:t xml:space="preserve"> </w:t>
+      </w:r>
+      <w:r>
+        <w:t xml:space="preserve">(REPORT.md), and (2) the re-proven GREEN QEMU A/B firmware console</w:t>
+      </w:r>
+      <w:r>
+        <w:t xml:space="preserve"> </w:t>
+      </w:r>
+      <w:r>
+        <w:t xml:space="preserve">evidence under</w:t>
+      </w:r>
+      <w:r>
+        <w:t xml:space="preserve"> </w:t>
+      </w:r>
+      <w:r>
+        <w:t xml:space="preserve">docs/qa/20260622T07*</w:t>
+      </w:r>
+      <w:r>
+        <w:t xml:space="preserve"> </w:t>
+      </w:r>
+      <w:r>
+        <w:t xml:space="preserve">(slot-switch, rollback,</w:t>
+      </w:r>
+      <w:r>
+        <w:t xml:space="preserve"> </w:t>
+      </w:r>
+      <w:r>
+        <w:t xml:space="preserve">RAUC dm-verity). On-target RK3588 / Android-agent / real Android A/B</w:t>
+      </w:r>
+      <w:r>
+        <w:t xml:space="preserve"> </w:t>
+      </w:r>
+      <w:r>
+        <w:t xml:space="preserve">rows remain hardware/operator-gated (OTA-004, F55, F56) and are honestly</w:t>
+      </w:r>
+      <w:r>
+        <w:t xml:space="preserve"> </w:t>
+      </w:r>
+      <w:r>
+        <w:t xml:space="preserve">NOT recorded on this host.</w:t>
       </w:r>
     </w:p>
     <w:p>

--- a/docs/features/Status_Summary.docx
+++ b/docs/features/Status_Summary.docx
@@ -59,7 +59,7 @@
         <w:t xml:space="preserve"> </w:t>
       </w:r>
       <w:r>
-        <w:t xml:space="preserve">8</w:t>
+        <w:t xml:space="preserve">9</w:t>
       </w:r>
       <w:r>
         <w:t xml:space="preserve"> </w:t>
@@ -71,7 +71,7 @@
         <w:t xml:space="preserve"> </w:t>
       </w:r>
       <w:r>
-        <w:t xml:space="preserve">2026-06-22T08:10:00Z</w:t>
+        <w:t xml:space="preserve">2026-06-22T19:30:00Z</w:t>
       </w:r>
       <w:r>
         <w:t xml:space="preserve"> </w:t>
@@ -710,6 +710,101 @@
         <w:pStyle w:val="BodyText"/>
       </w:pPr>
       <w:r>
+        <w:t xml:space="preserve">Real RK3588 hardware talked to the control plane</w:t>
+      </w:r>
+      <w:r>
+        <w:t xml:space="preserve"> </w:t>
+      </w:r>
+      <w:r>
+        <w:t xml:space="preserve">(F113)</w:t>
+      </w:r>
+      <w:r>
+        <w:t xml:space="preserve"> </w:t>
+      </w:r>
+      <w:r>
+        <w:t xml:space="preserve">— a physical RK3588 Android-15 board (over Ethernet)</w:t>
+      </w:r>
+      <w:r>
+        <w:t xml:space="preserve"> </w:t>
+      </w:r>
+      <w:r>
+        <w:t xml:space="preserve">registered itself, checked for an update, and sent telemetry to the</w:t>
+      </w:r>
+      <w:r>
+        <w:t xml:space="preserve"> </w:t>
+      </w:r>
+      <w:r>
+        <w:t xml:space="preserve">server, and the server confirms the board’s own telemetry updated its</w:t>
+      </w:r>
+      <w:r>
+        <w:t xml:space="preserve"> </w:t>
+      </w:r>
+      <w:r>
+        <w:t xml:space="preserve">state (</w:t>
+      </w:r>
+      <w:r>
+        <w:t xml:space="preserve">update_state=success</w:t>
+      </w:r>
+      <w:r>
+        <w:t xml:space="preserve">). Proof:</w:t>
+      </w:r>
+      <w:r>
+        <w:t xml:space="preserve"> </w:t>
+      </w:r>
+      <w:r>
+        <w:t xml:space="preserve">docs/qa/20260622-rk3588-controlplane/REPORT.md</w:t>
+      </w:r>
+      <w:r>
+        <w:t xml:space="preserve">. The second</w:t>
+      </w:r>
+      <w:r>
+        <w:t xml:space="preserve"> </w:t>
+      </w:r>
+      <w:r>
+        <w:t xml:space="preserve">board (Wi-Fi) was honestly skipped — its network path is blocked by a</w:t>
+      </w:r>
+      <w:r>
+        <w:t xml:space="preserve"> </w:t>
+      </w:r>
+      <w:r>
+        <w:t xml:space="preserve">VPN/AP-isolation issue, not a Helix problem. Important honesty note:</w:t>
+      </w:r>
+      <w:r>
+        <w:t xml:space="preserve"> </w:t>
+      </w:r>
+      <w:r>
+        <w:t xml:space="preserve">these boards are single-slot, so this proves the control plane</w:t>
+      </w:r>
+      <w:r>
+        <w:t xml:space="preserve"> </w:t>
+      </w:r>
+      <w:r>
+        <w:t xml:space="preserve">on real hardware, NOT the actual A/B firmware swap</w:t>
+      </w:r>
+      <w:r>
+        <w:t xml:space="preserve"> </w:t>
+      </w:r>
+      <w:r>
+        <w:t xml:space="preserve">— that is</w:t>
+      </w:r>
+      <w:r>
+        <w:t xml:space="preserve"> </w:t>
+      </w:r>
+      <w:r>
+        <w:t xml:space="preserve">the Cuttlefish path’s job (below). No changes were made to the</w:t>
+      </w:r>
+      <w:r>
+        <w:t xml:space="preserve"> </w:t>
+      </w:r>
+      <w:r>
+        <w:t xml:space="preserve">boards.</w:t>
+      </w:r>
+    </w:p>
+    <w:p>
+      <w:pPr>
+        <w:pStyle w:val="BodyText"/>
+      </w:pPr>
+      <w:r>
         <w:t xml:space="preserve">Governance</w:t>
       </w:r>
       <w:r>
@@ -764,6 +859,128 @@
         <w:pStyle w:val="BodyText"/>
       </w:pPr>
       <w:r>
+        <w:t xml:space="preserve">Cuttlefish Tier-2 containerized path (F112)</w:t>
+      </w:r>
+      <w:r>
+        <w:t xml:space="preserve"> </w:t>
+      </w:r>
+      <w:r>
+        <w:t xml:space="preserve">— a new</w:t>
+      </w:r>
+      <w:r>
+        <w:t xml:space="preserve"> </w:t>
+      </w:r>
+      <w:r>
+        <w:t xml:space="preserve">pkg/cuttlefish</w:t>
+      </w:r>
+      <w:r>
+        <w:t xml:space="preserve"> </w:t>
+      </w:r>
+      <w:r>
+        <w:t xml:space="preserve">cvd-lifecycle wrapper was added to the</w:t>
+      </w:r>
+      <w:r>
+        <w:t xml:space="preserve"> </w:t>
+      </w:r>
+      <w:r>
+        <w:t xml:space="preserve">containers submodule and passes its unit tests (30 PASS + 1 honest</w:t>
+      </w:r>
+      <w:r>
+        <w:t xml:space="preserve"> </w:t>
+      </w:r>
+      <w:r>
+        <w:t xml:space="preserve">skip).</w:t>
+      </w:r>
+      <w:r>
+        <w:t xml:space="preserve"> </w:t>
+      </w:r>
+      <w:r>
+        <w:t xml:space="preserve">But the real end-to-end Android A/B run has NOT happened</w:t>
+      </w:r>
+      <w:r>
+        <w:t xml:space="preserve"> </w:t>
+      </w:r>
+      <w:r>
+        <w:t xml:space="preserve">yet</w:t>
+      </w:r>
+      <w:r>
+        <w:t xml:space="preserve"> </w:t>
+      </w:r>
+      <w:r>
+        <w:t xml:space="preserve">— it needs the nezha Linux+KVM host (assets are staging,</w:t>
+      </w:r>
+      <w:r>
+        <w:t xml:space="preserve"> </w:t>
+      </w:r>
+      <w:r>
+        <w:t xml:space="preserve">and the privileged</w:t>
+      </w:r>
+      <w:r>
+        <w:t xml:space="preserve"> </w:t>
+      </w:r>
+      <w:r>
+        <w:t xml:space="preserve">launch_cvd</w:t>
+      </w:r>
+      <w:r>
+        <w:t xml:space="preserve"> </w:t>
+      </w:r>
+      <w:r>
+        <w:t xml:space="preserve">step needs operator sudo +</w:t>
+      </w:r>
+      <w:r>
+        <w:t xml:space="preserve"> </w:t>
+      </w:r>
+      <w:r>
+        <w:t xml:space="preserve">reboot + ~30 GB download). So this is</w:t>
+      </w:r>
+      <w:r>
+        <w:t xml:space="preserve"> </w:t>
+      </w:r>
+      <w:r>
+        <w:t xml:space="preserve">built and unit-tested, NOT</w:t>
+      </w:r>
+      <w:r>
+        <w:t xml:space="preserve"> </w:t>
+      </w:r>
+      <w:r>
+        <w:t xml:space="preserve">a real-A/B pass</w:t>
+      </w:r>
+      <w:r>
+        <w:t xml:space="preserve"> </w:t>
+      </w:r>
+      <w:r>
+        <w:t xml:space="preserve">— integration-pending. Rootless containers</w:t>
+      </w:r>
+      <w:r>
+        <w:t xml:space="preserve"> </w:t>
+      </w:r>
+      <w:r>
+        <w:t xml:space="preserve">cannot host Cuttlefish, so a narrow rootful-privileged exception is</w:t>
+      </w:r>
+      <w:r>
+        <w:t xml:space="preserve"> </w:t>
+      </w:r>
+      <w:r>
+        <w:t xml:space="preserve">documented</w:t>
+      </w:r>
+      <w:r>
+        <w:t xml:space="preserve"> </w:t>
+      </w:r>
+      <w:r>
+        <w:t xml:space="preserve">(</w:t>
+      </w:r>
+      <w:r>
+        <w:t xml:space="preserve">docs/design/CUTTLEFISH_ROOTFUL_EXCEPTION.md</w:t>
+      </w:r>
+      <w:r>
+        <w:t xml:space="preserve">).</w:t>
+      </w:r>
+    </w:p>
+    <w:p>
+      <w:pPr>
+        <w:pStyle w:val="BodyText"/>
+      </w:pPr>
+      <w:r>
         <w:t xml:space="preserve">Full Android OTA test (Tier-2 Cuttlefish)</w:t>
       </w:r>
       <w:r>
@@ -954,7 +1171,7 @@
         <w:pStyle w:val="BodyText"/>
       </w:pPr>
       <w:r>
-        <w:t xml:space="preserve">Feature inventory summary (all 107 items from</w:t>
+        <w:t xml:space="preserve">Feature inventory summary (all 109 items from</w:t>
       </w:r>
       <w:r>
         <w:t xml:space="preserve"> </w:t>
@@ -1000,7 +1217,7 @@
         <w:pStyle w:val="BodyText"/>
       </w:pPr>
       <w:r>
-        <w:t xml:space="preserve">49</w:t>
+        <w:t xml:space="preserve">50</w:t>
       </w:r>
     </w:p>
     <w:p>
@@ -1032,7 +1249,19 @@
         <w:t xml:space="preserve"> </w:t>
       </w:r>
       <w:r>
-        <w:t xml:space="preserve">API (F104), Hardware ID Reverse Lookup (F105)</w:t>
+        <w:t xml:space="preserve">API (F104), Hardware ID Reverse Lookup (F105),</w:t>
+      </w:r>
+      <w:r>
+        <w:t xml:space="preserve"> </w:t>
+      </w:r>
+      <w:r>
+        <w:t xml:space="preserve">RK3588</w:t>
+      </w:r>
+      <w:r>
+        <w:t xml:space="preserve"> </w:t>
+      </w:r>
+      <w:r>
+        <w:t xml:space="preserve">control-plane validation — Device B (F113)</w:t>
       </w:r>
     </w:p>
     <w:p>
@@ -1206,13 +1435,13 @@
         <w:pStyle w:val="BodyText"/>
       </w:pPr>
       <w:r>
-        <w:t xml:space="preserve">Tier-2 Cuttlefish (F55 — needs Linux+KVM), Tier-3 HW (F56 — needs</w:t>
-      </w:r>
-      <w:r>
-        <w:t xml:space="preserve"> </w:t>
-      </w:r>
-      <w:r>
-        <w:t xml:space="preserve">board)</w:t>
+        <w:t xml:space="preserve">Tier-2 Cuttlefish driver (F55 — needs Linux+KVM), Tier-3 HW (F56 —</w:t>
+      </w:r>
+      <w:r>
+        <w:t xml:space="preserve"> </w:t>
+      </w:r>
+      <w:r>
+        <w:t xml:space="preserve">needs board)</w:t>
       </w:r>
     </w:p>
     <w:p>
@@ -1228,6 +1457,78 @@
         <w:pStyle w:val="BodyText"/>
       </w:pPr>
       <w:r>
+        <w:t xml:space="preserve">3</w:t>
+      </w:r>
+    </w:p>
+    <w:p>
+      <w:pPr>
+        <w:pStyle w:val="BodyText"/>
+      </w:pPr>
+      <w:r>
+        <w:t xml:space="preserve">Stress+chaos coverage (F86 — partial submodule set), Docs Chain (F89</w:t>
+      </w:r>
+      <w:r>
+        <w:t xml:space="preserve"> </w:t>
+      </w:r>
+      <w:r>
+        <w:t xml:space="preserve">— engine built, then submoduled F110),</w:t>
+      </w:r>
+      <w:r>
+        <w:t xml:space="preserve"> </w:t>
+      </w:r>
+      <w:r>
+        <w:t xml:space="preserve">Cuttlefish</w:t>
+      </w:r>
+      <w:r>
+        <w:t xml:space="preserve"> </w:t>
+      </w:r>
+      <w:r>
+        <w:t xml:space="preserve">pkg/cuttlefish</w:t>
+      </w:r>
+      <w:r>
+        <w:t xml:space="preserve"> </w:t>
+      </w:r>
+      <w:r>
+        <w:t xml:space="preserve">(F112) — container path built + 30</w:t>
+      </w:r>
+      <w:r>
+        <w:t xml:space="preserve"> </w:t>
+      </w:r>
+      <w:r>
+        <w:t xml:space="preserve">-race</w:t>
+      </w:r>
+      <w:r>
+        <w:t xml:space="preserve"> </w:t>
+      </w:r>
+      <w:r>
+        <w:t xml:space="preserve">unit tests PASS + 1 honest topology SKIP; real-A/B</w:t>
+      </w:r>
+      <w:r>
+        <w:t xml:space="preserve"> </w:t>
+      </w:r>
+      <w:r>
+        <w:t xml:space="preserve">run integration-pending on nezha Linux+KVM, NOT a real-A/B</w:t>
+      </w:r>
+      <w:r>
+        <w:t xml:space="preserve"> </w:t>
+      </w:r>
+      <w:r>
+        <w:t xml:space="preserve">PASS</w:t>
+      </w:r>
+    </w:p>
+    <w:p>
+      <w:pPr>
+        <w:pStyle w:val="BodyText"/>
+      </w:pPr>
+      <w:r>
+        <w:t xml:space="preserve">NOT_STARTED</w:t>
+      </w:r>
+    </w:p>
+    <w:p>
+      <w:pPr>
+        <w:pStyle w:val="BodyText"/>
+      </w:pPr>
+      <w:r>
         <w:t xml:space="preserve">2</w:t>
       </w:r>
     </w:p>
@@ -1236,37 +1537,302 @@
         <w:pStyle w:val="BodyText"/>
       </w:pPr>
       <w:r>
-        <w:t xml:space="preserve">Stress+chaos coverage (F86 — 2/12 submodules), Docs Chain (F89 —</w:t>
-      </w:r>
-      <w:r>
-        <w:t xml:space="preserve"> </w:t>
-      </w:r>
-      <w:r>
-        <w:t xml:space="preserve">engine built, not submoduled)</w:t>
-      </w:r>
-    </w:p>
-    <w:p>
-      <w:pPr>
-        <w:pStyle w:val="BodyText"/>
-      </w:pPr>
-      <w:r>
-        <w:t xml:space="preserve">NOT_STARTED</w:t>
-      </w:r>
-    </w:p>
-    <w:p>
-      <w:pPr>
-        <w:pStyle w:val="BodyText"/>
-      </w:pPr>
-      <w:r>
-        <w:t xml:space="preserve">2</w:t>
-      </w:r>
-    </w:p>
-    <w:p>
-      <w:pPr>
-        <w:pStyle w:val="BodyText"/>
-      </w:pPr>
-      <w:r>
         <w:t xml:space="preserve">Build-resource-stats (F72), workable-items DB (F87)</w:t>
+      </w:r>
+    </w:p>
+    <w:p>
+      <w:pPr>
+        <w:pStyle w:val="BodyText"/>
+      </w:pPr>
+      <w:r>
+        <w:t xml:space="preserve">F113 (RK3588 control-plane validation) — PASS, honest</w:t>
+      </w:r>
+      <w:r>
+        <w:t xml:space="preserve"> </w:t>
+      </w:r>
+      <w:r>
+        <w:t xml:space="preserve">boundary.</w:t>
+      </w:r>
+      <w:r>
+        <w:t xml:space="preserve"> </w:t>
+      </w:r>
+      <w:r>
+        <w:t xml:space="preserve">Device B (Ethernet, serial</w:t>
+      </w:r>
+      <w:r>
+        <w:t xml:space="preserve"> </w:t>
+      </w:r>
+      <w:r>
+        <w:t xml:space="preserve">1acdceab90248933</w:t>
+      </w:r>
+      <w:r>
+        <w:t xml:space="preserve">) on real RK3588 Android-15 originated</w:t>
+      </w:r>
+      <w:r>
+        <w:t xml:space="preserve"> </w:t>
+      </w:r>
+      <w:r>
+        <w:t xml:space="preserve">GET /healthz</w:t>
+      </w:r>
+      <w:r>
+        <w:t xml:space="preserve"> </w:t>
+      </w:r>
+      <w:r>
+        <w:t xml:space="preserve">200,</w:t>
+      </w:r>
+      <w:r>
+        <w:t xml:space="preserve"> </w:t>
+      </w:r>
+      <w:r>
+        <w:t xml:space="preserve">GET /api/v1/client/update</w:t>
+      </w:r>
+      <w:r>
+        <w:t xml:space="preserve"> </w:t>
+      </w:r>
+      <w:r>
+        <w:t xml:space="preserve">204 (no active deployment — correct),</w:t>
+      </w:r>
+      <w:r>
+        <w:t xml:space="preserve"> </w:t>
+      </w:r>
+      <w:r>
+        <w:t xml:space="preserve">POST /api/v1/client/telemetry</w:t>
+      </w:r>
+      <w:r>
+        <w:t xml:space="preserve"> </w:t>
+      </w:r>
+      <w:r>
+        <w:t xml:space="preserve">202 against a</w:t>
+      </w:r>
+      <w:r>
+        <w:t xml:space="preserve"> </w:t>
+      </w:r>
+      <w:r>
+        <w:t xml:space="preserve">rootless</w:t>
+      </w:r>
+      <w:r>
+        <w:t xml:space="preserve"> </w:t>
+      </w:r>
+      <w:r>
+        <w:t xml:space="preserve">linux/amd64</w:t>
+      </w:r>
+      <w:r>
+        <w:t xml:space="preserve"> </w:t>
+      </w:r>
+      <w:r>
+        <w:t xml:space="preserve">ota-server</w:t>
+      </w:r>
+      <w:r>
+        <w:t xml:space="preserve"> </w:t>
+      </w:r>
+      <w:r>
+        <w:t xml:space="preserve">on nezha,</w:t>
+      </w:r>
+      <w:r>
+        <w:t xml:space="preserve"> </w:t>
+      </w:r>
+      <w:r>
+        <w:t xml:space="preserve">with sink-side</w:t>
+      </w:r>
+      <w:r>
+        <w:t xml:space="preserve"> </w:t>
+      </w:r>
+      <w:r>
+        <w:t xml:space="preserve">GET /devices/by-hardware/…</w:t>
+      </w:r>
+      <w:r>
+        <w:t xml:space="preserve"> </w:t>
+      </w:r>
+      <w:r>
+        <w:t xml:space="preserve">returning</w:t>
+      </w:r>
+      <w:r>
+        <w:t xml:space="preserve"> </w:t>
+      </w:r>
+      <w:r>
+        <w:t xml:space="preserve">update_state=success</w:t>
+      </w:r>
+      <w:r>
+        <w:t xml:space="preserve"> </w:t>
+      </w:r>
+      <w:r>
+        <w:t xml:space="preserve">(board’s own POST mutated server</w:t>
+      </w:r>
+      <w:r>
+        <w:t xml:space="preserve"> </w:t>
+      </w:r>
+      <w:r>
+        <w:t xml:space="preserve">state). Device A (Wi-Fi,</w:t>
+      </w:r>
+      <w:r>
+        <w:t xml:space="preserve"> </w:t>
+      </w:r>
+      <w:r>
+        <w:t xml:space="preserve">19bbb528a1dbbc4d</w:t>
+      </w:r>
+      <w:r>
+        <w:t xml:space="preserve">) is an honest</w:t>
+      </w:r>
+      <w:r>
+        <w:t xml:space="preserve"> </w:t>
+      </w:r>
+      <w:r>
+        <w:t xml:space="preserve">topology</w:t>
+      </w:r>
+      <w:r>
+        <w:t xml:space="preserve"> </w:t>
+      </w:r>
+      <w:r>
+        <w:t xml:space="preserve">SKIP</w:t>
+      </w:r>
+      <w:r>
+        <w:t xml:space="preserve"> </w:t>
+      </w:r>
+      <w:r>
+        <w:t xml:space="preserve">(VPN tun1 full-tunnel / Wi-Fi AP</w:t>
+      </w:r>
+      <w:r>
+        <w:t xml:space="preserve"> </w:t>
+      </w:r>
+      <w:r>
+        <w:t xml:space="preserve">isolation — busybox nc to both</w:t>
+      </w:r>
+      <w:r>
+        <w:t xml:space="preserve"> </w:t>
+      </w:r>
+      <w:r>
+        <w:t xml:space="preserve">:18080</w:t>
+      </w:r>
+      <w:r>
+        <w:t xml:space="preserve"> </w:t>
+      </w:r>
+      <w:r>
+        <w:t xml:space="preserve">and</w:t>
+      </w:r>
+      <w:r>
+        <w:t xml:space="preserve"> </w:t>
+      </w:r>
+      <w:r>
+        <w:t xml:space="preserve">:22</w:t>
+      </w:r>
+      <w:r>
+        <w:t xml:space="preserve"> </w:t>
+      </w:r>
+      <w:r>
+        <w:t xml:space="preserve">time out → blocked path, captured root cause, NOT a Helix defect).</w:t>
+      </w:r>
+      <w:r>
+        <w:t xml:space="preserve"> </w:t>
+      </w:r>
+      <w:r>
+        <w:t xml:space="preserve">Both boards are NON-A/B</w:t>
+      </w:r>
+      <w:r>
+        <w:t xml:space="preserve"> </w:t>
+      </w:r>
+      <w:r>
+        <w:t xml:space="preserve">(single-slot, no</w:t>
+      </w:r>
+      <w:r>
+        <w:t xml:space="preserve"> </w:t>
+      </w:r>
+      <w:r>
+        <w:t xml:space="preserve">update_engine</w:t>
+      </w:r>
+      <w:r>
+        <w:t xml:space="preserve">) — this validates the control plane on real</w:t>
+      </w:r>
+      <w:r>
+        <w:t xml:space="preserve"> </w:t>
+      </w:r>
+      <w:r>
+        <w:t xml:space="preserve">hardware, NOT native A/B apply (F112’s job). ZERO device state changes</w:t>
+      </w:r>
+      <w:r>
+        <w:t xml:space="preserve"> </w:t>
+      </w:r>
+      <w:r>
+        <w:t xml:space="preserve">(§11.4.122/§11.4.133). Evidence:</w:t>
+      </w:r>
+      <w:r>
+        <w:t xml:space="preserve"> </w:t>
+      </w:r>
+      <w:r>
+        <w:t xml:space="preserve">docs/qa/20260622-rk3588-controlplane/REPORT.md</w:t>
+      </w:r>
+      <w:r>
+        <w:t xml:space="preserve">.</w:t>
+      </w:r>
+    </w:p>
+    <w:p>
+      <w:pPr>
+        <w:pStyle w:val="BodyText"/>
+      </w:pPr>
+      <w:r>
+        <w:t xml:space="preserve">Distribution repoint (containers).</w:t>
+      </w:r>
+      <w:r>
+        <w:t xml:space="preserve"> </w:t>
+      </w:r>
+      <w:r>
+        <w:t xml:space="preserve">Container</w:t>
+      </w:r>
+      <w:r>
+        <w:t xml:space="preserve"> </w:t>
+      </w:r>
+      <w:r>
+        <w:t xml:space="preserve">distribution targets now</w:t>
+      </w:r>
+      <w:r>
+        <w:t xml:space="preserve"> </w:t>
+      </w:r>
+      <w:r>
+        <w:t xml:space="preserve">thinker.local</w:t>
+      </w:r>
+      <w:r>
+        <w:t xml:space="preserve"> </w:t>
+      </w:r>
+      <w:r>
+        <w:t xml:space="preserve">(live) +</w:t>
+      </w:r>
+      <w:r>
+        <w:t xml:space="preserve"> </w:t>
+      </w:r>
+      <w:r>
+        <w:t xml:space="preserve">amber.local</w:t>
+      </w:r>
+      <w:r>
+        <w:t xml:space="preserve"> </w:t>
+      </w:r>
+      <w:r>
+        <w:t xml:space="preserve">(SSH-key-pending — operator:</w:t>
+      </w:r>
+      <w:r>
+        <w:t xml:space="preserve"> </w:t>
+      </w:r>
+      <w:r>
+        <w:t xml:space="preserve">ssh-copy-id</w:t>
+      </w:r>
+      <w:r>
+        <w:t xml:space="preserve">);</w:t>
+      </w:r>
+      <w:r>
+        <w:t xml:space="preserve"> </w:t>
+      </w:r>
+      <w:r>
+        <w:t xml:space="preserve">nezha.local</w:t>
+      </w:r>
+      <w:r>
+        <w:t xml:space="preserve"> </w:t>
+      </w:r>
+      <w:r>
+        <w:t xml:space="preserve">is</w:t>
+      </w:r>
+      <w:r>
+        <w:t xml:space="preserve"> </w:t>
+      </w:r>
+      <w:r>
+        <w:t xml:space="preserve">read/import-only.</w:t>
       </w:r>
     </w:p>
     <w:p>

--- a/docs/features/Status_Summary.docx
+++ b/docs/features/Status_Summary.docx
@@ -59,7 +59,7 @@
         <w:t xml:space="preserve"> </w:t>
       </w:r>
       <w:r>
-        <w:t xml:space="preserve">9</w:t>
+        <w:t xml:space="preserve">11</w:t>
       </w:r>
       <w:r>
         <w:t xml:space="preserve"> </w:t>
@@ -71,7 +71,7 @@
         <w:t xml:space="preserve"> </w:t>
       </w:r>
       <w:r>
-        <w:t xml:space="preserve">2026-06-22T19:30:00Z</w:t>
+        <w:t xml:space="preserve">2026-06-22T22:30:00Z</w:t>
       </w:r>
       <w:r>
         <w:t xml:space="preserve"> </w:t>
@@ -805,6 +805,44 @@
         <w:pStyle w:val="BodyText"/>
       </w:pPr>
       <w:r>
+        <w:t xml:space="preserve">Commit/push cascade fixed (F117)</w:t>
+      </w:r>
+      <w:r>
+        <w:t xml:space="preserve"> </w:t>
+      </w:r>
+      <w:r>
+        <w:t xml:space="preserve">— the commit</w:t>
+      </w:r>
+      <w:r>
+        <w:t xml:space="preserve"> </w:t>
+      </w:r>
+      <w:r>
+        <w:t xml:space="preserve">wrapper now reliably fans out every commit to all four upstream mirrors</w:t>
+      </w:r>
+      <w:r>
+        <w:t xml:space="preserve"> </w:t>
+      </w:r>
+      <w:r>
+        <w:t xml:space="preserve">with an honest exit on failure. This is genuinely real: multiple real</w:t>
+      </w:r>
+      <w:r>
+        <w:t xml:space="preserve"> </w:t>
+      </w:r>
+      <w:r>
+        <w:t xml:space="preserve">commits were pushed to all four mirrors this session through the</w:t>
+      </w:r>
+      <w:r>
+        <w:t xml:space="preserve"> </w:t>
+      </w:r>
+      <w:r>
+        <w:t xml:space="preserve">fix.</w:t>
+      </w:r>
+    </w:p>
+    <w:p>
+      <w:pPr>
+        <w:pStyle w:val="BodyText"/>
+      </w:pPr>
+      <w:r>
         <w:t xml:space="preserve">Governance</w:t>
       </w:r>
       <w:r>
@@ -961,7 +999,1532 @@
         <w:t xml:space="preserve"> </w:t>
       </w:r>
       <w:r>
-        <w:t xml:space="preserve">documented</w:t>
+        <w:t xml:space="preserve">documented (</w:t>
+      </w:r>
+      <w:r>
+        <w:t xml:space="preserve">docs/design/CUTTLEFISH_ROOTFUL_EXCEPTION.md</w:t>
+      </w:r>
+      <w:r>
+        <w:t xml:space="preserve">).</w:t>
+      </w:r>
+      <w:r>
+        <w:t xml:space="preserve"> </w:t>
+      </w:r>
+      <w:r>
+        <w:t xml:space="preserve">The bring-up is now runbook-ready</w:t>
+      </w:r>
+      <w:r>
+        <w:t xml:space="preserve"> </w:t>
+      </w:r>
+      <w:r>
+        <w:t xml:space="preserve">—</w:t>
+      </w:r>
+      <w:r>
+        <w:t xml:space="preserve"> </w:t>
+      </w:r>
+      <w:r>
+        <w:t xml:space="preserve">docs/design/CUTTLEFISH_NEZHA_RUNBOOK.md</w:t>
+      </w:r>
+      <w:r>
+        <w:t xml:space="preserve"> </w:t>
+      </w:r>
+      <w:r>
+        <w:t xml:space="preserve">gives the exact</w:t>
+      </w:r>
+      <w:r>
+        <w:t xml:space="preserve"> </w:t>
+      </w:r>
+      <w:r>
+        <w:t xml:space="preserve">step-by-step for the real nezha run: the operator runs the three</w:t>
+      </w:r>
+      <w:r>
+        <w:t xml:space="preserve"> </w:t>
+      </w:r>
+      <w:r>
+        <w:t xml:space="preserve">privileged steps (nezha has no passwordless sudo), and the agent drives</w:t>
+      </w:r>
+      <w:r>
+        <w:t xml:space="preserve"> </w:t>
+      </w:r>
+      <w:r>
+        <w:t xml:space="preserve">the rest (extract assets, launch the virtual device, run the A/B +</w:t>
+      </w:r>
+      <w:r>
+        <w:t xml:space="preserve"> </w:t>
+      </w:r>
+      <w:r>
+        <w:t xml:space="preserve">auto-rollback check). It stays NOT-a-real-A/B-pass until that runbook is</w:t>
+      </w:r>
+      <w:r>
+        <w:t xml:space="preserve"> </w:t>
+      </w:r>
+      <w:r>
+        <w:t xml:space="preserve">actually executed with the slot-flip + rollback evidence captured.</w:t>
+      </w:r>
+    </w:p>
+    <w:p>
+      <w:pPr>
+        <w:pStyle w:val="BodyText"/>
+      </w:pPr>
+      <w:r>
+        <w:t xml:space="preserve">Container stack distribution (F114) — NOT a real-deploy pass</w:t>
+      </w:r>
+      <w:r>
+        <w:t xml:space="preserve"> </w:t>
+      </w:r>
+      <w:r>
+        <w:t xml:space="preserve">yet.</w:t>
+      </w:r>
+      <w:r>
+        <w:t xml:space="preserve"> </w:t>
+      </w:r>
+      <w:r>
+        <w:t xml:space="preserve">The</w:t>
+      </w:r>
+      <w:r>
+        <w:t xml:space="preserve"> </w:t>
+      </w:r>
+      <w:r>
+        <w:t xml:space="preserve">distribute_stack.sh</w:t>
+      </w:r>
+      <w:r>
+        <w:t xml:space="preserve"> </w:t>
+      </w:r>
+      <w:r>
+        <w:t xml:space="preserve">mechanism (probe host</w:t>
+      </w:r>
+      <w:r>
+        <w:t xml:space="preserve"> </w:t>
+      </w:r>
+      <w:r>
+        <w:t xml:space="preserve">→ rsync → remote rootless</w:t>
+      </w:r>
+      <w:r>
+        <w:t xml:space="preserve"> </w:t>
+      </w:r>
+      <w:r>
+        <w:t xml:space="preserve">podman-compose</w:t>
+      </w:r>
+      <w:r>
+        <w:t xml:space="preserve"> </w:t>
+      </w:r>
+      <w:r>
+        <w:t xml:space="preserve">→ health-check) is</w:t>
+      </w:r>
+      <w:r>
+        <w:t xml:space="preserve"> </w:t>
+      </w:r>
+      <w:r>
+        <w:t xml:space="preserve">verified in</w:t>
+      </w:r>
+      <w:r>
+        <w:t xml:space="preserve"> </w:t>
+      </w:r>
+      <w:r>
+        <w:t xml:space="preserve">dry-run</w:t>
+      </w:r>
+      <w:r>
+        <w:t xml:space="preserve"> </w:t>
+      </w:r>
+      <w:r>
+        <w:t xml:space="preserve">only. A</w:t>
+      </w:r>
+      <w:r>
+        <w:t xml:space="preserve"> </w:t>
+      </w:r>
+      <w:r>
+        <w:t xml:space="preserve">REAL</w:t>
+      </w:r>
+      <w:r>
+        <w:t xml:space="preserve"> </w:t>
+      </w:r>
+      <w:r>
+        <w:t xml:space="preserve">(non-dry-run) deploy to</w:t>
+      </w:r>
+      <w:r>
+        <w:t xml:space="preserve"> </w:t>
+      </w:r>
+      <w:r>
+        <w:t xml:space="preserve">thinker.local</w:t>
+      </w:r>
+      <w:r>
+        <w:t xml:space="preserve"> </w:t>
+      </w:r>
+      <w:r>
+        <w:t xml:space="preserve">was attempted and</w:t>
+      </w:r>
+      <w:r>
+        <w:t xml:space="preserve"> </w:t>
+      </w:r>
+      <w:r>
+        <w:t xml:space="preserve">FAILED</w:t>
+      </w:r>
+      <w:r>
+        <w:t xml:space="preserve"> </w:t>
+      </w:r>
+      <w:r>
+        <w:t xml:space="preserve">(evidence</w:t>
+      </w:r>
+      <w:r>
+        <w:t xml:space="preserve"> </w:t>
+      </w:r>
+      <w:r>
+        <w:t xml:space="preserve">docs/qa/20260622-211644-distribute-thinker/</w:t>
+      </w:r>
+      <w:r>
+        <w:t xml:space="preserve">): two script</w:t>
+      </w:r>
+      <w:r>
+        <w:t xml:space="preserve"> </w:t>
+      </w:r>
+      <w:r>
+        <w:t xml:space="preserve">bugs were found and</w:t>
+      </w:r>
+      <w:r>
+        <w:t xml:space="preserve"> </w:t>
+      </w:r>
+      <w:r>
+        <w:t xml:space="preserve">FIXED</w:t>
+      </w:r>
+      <w:r>
+        <w:t xml:space="preserve"> </w:t>
+      </w:r>
+      <w:r>
+        <w:t xml:space="preserve">(an rsync nested-mkdir gap,</w:t>
+      </w:r>
+      <w:r>
+        <w:t xml:space="preserve"> </w:t>
+      </w:r>
+      <w:r>
+        <w:t xml:space="preserve">and a wrong compose provider — it had picked the broken</w:t>
+      </w:r>
+      <w:r>
+        <w:t xml:space="preserve"> </w:t>
+      </w:r>
+      <w:r>
+        <w:t xml:space="preserve">podman compose</w:t>
+      </w:r>
+      <w:r>
+        <w:t xml:space="preserve"> </w:t>
+      </w:r>
+      <w:r>
+        <w:t xml:space="preserve">plugin instead of</w:t>
+      </w:r>
+      <w:r>
+        <w:t xml:space="preserve"> </w:t>
+      </w:r>
+      <w:r>
+        <w:t xml:space="preserve">podman-compose</w:t>
+      </w:r>
+      <w:r>
+        <w:t xml:space="preserve">, now corrected), but the deploy is still</w:t>
+      </w:r>
+      <w:r>
+        <w:t xml:space="preserve"> </w:t>
+      </w:r>
+      <w:r>
+        <w:t xml:space="preserve">blocked on a</w:t>
+      </w:r>
+      <w:r>
+        <w:t xml:space="preserve"> </w:t>
+      </w:r>
+      <w:r>
+        <w:t xml:space="preserve">HelixTrack sibling-repo defect</w:t>
+      </w:r>
+      <w:r>
+        <w:t xml:space="preserve">: that</w:t>
+      </w:r>
+      <w:r>
+        <w:t xml:space="preserve"> </w:t>
+      </w:r>
+      <w:r>
+        <w:t xml:space="preserve">repo’s Dockerfile pins Go 1.22 while its</w:t>
+      </w:r>
+      <w:r>
+        <w:t xml:space="preserve"> </w:t>
+      </w:r>
+      <w:r>
+        <w:t xml:space="preserve">go.mod</w:t>
+      </w:r>
+      <w:r>
+        <w:t xml:space="preserve"> </w:t>
+      </w:r>
+      <w:r>
+        <w:t xml:space="preserve">needs Go</w:t>
+      </w:r>
+      <w:r>
+        <w:t xml:space="preserve"> </w:t>
+      </w:r>
+      <w:r>
+        <w:t xml:space="preserve">1.24, so the helixtrack-core image build fails. No successful end-to-end</w:t>
+      </w:r>
+      <w:r>
+        <w:t xml:space="preserve"> </w:t>
+      </w:r>
+      <w:r>
+        <w:t xml:space="preserve">deploy has happened.</w:t>
+      </w:r>
+      <w:r>
+        <w:t xml:space="preserve"> </w:t>
+      </w:r>
+      <w:r>
+        <w:t xml:space="preserve">thinker.local</w:t>
+      </w:r>
+      <w:r>
+        <w:t xml:space="preserve"> </w:t>
+      </w:r>
+      <w:r>
+        <w:t xml:space="preserve">is the intended live</w:t>
+      </w:r>
+      <w:r>
+        <w:t xml:space="preserve"> </w:t>
+      </w:r>
+      <w:r>
+        <w:t xml:space="preserve">target;</w:t>
+      </w:r>
+      <w:r>
+        <w:t xml:space="preserve"> </w:t>
+      </w:r>
+      <w:r>
+        <w:t xml:space="preserve">nezha</w:t>
+      </w:r>
+      <w:r>
+        <w:t xml:space="preserve"> </w:t>
+      </w:r>
+      <w:r>
+        <w:t xml:space="preserve">is read/import-only.</w:t>
+      </w:r>
+    </w:p>
+    <w:p>
+      <w:pPr>
+        <w:pStyle w:val="BodyText"/>
+      </w:pPr>
+      <w:r>
+        <w:t xml:space="preserve">Docker fallback for amber (F115) — gate logic verified, real</w:t>
+      </w:r>
+      <w:r>
+        <w:t xml:space="preserve"> </w:t>
+      </w:r>
+      <w:r>
+        <w:t xml:space="preserve">deploy NOT run.</w:t>
+      </w:r>
+      <w:r>
+        <w:t xml:space="preserve"> </w:t>
+      </w:r>
+      <w:r>
+        <w:t xml:space="preserve">amber</w:t>
+      </w:r>
+      <w:r>
+        <w:t xml:space="preserve"> </w:t>
+      </w:r>
+      <w:r>
+        <w:t xml:space="preserve">has docker but no rootless</w:t>
+      </w:r>
+      <w:r>
+        <w:t xml:space="preserve"> </w:t>
+      </w:r>
+      <w:r>
+        <w:t xml:space="preserve">podman, so it gets an</w:t>
+      </w:r>
+      <w:r>
+        <w:t xml:space="preserve"> </w:t>
+      </w:r>
+      <w:r>
+        <w:t xml:space="preserve">operator-authorized docker</w:t>
+      </w:r>
+      <w:r>
+        <w:t xml:space="preserve"> </w:t>
+      </w:r>
+      <w:r>
+        <w:t xml:space="preserve">fallback</w:t>
+      </w:r>
+      <w:r>
+        <w:t xml:space="preserve"> </w:t>
+      </w:r>
+      <w:r>
+        <w:t xml:space="preserve">(explicit opt-in</w:t>
+      </w:r>
+      <w:r>
+        <w:t xml:space="preserve"> </w:t>
+      </w:r>
+      <w:r>
+        <w:t xml:space="preserve">HELIX_ALLOW_DOCKER_FALLBACK=1</w:t>
+      </w:r>
+      <w:r>
+        <w:t xml:space="preserve">, never the default —</w:t>
+      </w:r>
+      <w:r>
+        <w:t xml:space="preserve"> </w:t>
+      </w:r>
+      <w:r>
+        <w:t xml:space="preserve">rootless-podman is always preferred). The default-OFF gate + host</w:t>
+      </w:r>
+      <w:r>
+        <w:t xml:space="preserve"> </w:t>
+      </w:r>
+      <w:r>
+        <w:t xml:space="preserve">selection are verified in</w:t>
+      </w:r>
+      <w:r>
+        <w:t xml:space="preserve"> </w:t>
+      </w:r>
+      <w:r>
+        <w:t xml:space="preserve">dry-run</w:t>
+      </w:r>
+      <w:r>
+        <w:t xml:space="preserve"> </w:t>
+      </w:r>
+      <w:r>
+        <w:t xml:space="preserve">(amber selected via</w:t>
+      </w:r>
+      <w:r>
+        <w:t xml:space="preserve"> </w:t>
+      </w:r>
+      <w:r>
+        <w:t xml:space="preserve">docker only with the flag, honestly skipped without it), but</w:t>
+      </w:r>
+      <w:r>
+        <w:t xml:space="preserve"> </w:t>
+      </w:r>
+      <w:r>
+        <w:t xml:space="preserve">no</w:t>
+      </w:r>
+      <w:r>
+        <w:t xml:space="preserve"> </w:t>
+      </w:r>
+      <w:r>
+        <w:t xml:space="preserve">real docker deploy to amber has executed</w:t>
+      </w:r>
+      <w:r>
+        <w:t xml:space="preserve">. amber was onboarded</w:t>
+      </w:r>
+      <w:r>
+        <w:t xml:space="preserve"> </w:t>
+      </w:r>
+      <w:r>
+        <w:t xml:space="preserve">(SSH key + docker present) on 2026-06-22.</w:t>
+      </w:r>
+    </w:p>
+    <w:p>
+      <w:pPr>
+        <w:pStyle w:val="BodyText"/>
+      </w:pPr>
+      <w:r>
+        <w:t xml:space="preserve">Remote emulator launch hardening (F116) — source done,</w:t>
+      </w:r>
+      <w:r>
+        <w:t xml:space="preserve"> </w:t>
+      </w:r>
+      <w:r>
+        <w:t xml:space="preserve">persistence NOT verified.</w:t>
+      </w:r>
+      <w:r>
+        <w:t xml:space="preserve"> </w:t>
+      </w:r>
+      <w:r>
+        <w:t xml:space="preserve">The Android emulator launch on nezha</w:t>
+      </w:r>
+      <w:r>
+        <w:t xml:space="preserve"> </w:t>
+      </w:r>
+      <w:r>
+        <w:t xml:space="preserve">was hardened with</w:t>
+      </w:r>
+      <w:r>
+        <w:t xml:space="preserve"> </w:t>
+      </w:r>
+      <w:r>
+        <w:t xml:space="preserve">setsid</w:t>
+      </w:r>
+      <w:r>
+        <w:t xml:space="preserve"> </w:t>
+      </w:r>
+      <w:r>
+        <w:t xml:space="preserve">full SSH-session detachment</w:t>
+      </w:r>
+      <w:r>
+        <w:t xml:space="preserve"> </w:t>
+      </w:r>
+      <w:r>
+        <w:t xml:space="preserve">(applied + code-reviewed), and the earlier AVD boot was proven. BUT the</w:t>
+      </w:r>
+      <w:r>
+        <w:t xml:space="preserve"> </w:t>
+      </w:r>
+      <w:r>
+        <w:t xml:space="preserve">actual on-target behaviour the fix targets — the emulator surviving the</w:t>
+      </w:r>
+      <w:r>
+        <w:t xml:space="preserve"> </w:t>
+      </w:r>
+      <w:r>
+        <w:t xml:space="preserve">launching SSH session ending — is</w:t>
+      </w:r>
+      <w:r>
+        <w:t xml:space="preserve"> </w:t>
+      </w:r>
+      <w:r>
+        <w:t xml:space="preserve">operator-attended and NOT yet</w:t>
+      </w:r>
+      <w:r>
+        <w:t xml:space="preserve"> </w:t>
+      </w:r>
+      <w:r>
+        <w:t xml:space="preserve">run-verified</w:t>
+      </w:r>
+      <w:r>
+        <w:t xml:space="preserve">.</w:t>
+      </w:r>
+    </w:p>
+    <w:p>
+      <w:pPr>
+        <w:pStyle w:val="BodyText"/>
+      </w:pPr>
+      <w:r>
+        <w:t xml:space="preserve">Full Android OTA test (Tier-2 Cuttlefish)</w:t>
+      </w:r>
+      <w:r>
+        <w:t xml:space="preserve"> </w:t>
+      </w:r>
+      <w:r>
+        <w:t xml:space="preserve">— cannot</w:t>
+      </w:r>
+      <w:r>
+        <w:t xml:space="preserve"> </w:t>
+      </w:r>
+      <w:r>
+        <w:t xml:space="preserve">run on this Mac (needs Linux with KVM). Ready for the operator’s Linux</w:t>
+      </w:r>
+      <w:r>
+        <w:t xml:space="preserve"> </w:t>
+      </w:r>
+      <w:r>
+        <w:t xml:space="preserve">machine.</w:t>
+      </w:r>
+    </w:p>
+    <w:p>
+      <w:pPr>
+        <w:pStyle w:val="BodyText"/>
+      </w:pPr>
+      <w:r>
+        <w:t xml:space="preserve">Real hardware testing (Tier-3 RK3588 board)</w:t>
+      </w:r>
+      <w:r>
+        <w:t xml:space="preserve"> </w:t>
+      </w:r>
+      <w:r>
+        <w:t xml:space="preserve">— no</w:t>
+      </w:r>
+      <w:r>
+        <w:t xml:space="preserve"> </w:t>
+      </w:r>
+      <w:r>
+        <w:t xml:space="preserve">board on the bench yet.</w:t>
+      </w:r>
+    </w:p>
+    <w:p>
+      <w:pPr>
+        <w:pStyle w:val="BodyText"/>
+      </w:pPr>
+      <w:r>
+        <w:t xml:space="preserve">Stress/chaos coverage</w:t>
+      </w:r>
+      <w:r>
+        <w:t xml:space="preserve"> </w:t>
+      </w:r>
+      <w:r>
+        <w:t xml:space="preserve">— present for some submodules</w:t>
+      </w:r>
+      <w:r>
+        <w:t xml:space="preserve"> </w:t>
+      </w:r>
+      <w:r>
+        <w:t xml:space="preserve">but not yet for the server endpoints.</w:t>
+      </w:r>
+    </w:p>
+    <w:p>
+      <w:pPr>
+        <w:pStyle w:val="BodyText"/>
+      </w:pPr>
+      <w:r>
+        <w:t xml:space="preserve">Build resource statistics tracking</w:t>
+      </w:r>
+      <w:r>
+        <w:t xml:space="preserve"> </w:t>
+      </w:r>
+      <w:r>
+        <w:t xml:space="preserve">— mandated but</w:t>
+      </w:r>
+      <w:r>
+        <w:t xml:space="preserve"> </w:t>
+      </w:r>
+      <w:r>
+        <w:t xml:space="preserve">not yet built.</w:t>
+      </w:r>
+    </w:p>
+    <w:p>
+      <w:pPr>
+        <w:pStyle w:val="BodyText"/>
+      </w:pPr>
+      <w:r>
+        <w:t xml:space="preserve">Workable-items SQLite database</w:t>
+      </w:r>
+      <w:r>
+        <w:t xml:space="preserve"> </w:t>
+      </w:r>
+      <w:r>
+        <w:t xml:space="preserve">— mandated but not</w:t>
+      </w:r>
+      <w:r>
+        <w:t xml:space="preserve"> </w:t>
+      </w:r>
+      <w:r>
+        <w:t xml:space="preserve">yet built.</w:t>
+      </w:r>
+    </w:p>
+    <w:p>
+      <w:pPr>
+        <w:pStyle w:val="BodyText"/>
+      </w:pPr>
+      <w:r>
+        <w:t xml:space="preserve">CodeGraph MCP integration</w:t>
+      </w:r>
+      <w:r>
+        <w:t xml:space="preserve"> </w:t>
+      </w:r>
+      <w:r>
+        <w:t xml:space="preserve">— completed (31,718 nodes</w:t>
+      </w:r>
+      <w:r>
+        <w:t xml:space="preserve"> </w:t>
+      </w:r>
+      <w:r>
+        <w:t xml:space="preserve">indexed across own-org submodules).</w:t>
+      </w:r>
+    </w:p>
+    <w:p>
+      <w:pPr>
+        <w:pStyle w:val="BodyText"/>
+      </w:pPr>
+      <w:r>
+        <w:t xml:space="preserve">Bottom line:</w:t>
+      </w:r>
+      <w:r>
+        <w:t xml:space="preserve"> </w:t>
+      </w:r>
+      <w:r>
+        <w:t xml:space="preserve">The server, Go libraries, remote</w:t>
+      </w:r>
+      <w:r>
+        <w:t xml:space="preserve"> </w:t>
+      </w:r>
+      <w:r>
+        <w:t xml:space="preserve">deployment, remote stress testing, the A/B update core (slot switch +</w:t>
+      </w:r>
+      <w:r>
+        <w:t xml:space="preserve"> </w:t>
+      </w:r>
+      <w:r>
+        <w:t xml:space="preserve">auto-rollback + RAUC dm-verity), and ApplyPort server-side</w:t>
+      </w:r>
+      <w:r>
+        <w:t xml:space="preserve"> </w:t>
+      </w:r>
+      <w:r>
+        <w:t xml:space="preserve">implementation are all proven with captured evidence or testing.</w:t>
+      </w:r>
+      <w:r>
+        <w:t xml:space="preserve"> </w:t>
+      </w:r>
+      <w:r>
+        <w:t xml:space="preserve">Security hardening (IDOR, Tauri IPC, docker-compose secrets) is</w:t>
+      </w:r>
+      <w:r>
+        <w:t xml:space="preserve"> </w:t>
+      </w:r>
+      <w:r>
+        <w:t xml:space="preserve">complete. The Android on-device apply, and hardware-tier tests remain as</w:t>
+      </w:r>
+      <w:r>
+        <w:t xml:space="preserve"> </w:t>
+      </w:r>
+      <w:r>
+        <w:t xml:space="preserve">the open items before a release tag.</w:t>
+      </w:r>
+    </w:p>
+    <w:p>
+      <w:pPr>
+        <w:pStyle w:val="BodyText"/>
+      </w:pPr>
+      <w:r>
+        <w:t xml:space="preserve">Page 2 — For software</w:t>
+      </w:r>
+      <w:r>
+        <w:t xml:space="preserve"> </w:t>
+      </w:r>
+      <w:r>
+        <w:t xml:space="preserve">engineers</w:t>
+      </w:r>
+    </w:p>
+    <w:p>
+      <w:pPr>
+        <w:pStyle w:val="BodyText"/>
+      </w:pPr>
+      <w:r>
+        <w:t xml:space="preserve">Feature inventory summary (all 109 items from</w:t>
+      </w:r>
+      <w:r>
+        <w:t xml:space="preserve"> </w:t>
+      </w:r>
+      <w:r>
+        <w:t xml:space="preserve">Status.md):</w:t>
+      </w:r>
+    </w:p>
+    <w:p>
+      <w:pPr>
+        <w:pStyle w:val="BodyText"/>
+      </w:pPr>
+      <w:r>
+        <w:t xml:space="preserve">Status</w:t>
+      </w:r>
+    </w:p>
+    <w:p>
+      <w:pPr>
+        <w:pStyle w:val="BodyText"/>
+      </w:pPr>
+      <w:r>
+        <w:t xml:space="preserve">Count</w:t>
+      </w:r>
+    </w:p>
+    <w:p>
+      <w:pPr>
+        <w:pStyle w:val="BodyText"/>
+      </w:pPr>
+      <w:r>
+        <w:t xml:space="preserve">Key Items</w:t>
+      </w:r>
+    </w:p>
+    <w:p>
+      <w:pPr>
+        <w:pStyle w:val="BodyText"/>
+      </w:pPr>
+      <w:r>
+        <w:t xml:space="preserve">PASS</w:t>
+      </w:r>
+    </w:p>
+    <w:p>
+      <w:pPr>
+        <w:pStyle w:val="BodyText"/>
+      </w:pPr>
+      <w:r>
+        <w:t xml:space="preserve">50</w:t>
+      </w:r>
+    </w:p>
+    <w:p>
+      <w:pPr>
+        <w:pStyle w:val="BodyText"/>
+      </w:pPr>
+      <w:r>
+        <w:t xml:space="preserve">All server handlers (F01-F34), emulator Tier-0/Tier-1 (F44-F49), e2e</w:t>
+      </w:r>
+      <w:r>
+        <w:t xml:space="preserve"> </w:t>
+      </w:r>
+      <w:r>
+        <w:t xml:space="preserve">tests (F57-F67), build gates (F69-F71), scripts (F74-F76), Multi-Project</w:t>
+      </w:r>
+      <w:r>
+        <w:t xml:space="preserve"> </w:t>
+      </w:r>
+      <w:r>
+        <w:t xml:space="preserve">API + IDOR (F90-F91), MountManagerUI (F98), IDOR Security (F99), Tauri</w:t>
+      </w:r>
+      <w:r>
+        <w:t xml:space="preserve"> </w:t>
+      </w:r>
+      <w:r>
+        <w:t xml:space="preserve">IPC (F100), Docker Secrets (F101), Remote Deploy (F103), Devices List</w:t>
+      </w:r>
+      <w:r>
+        <w:t xml:space="preserve"> </w:t>
+      </w:r>
+      <w:r>
+        <w:t xml:space="preserve">API (F104), Hardware ID Reverse Lookup (F105),</w:t>
+      </w:r>
+      <w:r>
+        <w:t xml:space="preserve"> </w:t>
+      </w:r>
+      <w:r>
+        <w:t xml:space="preserve">RK3588</w:t>
+      </w:r>
+      <w:r>
+        <w:t xml:space="preserve"> </w:t>
+      </w:r>
+      <w:r>
+        <w:t xml:space="preserve">control-plane validation — Device B (F113)</w:t>
+      </w:r>
+    </w:p>
+    <w:p>
+      <w:pPr>
+        <w:pStyle w:val="BodyText"/>
+      </w:pPr>
+      <w:r>
+        <w:t xml:space="preserve">SKIP</w:t>
+      </w:r>
+    </w:p>
+    <w:p>
+      <w:pPr>
+        <w:pStyle w:val="BodyText"/>
+      </w:pPr>
+      <w:r>
+        <w:t xml:space="preserve">1</w:t>
+      </w:r>
+    </w:p>
+    <w:p>
+      <w:pPr>
+        <w:pStyle w:val="BodyText"/>
+      </w:pPr>
+      <w:r>
+        <w:t xml:space="preserve">Demo Re-recordings (F107) — stale/rotated per §11.4.154</w:t>
+      </w:r>
+    </w:p>
+    <w:p>
+      <w:pPr>
+        <w:pStyle w:val="BodyText"/>
+      </w:pPr>
+      <w:r>
+        <w:t xml:space="preserve">VERIFIED</w:t>
+      </w:r>
+    </w:p>
+    <w:p>
+      <w:pPr>
+        <w:pStyle w:val="BodyText"/>
+      </w:pPr>
+      <w:r>
+        <w:t xml:space="preserve">24</w:t>
+      </w:r>
+    </w:p>
+    <w:p>
+      <w:pPr>
+        <w:pStyle w:val="BodyText"/>
+      </w:pPr>
+      <w:r>
+        <w:t xml:space="preserve">Go submodules (F35-F41), containers (F68), .gitignore (F73),</w:t>
+      </w:r>
+      <w:r>
+        <w:t xml:space="preserve"> </w:t>
+      </w:r>
+      <w:r>
+        <w:t xml:space="preserve">governance (F77-F85), CodeGraph wired (F88), frontend build + tests</w:t>
+      </w:r>
+      <w:r>
+        <w:t xml:space="preserve"> </w:t>
+      </w:r>
+      <w:r>
+        <w:t xml:space="preserve">(F92-F93), Production Deploy (F96), Remote Stress (F97), §11.4.159</w:t>
+      </w:r>
+      <w:r>
+        <w:t xml:space="preserve"> </w:t>
+      </w:r>
+      <w:r>
+        <w:t xml:space="preserve">Recording Compliance (F106), HelixTrack Integration (F108), Build</w:t>
+      </w:r>
+      <w:r>
+        <w:t xml:space="preserve"> </w:t>
+      </w:r>
+      <w:r>
+        <w:t xml:space="preserve">Resource Stats (F109),</w:t>
+      </w:r>
+      <w:r>
+        <w:t xml:space="preserve"> </w:t>
+      </w:r>
+      <w:r>
+        <w:t xml:space="preserve">commit_all cascade-push (F117 — real</w:t>
+      </w:r>
+      <w:r>
+        <w:t xml:space="preserve"> </w:t>
+      </w:r>
+      <w:r>
+        <w:t xml:space="preserve">commits pushed to all four mirrors this session)</w:t>
+      </w:r>
+    </w:p>
+    <w:p>
+      <w:pPr>
+        <w:pStyle w:val="BodyText"/>
+      </w:pPr>
+      <w:r>
+        <w:t xml:space="preserve">PROVEN</w:t>
+      </w:r>
+    </w:p>
+    <w:p>
+      <w:pPr>
+        <w:pStyle w:val="BodyText"/>
+      </w:pPr>
+      <w:r>
+        <w:t xml:space="preserve">6</w:t>
+      </w:r>
+    </w:p>
+    <w:p>
+      <w:pPr>
+        <w:pStyle w:val="BodyText"/>
+      </w:pPr>
+      <w:r>
+        <w:t xml:space="preserve">PWU-AB-1 base+boot (F50), slot switch (F51), auto-rollback (F52),</w:t>
+      </w:r>
+      <w:r>
+        <w:t xml:space="preserve"> </w:t>
+      </w:r>
+      <w:r>
+        <w:t xml:space="preserve">PWU-AB-2 RAUC dm-verity (F53), slot switch video (F94), rollback video</w:t>
+      </w:r>
+      <w:r>
+        <w:t xml:space="preserve"> </w:t>
+      </w:r>
+      <w:r>
+        <w:t xml:space="preserve">(F95)</w:t>
+      </w:r>
+    </w:p>
+    <w:p>
+      <w:pPr>
+        <w:pStyle w:val="BodyText"/>
+      </w:pPr>
+      <w:r>
+        <w:t xml:space="preserve">IMPLEMENTED</w:t>
+      </w:r>
+    </w:p>
+    <w:p>
+      <w:pPr>
+        <w:pStyle w:val="BodyText"/>
+      </w:pPr>
+      <w:r>
+        <w:t xml:space="preserve">2</w:t>
+      </w:r>
+    </w:p>
+    <w:p>
+      <w:pPr>
+        <w:pStyle w:val="BodyText"/>
+      </w:pPr>
+      <w:r>
+        <w:t xml:space="preserve">PWU-AB-4 ApplyPort (F54), ApplyPort Scaffold (F102)</w:t>
+      </w:r>
+    </w:p>
+    <w:p>
+      <w:pPr>
+        <w:pStyle w:val="BodyText"/>
+      </w:pPr>
+      <w:r>
+        <w:t xml:space="preserve">DESIGN</w:t>
+      </w:r>
+    </w:p>
+    <w:p>
+      <w:pPr>
+        <w:pStyle w:val="BodyText"/>
+      </w:pPr>
+      <w:r>
+        <w:t xml:space="preserve">2</w:t>
+      </w:r>
+    </w:p>
+    <w:p>
+      <w:pPr>
+        <w:pStyle w:val="BodyText"/>
+      </w:pPr>
+      <w:r>
+        <w:t xml:space="preserve">ota-android-agent (F42), ota-update-engine-bridge (F43)</w:t>
+      </w:r>
+    </w:p>
+    <w:p>
+      <w:pPr>
+        <w:pStyle w:val="BodyText"/>
+      </w:pPr>
+      <w:r>
+        <w:t xml:space="preserve">OPERATOR-BLOCKED</w:t>
+      </w:r>
+    </w:p>
+    <w:p>
+      <w:pPr>
+        <w:pStyle w:val="BodyText"/>
+      </w:pPr>
+      <w:r>
+        <w:t xml:space="preserve">2</w:t>
+      </w:r>
+    </w:p>
+    <w:p>
+      <w:pPr>
+        <w:pStyle w:val="BodyText"/>
+      </w:pPr>
+      <w:r>
+        <w:t xml:space="preserve">Tier-2 Cuttlefish driver (F55 — needs Linux+KVM), Tier-3 HW (F56 —</w:t>
+      </w:r>
+      <w:r>
+        <w:t xml:space="preserve"> </w:t>
+      </w:r>
+      <w:r>
+        <w:t xml:space="preserve">needs board)</w:t>
+      </w:r>
+    </w:p>
+    <w:p>
+      <w:pPr>
+        <w:pStyle w:val="BodyText"/>
+      </w:pPr>
+      <w:r>
+        <w:t xml:space="preserve">PARTIAL</w:t>
+      </w:r>
+    </w:p>
+    <w:p>
+      <w:pPr>
+        <w:pStyle w:val="BodyText"/>
+      </w:pPr>
+      <w:r>
+        <w:t xml:space="preserve">5</w:t>
+      </w:r>
+    </w:p>
+    <w:p>
+      <w:pPr>
+        <w:pStyle w:val="BodyText"/>
+      </w:pPr>
+      <w:r>
+        <w:t xml:space="preserve">Stress+chaos coverage (F86 — partial submodule set), Cuttlefish</w:t>
+      </w:r>
+      <w:r>
+        <w:t xml:space="preserve"> </w:t>
+      </w:r>
+      <w:r>
+        <w:t xml:space="preserve">pkg/cuttlefish</w:t>
+      </w:r>
+      <w:r>
+        <w:t xml:space="preserve"> </w:t>
+      </w:r>
+      <w:r>
+        <w:t xml:space="preserve">(F112 — container path built + 30</w:t>
+      </w:r>
+      <w:r>
+        <w:t xml:space="preserve"> </w:t>
+      </w:r>
+      <w:r>
+        <w:t xml:space="preserve">-race</w:t>
+      </w:r>
+      <w:r>
+        <w:t xml:space="preserve"> </w:t>
+      </w:r>
+      <w:r>
+        <w:t xml:space="preserve">unit tests PASS + 1 honest topology SKIP; real-A/B</w:t>
+      </w:r>
+      <w:r>
+        <w:t xml:space="preserve"> </w:t>
+      </w:r>
+      <w:r>
+        <w:t xml:space="preserve">run integration-pending, NOT a real-A/B PASS),</w:t>
+      </w:r>
+      <w:r>
+        <w:t xml:space="preserve"> </w:t>
+      </w:r>
+      <w:r>
+        <w:t xml:space="preserve">Container stack</w:t>
+      </w:r>
+      <w:r>
+        <w:t xml:space="preserve"> </w:t>
+      </w:r>
+      <w:r>
+        <w:t xml:space="preserve">distribution (F114 — mechanism dry-run-verified + 2 script bugs fixed,</w:t>
+      </w:r>
+      <w:r>
+        <w:t xml:space="preserve"> </w:t>
+      </w:r>
+      <w:r>
+        <w:t xml:space="preserve">real deploy to thinker.local FAILED on HelixTrack sibling Dockerfile</w:t>
+      </w:r>
+      <w:r>
+        <w:t xml:space="preserve"> </w:t>
+      </w:r>
+      <w:r>
+        <w:t xml:space="preserve">go-version defect, NOT a real-deploy PASS)</w:t>
+      </w:r>
+      <w:r>
+        <w:t xml:space="preserve">,</w:t>
+      </w:r>
+      <w:r>
+        <w:t xml:space="preserve"> </w:t>
+      </w:r>
+      <w:r>
+        <w:t xml:space="preserve">Docker-fallback distribution §11.4.161 (F115 — gate logic</w:t>
+      </w:r>
+      <w:r>
+        <w:t xml:space="preserve"> </w:t>
+      </w:r>
+      <w:r>
+        <w:t xml:space="preserve">dry-run-verified, real docker deploy to amber NOT run)</w:t>
+      </w:r>
+      <w:r>
+        <w:t xml:space="preserve">,</w:t>
+      </w:r>
+      <w:r>
+        <w:t xml:space="preserve"> </w:t>
+      </w:r>
+      <w:r>
+        <w:t xml:space="preserve">Remote-emulator full-detachment §11.4.144 (F116 —</w:t>
+      </w:r>
+      <w:r>
+        <w:t xml:space="preserve"> </w:t>
+      </w:r>
+      <w:r>
+        <w:t xml:space="preserve">setsid</w:t>
+      </w:r>
+      <w:r>
+        <w:t xml:space="preserve"> </w:t>
+      </w:r>
+      <w:r>
+        <w:t xml:space="preserve">source hardening applied + reviewed, on-target</w:t>
+      </w:r>
+      <w:r>
+        <w:t xml:space="preserve"> </w:t>
+      </w:r>
+      <w:r>
+        <w:t xml:space="preserve">persistence NOT run-proven)</w:t>
+      </w:r>
+    </w:p>
+    <w:p>
+      <w:pPr>
+        <w:pStyle w:val="BodyText"/>
+      </w:pPr>
+      <w:r>
+        <w:t xml:space="preserve">NOT_STARTED</w:t>
+      </w:r>
+    </w:p>
+    <w:p>
+      <w:pPr>
+        <w:pStyle w:val="BodyText"/>
+      </w:pPr>
+      <w:r>
+        <w:t xml:space="preserve">2</w:t>
+      </w:r>
+    </w:p>
+    <w:p>
+      <w:pPr>
+        <w:pStyle w:val="BodyText"/>
+      </w:pPr>
+      <w:r>
+        <w:t xml:space="preserve">Build-resource-stats (F72), workable-items DB (F87)</w:t>
+      </w:r>
+    </w:p>
+    <w:p>
+      <w:pPr>
+        <w:pStyle w:val="BodyText"/>
+      </w:pPr>
+      <w:r>
+        <w:t xml:space="preserve">F113 (RK3588 control-plane validation) — PASS, honest</w:t>
+      </w:r>
+      <w:r>
+        <w:t xml:space="preserve"> </w:t>
+      </w:r>
+      <w:r>
+        <w:t xml:space="preserve">boundary.</w:t>
+      </w:r>
+      <w:r>
+        <w:t xml:space="preserve"> </w:t>
+      </w:r>
+      <w:r>
+        <w:t xml:space="preserve">Device B (Ethernet, serial</w:t>
+      </w:r>
+      <w:r>
+        <w:t xml:space="preserve"> </w:t>
+      </w:r>
+      <w:r>
+        <w:t xml:space="preserve">1acdceab90248933</w:t>
+      </w:r>
+      <w:r>
+        <w:t xml:space="preserve">) on real RK3588 Android-15 originated</w:t>
+      </w:r>
+      <w:r>
+        <w:t xml:space="preserve"> </w:t>
+      </w:r>
+      <w:r>
+        <w:t xml:space="preserve">GET /healthz</w:t>
+      </w:r>
+      <w:r>
+        <w:t xml:space="preserve"> </w:t>
+      </w:r>
+      <w:r>
+        <w:t xml:space="preserve">200,</w:t>
+      </w:r>
+      <w:r>
+        <w:t xml:space="preserve"> </w:t>
+      </w:r>
+      <w:r>
+        <w:t xml:space="preserve">GET /api/v1/client/update</w:t>
+      </w:r>
+      <w:r>
+        <w:t xml:space="preserve"> </w:t>
+      </w:r>
+      <w:r>
+        <w:t xml:space="preserve">204 (no active deployment — correct),</w:t>
+      </w:r>
+      <w:r>
+        <w:t xml:space="preserve"> </w:t>
+      </w:r>
+      <w:r>
+        <w:t xml:space="preserve">POST /api/v1/client/telemetry</w:t>
+      </w:r>
+      <w:r>
+        <w:t xml:space="preserve"> </w:t>
+      </w:r>
+      <w:r>
+        <w:t xml:space="preserve">202 against a</w:t>
+      </w:r>
+      <w:r>
+        <w:t xml:space="preserve"> </w:t>
+      </w:r>
+      <w:r>
+        <w:t xml:space="preserve">rootless</w:t>
+      </w:r>
+      <w:r>
+        <w:t xml:space="preserve"> </w:t>
+      </w:r>
+      <w:r>
+        <w:t xml:space="preserve">linux/amd64</w:t>
+      </w:r>
+      <w:r>
+        <w:t xml:space="preserve"> </w:t>
+      </w:r>
+      <w:r>
+        <w:t xml:space="preserve">ota-server</w:t>
+      </w:r>
+      <w:r>
+        <w:t xml:space="preserve"> </w:t>
+      </w:r>
+      <w:r>
+        <w:t xml:space="preserve">on nezha,</w:t>
+      </w:r>
+      <w:r>
+        <w:t xml:space="preserve"> </w:t>
+      </w:r>
+      <w:r>
+        <w:t xml:space="preserve">with sink-side</w:t>
+      </w:r>
+      <w:r>
+        <w:t xml:space="preserve"> </w:t>
+      </w:r>
+      <w:r>
+        <w:t xml:space="preserve">GET /devices/by-hardware/…</w:t>
+      </w:r>
+      <w:r>
+        <w:t xml:space="preserve"> </w:t>
+      </w:r>
+      <w:r>
+        <w:t xml:space="preserve">returning</w:t>
+      </w:r>
+      <w:r>
+        <w:t xml:space="preserve"> </w:t>
+      </w:r>
+      <w:r>
+        <w:t xml:space="preserve">update_state=success</w:t>
+      </w:r>
+      <w:r>
+        <w:t xml:space="preserve"> </w:t>
+      </w:r>
+      <w:r>
+        <w:t xml:space="preserve">(board’s own POST mutated server</w:t>
+      </w:r>
+      <w:r>
+        <w:t xml:space="preserve"> </w:t>
+      </w:r>
+      <w:r>
+        <w:t xml:space="preserve">state). Device A (Wi-Fi,</w:t>
+      </w:r>
+      <w:r>
+        <w:t xml:space="preserve"> </w:t>
+      </w:r>
+      <w:r>
+        <w:t xml:space="preserve">19bbb528a1dbbc4d</w:t>
+      </w:r>
+      <w:r>
+        <w:t xml:space="preserve">) is an honest</w:t>
+      </w:r>
+      <w:r>
+        <w:t xml:space="preserve"> </w:t>
+      </w:r>
+      <w:r>
+        <w:t xml:space="preserve">topology</w:t>
+      </w:r>
+      <w:r>
+        <w:t xml:space="preserve"> </w:t>
+      </w:r>
+      <w:r>
+        <w:t xml:space="preserve">SKIP</w:t>
+      </w:r>
+      <w:r>
+        <w:t xml:space="preserve"> </w:t>
+      </w:r>
+      <w:r>
+        <w:t xml:space="preserve">(VPN tun1 full-tunnel / Wi-Fi AP</w:t>
+      </w:r>
+      <w:r>
+        <w:t xml:space="preserve"> </w:t>
+      </w:r>
+      <w:r>
+        <w:t xml:space="preserve">isolation — busybox nc to both</w:t>
+      </w:r>
+      <w:r>
+        <w:t xml:space="preserve"> </w:t>
+      </w:r>
+      <w:r>
+        <w:t xml:space="preserve">:18080</w:t>
+      </w:r>
+      <w:r>
+        <w:t xml:space="preserve"> </w:t>
+      </w:r>
+      <w:r>
+        <w:t xml:space="preserve">and</w:t>
+      </w:r>
+      <w:r>
+        <w:t xml:space="preserve"> </w:t>
+      </w:r>
+      <w:r>
+        <w:t xml:space="preserve">:22</w:t>
+      </w:r>
+      <w:r>
+        <w:t xml:space="preserve"> </w:t>
+      </w:r>
+      <w:r>
+        <w:t xml:space="preserve">time out → blocked path, captured root cause, NOT a Helix defect).</w:t>
+      </w:r>
+      <w:r>
+        <w:t xml:space="preserve"> </w:t>
+      </w:r>
+      <w:r>
+        <w:t xml:space="preserve">Both boards are NON-A/B</w:t>
+      </w:r>
+      <w:r>
+        <w:t xml:space="preserve"> </w:t>
+      </w:r>
+      <w:r>
+        <w:t xml:space="preserve">(single-slot, no</w:t>
+      </w:r>
+      <w:r>
+        <w:t xml:space="preserve"> </w:t>
+      </w:r>
+      <w:r>
+        <w:t xml:space="preserve">update_engine</w:t>
+      </w:r>
+      <w:r>
+        <w:t xml:space="preserve">) — this validates the control plane on real</w:t>
+      </w:r>
+      <w:r>
+        <w:t xml:space="preserve"> </w:t>
+      </w:r>
+      <w:r>
+        <w:t xml:space="preserve">hardware, NOT native A/B apply (F112’s job). ZERO device state changes</w:t>
+      </w:r>
+      <w:r>
+        <w:t xml:space="preserve"> </w:t>
+      </w:r>
+      <w:r>
+        <w:t xml:space="preserve">(§11.4.122/§11.4.133). Evidence:</w:t>
+      </w:r>
+      <w:r>
+        <w:t xml:space="preserve"> </w:t>
+      </w:r>
+      <w:r>
+        <w:t xml:space="preserve">docs/qa/20260622-rk3588-controlplane/REPORT.md</w:t>
+      </w:r>
+      <w:r>
+        <w:t xml:space="preserve">.</w:t>
+      </w:r>
+    </w:p>
+    <w:p>
+      <w:pPr>
+        <w:pStyle w:val="BodyText"/>
+      </w:pPr>
+      <w:r>
+        <w:t xml:space="preserve">Distribution mechanism (F114/F115) — PARTIAL, NOT a</w:t>
+      </w:r>
+      <w:r>
+        <w:t xml:space="preserve"> </w:t>
+      </w:r>
+      <w:r>
+        <w:t xml:space="preserve">real-deploy PASS (§11.4.1/§11.4.6).</w:t>
+      </w:r>
+      <w:r>
+        <w:t xml:space="preserve"> </w:t>
+      </w:r>
+      <w:r>
+        <w:t xml:space="preserve">distribute_stack.sh</w:t>
+      </w:r>
+      <w:r>
+        <w:t xml:space="preserve"> </w:t>
+      </w:r>
+      <w:r>
+        <w:t xml:space="preserve">(helix layer, §11.4.28) is designed to</w:t>
+      </w:r>
+      <w:r>
+        <w:t xml:space="preserve"> </w:t>
+      </w:r>
+      <w:r>
+        <w:t xml:space="preserve">deploy the HelixTrack stack over SSH + remote rootless</w:t>
+      </w:r>
+      <w:r>
+        <w:t xml:space="preserve"> </w:t>
+      </w:r>
+      <w:r>
+        <w:t xml:space="preserve">podman-compose</w:t>
+      </w:r>
+      <w:r>
+        <w:t xml:space="preserve">. A</w:t>
+      </w:r>
+      <w:r>
+        <w:t xml:space="preserve"> </w:t>
+      </w:r>
+      <w:r>
+        <w:t xml:space="preserve">REAL (non-dry-run) deploy to</w:t>
+      </w:r>
+      <w:r>
+        <w:t xml:space="preserve"> </w:t>
+      </w:r>
+      <w:r>
+        <w:t xml:space="preserve">thinker.local</w:t>
+      </w:r>
+      <w:r>
+        <w:t xml:space="preserve"> </w:t>
+      </w:r>
+      <w:r>
+        <w:t xml:space="preserve">was run and FAILED</w:t>
+      </w:r>
+      <w:r>
+        <w:t xml:space="preserve"> </w:t>
+      </w:r>
+      <w:r>
+        <w:t xml:space="preserve">(evidence</w:t>
+      </w:r>
+      <w:r>
+        <w:t xml:space="preserve"> </w:t>
+      </w:r>
+      <w:r>
+        <w:t xml:space="preserve">docs/qa/20260622-211644-distribute-thinker/</w:t>
+      </w:r>
+      <w:r>
+        <w:t xml:space="preserve">) with 3</w:t>
+      </w:r>
+      <w:r>
+        <w:t xml:space="preserve"> </w:t>
+      </w:r>
+      <w:r>
+        <w:t xml:space="preserve">defects: (1) rsync nested-mkdir gap —</w:t>
+      </w:r>
+      <w:r>
+        <w:t xml:space="preserve"> </w:t>
+      </w:r>
+      <w:r>
+        <w:t xml:space="preserve">FIXED</w:t>
+      </w:r>
+      <w:r>
+        <w:t xml:space="preserve"> </w:t>
+      </w:r>
+      <w:r>
+        <w:t xml:space="preserve">in the</w:t>
+      </w:r>
+      <w:r>
+        <w:t xml:space="preserve"> </w:t>
+      </w:r>
+      <w:r>
+        <w:t xml:space="preserve">script; (2) wrong compose provider — it had selected the broken</w:t>
+      </w:r>
+      <w:r>
+        <w:t xml:space="preserve"> </w:t>
+      </w:r>
+      <w:r>
+        <w:t xml:space="preserve">podman compose</w:t>
+      </w:r>
+      <w:r>
+        <w:t xml:space="preserve"> </w:t>
+      </w:r>
+      <w:r>
+        <w:t xml:space="preserve">plugin instead of</w:t>
+      </w:r>
+      <w:r>
+        <w:t xml:space="preserve"> </w:t>
+      </w:r>
+      <w:r>
+        <w:t xml:space="preserve">podman-compose</w:t>
+      </w:r>
+      <w:r>
+        <w:t xml:space="preserve"> </w:t>
+      </w:r>
+      <w:r>
+        <w:t xml:space="preserve">—</w:t>
+      </w:r>
+      <w:r>
+        <w:t xml:space="preserve"> </w:t>
+      </w:r>
+      <w:r>
+        <w:t xml:space="preserve">FIXED</w:t>
+      </w:r>
+      <w:r>
+        <w:t xml:space="preserve"> </w:t>
+      </w:r>
+      <w:r>
+        <w:t xml:space="preserve">(now prefers</w:t>
+      </w:r>
+      <w:r>
+        <w:t xml:space="preserve"> </w:t>
+      </w:r>
+      <w:r>
+        <w:t xml:space="preserve">podman-compose</w:t>
+      </w:r>
+      <w:r>
+        <w:t xml:space="preserve">; dry-run confirms selection); (3) the</w:t>
+      </w:r>
+      <w:r>
+        <w:t xml:space="preserve"> </w:t>
+      </w:r>
+      <w:r>
+        <w:t xml:space="preserve">HelixTrack sibling Dockerfile pins</w:t>
+      </w:r>
+      <w:r>
+        <w:t xml:space="preserve"> </w:t>
+      </w:r>
+      <w:r>
+        <w:t xml:space="preserve">golang:1.22</w:t>
+      </w:r>
+      <w:r>
+        <w:t xml:space="preserve"> </w:t>
+      </w:r>
+      <w:r>
+        <w:t xml:space="preserve">but</w:t>
+      </w:r>
+      <w:r>
+        <w:t xml:space="preserve"> </w:t>
+      </w:r>
+      <w:r>
+        <w:t xml:space="preserve">its</w:t>
+      </w:r>
+      <w:r>
+        <w:t xml:space="preserve"> </w:t>
+      </w:r>
+      <w:r>
+        <w:t xml:space="preserve">go.mod</w:t>
+      </w:r>
+      <w:r>
+        <w:t xml:space="preserve"> </w:t>
+      </w:r>
+      <w:r>
+        <w:t xml:space="preserve">requires</w:t>
+      </w:r>
+      <w:r>
+        <w:t xml:space="preserve"> </w:t>
+      </w:r>
+      <w:r>
+        <w:t xml:space="preserve">go 1.24</w:t>
+      </w:r>
+      <w:r>
+        <w:t xml:space="preserve"> </w:t>
+      </w:r>
+      <w:r>
+        <w:t xml:space="preserve">→</w:t>
+      </w:r>
+      <w:r>
+        <w:t xml:space="preserve"> </w:t>
+      </w:r>
+      <w:r>
+        <w:t xml:space="preserve">helixtrack-core image build fails</w:t>
       </w:r>
       <w:r>
         <w:t xml:space="preserve"> </w:t>
@@ -970,1048 +2533,622 @@
         <w:t xml:space="preserve">(</w:t>
       </w:r>
       <w:r>
-        <w:t xml:space="preserve">docs/design/CUTTLEFISH_ROOTFUL_EXCEPTION.md</w:t>
-      </w:r>
-      <w:r>
-        <w:t xml:space="preserve">).</w:t>
-      </w:r>
-    </w:p>
-    <w:p>
-      <w:pPr>
-        <w:pStyle w:val="BodyText"/>
-      </w:pPr>
-      <w:r>
-        <w:t xml:space="preserve">Full Android OTA test (Tier-2 Cuttlefish)</w:t>
-      </w:r>
-      <w:r>
-        <w:t xml:space="preserve"> </w:t>
-      </w:r>
-      <w:r>
-        <w:t xml:space="preserve">— cannot</w:t>
-      </w:r>
-      <w:r>
-        <w:t xml:space="preserve"> </w:t>
-      </w:r>
-      <w:r>
-        <w:t xml:space="preserve">run on this Mac (needs Linux with KVM). Ready for the operator’s Linux</w:t>
-      </w:r>
-      <w:r>
-        <w:t xml:space="preserve"> </w:t>
-      </w:r>
-      <w:r>
-        <w:t xml:space="preserve">machine.</w:t>
-      </w:r>
-    </w:p>
-    <w:p>
-      <w:pPr>
-        <w:pStyle w:val="BodyText"/>
-      </w:pPr>
-      <w:r>
-        <w:t xml:space="preserve">Real hardware testing (Tier-3 RK3588 board)</w:t>
-      </w:r>
-      <w:r>
-        <w:t xml:space="preserve"> </w:t>
-      </w:r>
-      <w:r>
-        <w:t xml:space="preserve">— no</w:t>
-      </w:r>
-      <w:r>
-        <w:t xml:space="preserve"> </w:t>
-      </w:r>
-      <w:r>
-        <w:t xml:space="preserve">board on the bench yet.</w:t>
-      </w:r>
-    </w:p>
-    <w:p>
-      <w:pPr>
-        <w:pStyle w:val="BodyText"/>
-      </w:pPr>
-      <w:r>
-        <w:t xml:space="preserve">Stress/chaos coverage</w:t>
-      </w:r>
-      <w:r>
-        <w:t xml:space="preserve"> </w:t>
-      </w:r>
-      <w:r>
-        <w:t xml:space="preserve">— present for some submodules</w:t>
-      </w:r>
-      <w:r>
-        <w:t xml:space="preserve"> </w:t>
-      </w:r>
-      <w:r>
-        <w:t xml:space="preserve">but not yet for the server endpoints.</w:t>
-      </w:r>
-    </w:p>
-    <w:p>
-      <w:pPr>
-        <w:pStyle w:val="BodyText"/>
-      </w:pPr>
-      <w:r>
-        <w:t xml:space="preserve">Build resource statistics tracking</w:t>
-      </w:r>
-      <w:r>
-        <w:t xml:space="preserve"> </w:t>
-      </w:r>
-      <w:r>
-        <w:t xml:space="preserve">— mandated but</w:t>
-      </w:r>
-      <w:r>
-        <w:t xml:space="preserve"> </w:t>
-      </w:r>
-      <w:r>
-        <w:t xml:space="preserve">not yet built.</w:t>
-      </w:r>
-    </w:p>
-    <w:p>
-      <w:pPr>
-        <w:pStyle w:val="BodyText"/>
-      </w:pPr>
-      <w:r>
-        <w:t xml:space="preserve">Workable-items SQLite database</w:t>
-      </w:r>
-      <w:r>
-        <w:t xml:space="preserve"> </w:t>
-      </w:r>
-      <w:r>
-        <w:t xml:space="preserve">— mandated but not</w:t>
-      </w:r>
-      <w:r>
-        <w:t xml:space="preserve"> </w:t>
-      </w:r>
-      <w:r>
-        <w:t xml:space="preserve">yet built.</w:t>
-      </w:r>
-    </w:p>
-    <w:p>
-      <w:pPr>
-        <w:pStyle w:val="BodyText"/>
-      </w:pPr>
-      <w:r>
-        <w:t xml:space="preserve">CodeGraph MCP integration</w:t>
-      </w:r>
-      <w:r>
-        <w:t xml:space="preserve"> </w:t>
-      </w:r>
-      <w:r>
-        <w:t xml:space="preserve">— completed (31,718 nodes</w:t>
-      </w:r>
-      <w:r>
-        <w:t xml:space="preserve"> </w:t>
-      </w:r>
-      <w:r>
-        <w:t xml:space="preserve">indexed across own-org submodules).</w:t>
-      </w:r>
-    </w:p>
-    <w:p>
-      <w:pPr>
-        <w:pStyle w:val="BodyText"/>
-      </w:pPr>
-      <w:r>
-        <w:t xml:space="preserve">Bottom line:</w:t>
-      </w:r>
-      <w:r>
-        <w:t xml:space="preserve"> </w:t>
-      </w:r>
-      <w:r>
-        <w:t xml:space="preserve">The server, Go libraries, remote</w:t>
-      </w:r>
-      <w:r>
-        <w:t xml:space="preserve"> </w:t>
-      </w:r>
-      <w:r>
-        <w:t xml:space="preserve">deployment, remote stress testing, the A/B update core (slot switch +</w:t>
-      </w:r>
-      <w:r>
-        <w:t xml:space="preserve"> </w:t>
-      </w:r>
-      <w:r>
-        <w:t xml:space="preserve">auto-rollback + RAUC dm-verity), and ApplyPort server-side</w:t>
-      </w:r>
-      <w:r>
-        <w:t xml:space="preserve"> </w:t>
-      </w:r>
-      <w:r>
-        <w:t xml:space="preserve">implementation are all proven with captured evidence or testing.</w:t>
-      </w:r>
-      <w:r>
-        <w:t xml:space="preserve"> </w:t>
-      </w:r>
-      <w:r>
-        <w:t xml:space="preserve">Security hardening (IDOR, Tauri IPC, docker-compose secrets) is</w:t>
-      </w:r>
-      <w:r>
-        <w:t xml:space="preserve"> </w:t>
-      </w:r>
-      <w:r>
-        <w:t xml:space="preserve">complete. The Android on-device apply, and hardware-tier tests remain as</w:t>
-      </w:r>
-      <w:r>
-        <w:t xml:space="preserve"> </w:t>
-      </w:r>
-      <w:r>
-        <w:t xml:space="preserve">the open items before a release tag.</w:t>
-      </w:r>
-    </w:p>
-    <w:p>
-      <w:pPr>
-        <w:pStyle w:val="BodyText"/>
-      </w:pPr>
-      <w:r>
-        <w:t xml:space="preserve">Page 2 — For software</w:t>
-      </w:r>
-      <w:r>
-        <w:t xml:space="preserve"> </w:t>
-      </w:r>
-      <w:r>
-        <w:t xml:space="preserve">engineers</w:t>
-      </w:r>
-    </w:p>
-    <w:p>
-      <w:pPr>
-        <w:pStyle w:val="BodyText"/>
-      </w:pPr>
-      <w:r>
-        <w:t xml:space="preserve">Feature inventory summary (all 109 items from</w:t>
-      </w:r>
-      <w:r>
-        <w:t xml:space="preserve"> </w:t>
-      </w:r>
-      <w:r>
-        <w:t xml:space="preserve">Status.md):</w:t>
-      </w:r>
-    </w:p>
-    <w:p>
-      <w:pPr>
-        <w:pStyle w:val="BodyText"/>
-      </w:pPr>
-      <w:r>
-        <w:t xml:space="preserve">Status</w:t>
-      </w:r>
-    </w:p>
-    <w:p>
-      <w:pPr>
-        <w:pStyle w:val="BodyText"/>
-      </w:pPr>
-      <w:r>
-        <w:t xml:space="preserve">Count</w:t>
-      </w:r>
-    </w:p>
-    <w:p>
-      <w:pPr>
-        <w:pStyle w:val="BodyText"/>
-      </w:pPr>
-      <w:r>
-        <w:t xml:space="preserve">Key Items</w:t>
-      </w:r>
-    </w:p>
-    <w:p>
-      <w:pPr>
-        <w:pStyle w:val="BodyText"/>
-      </w:pPr>
-      <w:r>
-        <w:t xml:space="preserve">PASS</w:t>
-      </w:r>
-    </w:p>
-    <w:p>
-      <w:pPr>
-        <w:pStyle w:val="BodyText"/>
-      </w:pPr>
-      <w:r>
-        <w:t xml:space="preserve">50</w:t>
-      </w:r>
-    </w:p>
-    <w:p>
-      <w:pPr>
-        <w:pStyle w:val="BodyText"/>
-      </w:pPr>
-      <w:r>
-        <w:t xml:space="preserve">All server handlers (F01-F34), emulator Tier-0/Tier-1 (F44-F49), e2e</w:t>
-      </w:r>
-      <w:r>
-        <w:t xml:space="preserve"> </w:t>
-      </w:r>
-      <w:r>
-        <w:t xml:space="preserve">tests (F57-F67), build gates (F69-F71), scripts (F74-F76), Multi-Project</w:t>
-      </w:r>
-      <w:r>
-        <w:t xml:space="preserve"> </w:t>
-      </w:r>
-      <w:r>
-        <w:t xml:space="preserve">API + IDOR (F90-F91), MountManagerUI (F98), IDOR Security (F99), Tauri</w:t>
-      </w:r>
-      <w:r>
-        <w:t xml:space="preserve"> </w:t>
-      </w:r>
-      <w:r>
-        <w:t xml:space="preserve">IPC (F100), Docker Secrets (F101), Remote Deploy (F103), Devices List</w:t>
-      </w:r>
-      <w:r>
-        <w:t xml:space="preserve"> </w:t>
-      </w:r>
-      <w:r>
-        <w:t xml:space="preserve">API (F104), Hardware ID Reverse Lookup (F105),</w:t>
-      </w:r>
-      <w:r>
-        <w:t xml:space="preserve"> </w:t>
-      </w:r>
-      <w:r>
-        <w:t xml:space="preserve">RK3588</w:t>
-      </w:r>
-      <w:r>
-        <w:t xml:space="preserve"> </w:t>
-      </w:r>
-      <w:r>
-        <w:t xml:space="preserve">control-plane validation — Device B (F113)</w:t>
-      </w:r>
-    </w:p>
-    <w:p>
-      <w:pPr>
-        <w:pStyle w:val="BodyText"/>
-      </w:pPr>
-      <w:r>
-        <w:t xml:space="preserve">SKIP</w:t>
-      </w:r>
-    </w:p>
-    <w:p>
-      <w:pPr>
-        <w:pStyle w:val="BodyText"/>
-      </w:pPr>
-      <w:r>
-        <w:t xml:space="preserve">1</w:t>
-      </w:r>
-    </w:p>
-    <w:p>
-      <w:pPr>
-        <w:pStyle w:val="BodyText"/>
-      </w:pPr>
-      <w:r>
-        <w:t xml:space="preserve">Demo Re-recordings (F107) — stale/rotated per §11.4.154</w:t>
-      </w:r>
-    </w:p>
-    <w:p>
-      <w:pPr>
-        <w:pStyle w:val="BodyText"/>
-      </w:pPr>
-      <w:r>
-        <w:t xml:space="preserve">VERIFIED</w:t>
-      </w:r>
-    </w:p>
-    <w:p>
-      <w:pPr>
-        <w:pStyle w:val="BodyText"/>
-      </w:pPr>
-      <w:r>
-        <w:t xml:space="preserve">20</w:t>
-      </w:r>
-    </w:p>
-    <w:p>
-      <w:pPr>
-        <w:pStyle w:val="BodyText"/>
-      </w:pPr>
-      <w:r>
-        <w:t xml:space="preserve">Go submodules (F35-F41), containers (F68), .gitignore (F73),</w:t>
-      </w:r>
-      <w:r>
-        <w:t xml:space="preserve"> </w:t>
-      </w:r>
-      <w:r>
-        <w:t xml:space="preserve">governance (F77-F85), CodeGraph wired (F88), frontend build + tests</w:t>
-      </w:r>
-      <w:r>
-        <w:t xml:space="preserve"> </w:t>
-      </w:r>
-      <w:r>
-        <w:t xml:space="preserve">(F92-F93), Production Deploy (F96), Remote Stress (F97), §11.4.159</w:t>
-      </w:r>
-      <w:r>
-        <w:t xml:space="preserve"> </w:t>
-      </w:r>
-      <w:r>
-        <w:t xml:space="preserve">Recording Compliance (F106)</w:t>
-      </w:r>
-    </w:p>
-    <w:p>
-      <w:pPr>
-        <w:pStyle w:val="BodyText"/>
-      </w:pPr>
-      <w:r>
-        <w:t xml:space="preserve">PROVEN</w:t>
-      </w:r>
-    </w:p>
-    <w:p>
-      <w:pPr>
-        <w:pStyle w:val="BodyText"/>
-      </w:pPr>
-      <w:r>
-        <w:t xml:space="preserve">6</w:t>
-      </w:r>
-    </w:p>
-    <w:p>
-      <w:pPr>
-        <w:pStyle w:val="BodyText"/>
-      </w:pPr>
-      <w:r>
-        <w:t xml:space="preserve">PWU-AB-1 base+boot (F50), slot switch (F51), auto-rollback (F52),</w:t>
-      </w:r>
-      <w:r>
-        <w:t xml:space="preserve"> </w:t>
-      </w:r>
-      <w:r>
-        <w:t xml:space="preserve">PWU-AB-2 RAUC dm-verity (F53), slot switch video (F94), rollback video</w:t>
-      </w:r>
-      <w:r>
-        <w:t xml:space="preserve"> </w:t>
-      </w:r>
-      <w:r>
-        <w:t xml:space="preserve">(F95)</w:t>
-      </w:r>
-    </w:p>
-    <w:p>
-      <w:pPr>
-        <w:pStyle w:val="BodyText"/>
-      </w:pPr>
+        <w:t xml:space="preserve">rootcause.log</w:t>
+      </w:r>
+      <w:r>
+        <w:t xml:space="preserve">/</w:t>
+      </w:r>
+      <w:r>
+        <w:t xml:space="preserve">go_mod_bug.log</w:t>
+      </w:r>
+      <w:r>
+        <w:t xml:space="preserve">;</w:t>
+      </w:r>
+      <w:r>
+        <w:t xml:space="preserve"> </w:t>
+      </w:r>
+      <w:r>
+        <w:t xml:space="preserve">final_state.log</w:t>
+      </w:r>
+      <w:r>
+        <w:t xml:space="preserve"> </w:t>
+      </w:r>
+      <w:r>
+        <w:t xml:space="preserve">= “NO helixtrack image built”, :8080</w:t>
+      </w:r>
+      <w:r>
+        <w:t xml:space="preserve"> </w:t>
+      </w:r>
+      <w:r>
+        <w:t xml:space="preserve">unhealthy) —</w:t>
+      </w:r>
+      <w:r>
+        <w:t xml:space="preserve"> </w:t>
+      </w:r>
+      <w:r>
+        <w:t xml:space="preserve">NOT fixed (sibling-repo blocker)</w:t>
+      </w:r>
+      <w:r>
+        <w:t xml:space="preserve">. So the</w:t>
+      </w:r>
+      <w:r>
+        <w:t xml:space="preserve"> </w:t>
+      </w:r>
+      <w:r>
+        <w:t xml:space="preserve">mechanism (probe→rsync→remote compose→health-check) + the 2 script bugs</w:t>
+      </w:r>
+      <w:r>
+        <w:t xml:space="preserve"> </w:t>
+      </w:r>
+      <w:r>
+        <w:t xml:space="preserve">are proven/fixed by dry-run + the real-deploy transcript, but</w:t>
+      </w:r>
+      <w:r>
+        <w:t xml:space="preserve"> </w:t>
+      </w:r>
+      <w:r>
+        <w:t xml:space="preserve">no</w:t>
+      </w:r>
+      <w:r>
+        <w:t xml:space="preserve"> </w:t>
+      </w:r>
+      <w:r>
+        <w:t xml:space="preserve">successful end-to-end deploy has happened</w:t>
+      </w:r>
+      <w:r>
+        <w:t xml:space="preserve">. For F115, the</w:t>
+      </w:r>
+      <w:r>
+        <w:t xml:space="preserve"> </w:t>
+      </w:r>
+      <w:r>
+        <w:t xml:space="preserve">§11.4.161 operator-authorized docker fallback</w:t>
+      </w:r>
+      <w:r>
+        <w:t xml:space="preserve"> </w:t>
+      </w:r>
+      <w:r>
+        <w:t xml:space="preserve">(</w:t>
+      </w:r>
+      <w:r>
+        <w:t xml:space="preserve">HELIX_ALLOW_DOCKER_FALLBACK=1</w:t>
+      </w:r>
+      <w:r>
+        <w:t xml:space="preserve">, default-OFF</w:t>
+      </w:r>
+      <w:r>
+        <w:t xml:space="preserve"> </w:t>
+      </w:r>
+      <w:r>
+        <w:t xml:space="preserve">rootless-or-nothing, §11.4.112 documented constraint = no rootless</w:t>
+      </w:r>
+      <w:r>
+        <w:t xml:space="preserve"> </w:t>
+      </w:r>
+      <w:r>
+        <w:t xml:space="preserve">podman on amber yet) has its</w:t>
+      </w:r>
+      <w:r>
+        <w:t xml:space="preserve"> </w:t>
+      </w:r>
+      <w:r>
+        <w:t xml:space="preserve">gate logic + host-selection</w:t>
+      </w:r>
+      <w:r>
+        <w:t xml:space="preserve"> </w:t>
+      </w:r>
+      <w:r>
+        <w:t xml:space="preserve">dry-run-verified only</w:t>
+      </w:r>
+      <w:r>
+        <w:t xml:space="preserve"> </w:t>
+      </w:r>
+      <w:r>
+        <w:t xml:space="preserve">— no real docker deploy to amber has run.</w:t>
+      </w:r>
+      <w:r>
+        <w:t xml:space="preserve"> </w:t>
+      </w:r>
+      <w:r>
+        <w:t xml:space="preserve">thinker.local</w:t>
+      </w:r>
+      <w:r>
+        <w:t xml:space="preserve"> </w:t>
+      </w:r>
+      <w:r>
+        <w:t xml:space="preserve">is the intended LIVE rootless-podman target;</w:t>
+      </w:r>
+      <w:r>
+        <w:t xml:space="preserve"> </w:t>
+      </w:r>
+      <w:r>
+        <w:t xml:space="preserve">amber.local</w:t>
+      </w:r>
+      <w:r>
+        <w:t xml:space="preserve"> </w:t>
+      </w:r>
+      <w:r>
+        <w:t xml:space="preserve">onboarded 2026-06-22 (SSH key + docker);</w:t>
+      </w:r>
+      <w:r>
+        <w:t xml:space="preserve"> </w:t>
+      </w:r>
+      <w:r>
+        <w:t xml:space="preserve">nezha.local</w:t>
+      </w:r>
+      <w:r>
+        <w:t xml:space="preserve"> </w:t>
+      </w:r>
+      <w:r>
+        <w:t xml:space="preserve">is read/import-only (NOT a distribution</w:t>
+      </w:r>
+      <w:r>
+        <w:t xml:space="preserve"> </w:t>
+      </w:r>
+      <w:r>
+        <w:t xml:space="preserve">target).</w:t>
+      </w:r>
+    </w:p>
+    <w:p>
+      <w:pPr>
+        <w:pStyle w:val="BodyText"/>
+      </w:pPr>
+      <w:r>
+        <w:t xml:space="preserve">Infra fixes (F116/F117).</w:t>
+      </w:r>
+      <w:r>
+        <w:t xml:space="preserve"> </w:t>
+      </w:r>
+      <w:r>
+        <w:t xml:space="preserve">F116 (PARTIAL): the remote</w:t>
+      </w:r>
+      <w:r>
+        <w:t xml:space="preserve"> </w:t>
+      </w:r>
+      <w:r>
+        <w:t xml:space="preserve">AVD launch on nezha was wrapped in</w:t>
+      </w:r>
+      <w:r>
+        <w:t xml:space="preserve"> </w:t>
+      </w:r>
+      <w:r>
+        <w:t xml:space="preserve">setsid</w:t>
+      </w:r>
+      <w:r>
+        <w:t xml:space="preserve"> </w:t>
+      </w:r>
+      <w:r>
+        <w:t xml:space="preserve">for full</w:t>
+      </w:r>
+      <w:r>
+        <w:t xml:space="preserve"> </w:t>
+      </w:r>
+      <w:r>
+        <w:t xml:space="preserve">SSH-session detachment (§11.4.144) and</w:t>
+      </w:r>
+      <w:r>
+        <w:t xml:space="preserve"> </w:t>
+      </w:r>
+      <w:r>
+        <w:t xml:space="preserve">code-reviewed</w:t>
+      </w:r>
+      <w:r>
+        <w:t xml:space="preserve"> </w:t>
+      </w:r>
+      <w:r>
+        <w:t xml:space="preserve">—</w:t>
+      </w:r>
+      <w:r>
+        <w:t xml:space="preserve"> </w:t>
+      </w:r>
+      <w:r>
+        <w:t xml:space="preserve">boot PROVEN</w:t>
+      </w:r>
+      <w:r>
+        <w:t xml:space="preserve"> </w:t>
+      </w:r>
+      <w:r>
+        <w:t xml:space="preserve">(</w:t>
+      </w:r>
+      <w:r>
+        <w:t xml:space="preserve">qa-results/20260622T071848Z-nezha-android-ab/</w:t>
+      </w:r>
+      <w:r>
+        <w:t xml:space="preserve">), but</w:t>
+      </w:r>
+      <w:r>
+        <w:t xml:space="preserve"> </w:t>
+      </w:r>
+      <w:r>
+        <w:t xml:space="preserve">on-target</w:t>
+      </w:r>
+      <w:r>
+        <w:t xml:space="preserve"> </w:t>
+      </w:r>
+      <w:r>
+        <w:t xml:space="preserve">persistence-after-session-end verification is</w:t>
+      </w:r>
+      <w:r>
+        <w:t xml:space="preserve"> </w:t>
+      </w:r>
+      <w:r>
+        <w:t xml:space="preserve">operator-attended / NOT run-proven</w:t>
+      </w:r>
+      <w:r>
+        <w:t xml:space="preserve">, so the runtime persistence</w:t>
+      </w:r>
+      <w:r>
+        <w:t xml:space="preserve"> </w:t>
+      </w:r>
+      <w:r>
+        <w:t xml:space="preserve">claim is not asserted here; only the source-level detachment hardening</w:t>
+      </w:r>
+      <w:r>
+        <w:t xml:space="preserve"> </w:t>
+      </w:r>
+      <w:r>
+        <w:t xml:space="preserve">is done. F117 (VERIFIED — genuinely real):</w:t>
+      </w:r>
+      <w:r>
+        <w:t xml:space="preserve"> </w:t>
+      </w:r>
+      <w:r>
+        <w:t xml:space="preserve">commit_all.sh</w:t>
+      </w:r>
+      <w:r>
+        <w:t xml:space="preserve">/</w:t>
+      </w:r>
+      <w:r>
+        <w:t xml:space="preserve">push_all.sh</w:t>
+      </w:r>
+      <w:r>
+        <w:t xml:space="preserve"> </w:t>
+      </w:r>
+      <w:r>
+        <w:t xml:space="preserve">cascade-push fixed</w:t>
+      </w:r>
+      <w:r>
+        <w:t xml:space="preserve"> </w:t>
+      </w:r>
+      <w:r>
+        <w:t xml:space="preserve">(portable mkdir lock + honest exit + per-remote fetch timeout;</w:t>
+      </w:r>
+      <w:r>
+        <w:t xml:space="preserve"> </w:t>
+      </w:r>
+      <w:r>
+        <w:t xml:space="preserve">four-upstream fan-out per §2.1/§11.4.88) — multiple</w:t>
+      </w:r>
+      <w:r>
+        <w:t xml:space="preserve"> </w:t>
+      </w:r>
+      <w:r>
+        <w:t xml:space="preserve">real</w:t>
+      </w:r>
+      <w:r>
+        <w:t xml:space="preserve"> </w:t>
+      </w:r>
+      <w:r>
+        <w:t xml:space="preserve">commits</w:t>
+      </w:r>
+      <w:r>
+        <w:t xml:space="preserve"> </w:t>
+      </w:r>
+      <w:r>
+        <w:t xml:space="preserve">(e.g. </w:t>
+      </w:r>
+      <w:r>
+        <w:t xml:space="preserve">17cbd47a</w:t>
+      </w:r>
+      <w:r>
+        <w:t xml:space="preserve">,</w:t>
+      </w:r>
+      <w:r>
+        <w:t xml:space="preserve"> </w:t>
+      </w:r>
+      <w:r>
+        <w:t xml:space="preserve">74af4684</w:t>
+      </w:r>
+      <w:r>
+        <w:t xml:space="preserve">)</w:t>
+      </w:r>
+      <w:r>
+        <w:t xml:space="preserve"> </w:t>
+      </w:r>
+      <w:r>
+        <w:t xml:space="preserve">pushed to all four mirrors this session through the fix.</w:t>
+      </w:r>
+    </w:p>
+    <w:p>
+      <w:pPr>
+        <w:pStyle w:val="BodyText"/>
+      </w:pPr>
+      <w:r>
+        <w:t xml:space="preserve">Cuttlefish bring-up RUNBOOK-READY (F112).</w:t>
+      </w:r>
+      <w:r>
+        <w:t xml:space="preserve"> </w:t>
+      </w:r>
+      <w:r>
+        <w:t xml:space="preserve">docs/design/CUTTLEFISH_NEZHA_RUNBOOK.md</w:t>
+      </w:r>
+      <w:r>
+        <w:t xml:space="preserve"> </w:t>
+      </w:r>
+      <w:r>
+        <w:t xml:space="preserve">gives the exact</w:t>
+      </w:r>
+      <w:r>
+        <w:t xml:space="preserve"> </w:t>
+      </w:r>
+      <w:r>
+        <w:t xml:space="preserve">operator-vs-agent step split for the real nezha run — operator runs the</w:t>
+      </w:r>
+      <w:r>
+        <w:t xml:space="preserve"> </w:t>
+      </w:r>
+      <w:r>
+        <w:t xml:space="preserve">3 privileged steps (modprobe/</w:t>
+      </w:r>
+      <w:r>
+        <w:t xml:space="preserve">/dev/vsock</w:t>
+      </w:r>
+      <w:r>
+        <w:t xml:space="preserve"> </w:t>
+      </w:r>
+      <w:r>
+        <w:t xml:space="preserve">if absent; group</w:t>
+      </w:r>
+      <w:r>
+        <w:t xml:space="preserve"> </w:t>
+      </w:r>
+      <w:r>
+        <w:t xml:space="preserve">membership; the</w:t>
+      </w:r>
+      <w:r>
+        <w:t xml:space="preserve"> </w:t>
+      </w:r>
+      <w:r>
+        <w:t xml:space="preserve">–privileged –network host –device …</w:t>
+      </w:r>
+      <w:r>
+        <w:t xml:space="preserve"> </w:t>
+      </w:r>
+      <w:r>
+        <w:t xml:space="preserve">container run, since nezha has no passwordless sudo); agent drives</w:t>
+      </w:r>
+      <w:r>
+        <w:t xml:space="preserve"> </w:t>
+      </w:r>
+      <w:r>
+        <w:t xml:space="preserve">extract/</w:t>
+      </w:r>
+      <w:r>
+        <w:t xml:space="preserve">launch_cvd</w:t>
+      </w:r>
+      <w:r>
+        <w:t xml:space="preserve">/ A-B-slot-flip/auto-rollback validation</w:t>
+      </w:r>
+      <w:r>
+        <w:t xml:space="preserve"> </w:t>
+      </w:r>
+      <w:r>
+        <w:t xml:space="preserve">(</w:t>
+      </w:r>
+      <w:r>
+        <w:t xml:space="preserve">tier2_cuttlefish_ab.sh</w:t>
+      </w:r>
+      <w:r>
+        <w:t xml:space="preserve">) + evidence capture.</w:t>
+      </w:r>
+      <w:r>
+        <w:t xml:space="preserve"> </w:t>
+      </w:r>
+      <w:r>
+        <w:t xml:space="preserve">F112</w:t>
+      </w:r>
+      <w:r>
+        <w:t xml:space="preserve"> </w:t>
+      </w:r>
+      <w:r>
+        <w:t xml:space="preserve">stays PARTIAL / integration-pending — NOT a real-A/B PASS</w:t>
+      </w:r>
+      <w:r>
+        <w:t xml:space="preserve"> </w:t>
+      </w:r>
+      <w:r>
+        <w:t xml:space="preserve">until</w:t>
+      </w:r>
+      <w:r>
+        <w:t xml:space="preserve"> </w:t>
+      </w:r>
+      <w:r>
+        <w:t xml:space="preserve">the runbook executes with captured slot-flip + rollback evidence</w:t>
+      </w:r>
+      <w:r>
+        <w:t xml:space="preserve"> </w:t>
+      </w:r>
+      <w:r>
+        <w:t xml:space="preserve">(§11.4.107/§11.4.108/§11.4.69).</w:t>
+      </w:r>
+    </w:p>
+    <w:p>
+      <w:pPr>
+        <w:pStyle w:val="BodyText"/>
+      </w:pPr>
+      <w:r>
+        <w:t xml:space="preserve">Proven A/B core (captured evidence):</w:t>
+      </w:r>
+      <w:r>
+        <w:t xml:space="preserve"> </w:t>
+      </w:r>
+      <w:r>
+        <w:t xml:space="preserve">-</w:t>
+      </w:r>
+      <w:r>
+        <w:t xml:space="preserve"> </w:t>
+      </w:r>
+      <w:r>
+        <w:t xml:space="preserve">PWU-AB-1 slot switch</w:t>
+      </w:r>
+      <w:r>
+        <w:t xml:space="preserve"> </w:t>
+      </w:r>
+      <w:r>
+        <w:t xml:space="preserve">—</w:t>
+      </w:r>
+      <w:r>
+        <w:t xml:space="preserve"> </w:t>
+      </w:r>
+      <w:r>
+        <w:t xml:space="preserve">docs/qa/20260611T094958Z-ab-slot-switch/</w:t>
+      </w:r>
+      <w:r>
+        <w:t xml:space="preserve"> </w:t>
+      </w:r>
+      <w:r>
+        <w:t xml:space="preserve">(3/3 deterministic</w:t>
+      </w:r>
+      <w:r>
+        <w:t xml:space="preserve"> </w:t>
+      </w:r>
+      <w:r>
+        <w:t xml:space="preserve">PASS, real U-Boot 2024.01 on QEMU virt + HVF) + MP4 recording (1.3 MB) -</w:t>
+      </w:r>
+      <w:r>
+        <w:t xml:space="preserve"> </w:t>
+      </w:r>
+      <w:r>
+        <w:t xml:space="preserve">PWU-AB-3 auto-rollback</w:t>
+      </w:r>
+      <w:r>
+        <w:t xml:space="preserve"> </w:t>
+      </w:r>
+      <w:r>
+        <w:t xml:space="preserve">—</w:t>
+      </w:r>
+      <w:r>
+        <w:t xml:space="preserve"> </w:t>
+      </w:r>
+      <w:r>
+        <w:t xml:space="preserve">docs/qa/20260611T095918Z-ab-rollback/</w:t>
+      </w:r>
+      <w:r>
+        <w:t xml:space="preserve"> </w:t>
+      </w:r>
+      <w:r>
+        <w:t xml:space="preserve">(bad slot -&gt;</w:t>
+      </w:r>
+      <w:r>
+        <w:t xml:space="preserve"> </w:t>
+      </w:r>
+      <w:r>
+        <w:t xml:space="preserve">bootcount exceeded -&gt; altbootcmd swap -&gt; known-good slot; CONTROL</w:t>
+      </w:r>
+      <w:r>
+        <w:t xml:space="preserve"> </w:t>
+      </w:r>
+      <w:r>
+        <w:t xml:space="preserve">proves rollback only fires on bad slot) + MP4 recording (1.4 MB) -</w:t>
+      </w:r>
+      <w:r>
+        <w:t xml:space="preserve"> </w:t>
+      </w:r>
+      <w:r>
+        <w:t xml:space="preserve">PWU-AB-2 RAUC dm-verity</w:t>
+      </w:r>
+      <w:r>
+        <w:t xml:space="preserve"> </w:t>
+      </w:r>
+      <w:r>
+        <w:t xml:space="preserve">—</w:t>
+      </w:r>
+      <w:r>
+        <w:t xml:space="preserve"> </w:t>
+      </w:r>
+      <w:r>
+        <w:t xml:space="preserve">docs/qa/20260620T051026Z-ab-rauc-verity/</w:t>
+      </w:r>
+      <w:r>
+        <w:t xml:space="preserve"> </w:t>
+      </w:r>
+      <w:r>
+        <w:t xml:space="preserve">(direct-dd A/B</w:t>
+      </w:r>
+      <w:r>
+        <w:t xml:space="preserve"> </w:t>
+      </w:r>
+      <w:r>
+        <w:t xml:space="preserve">slot switch, 3/3 deterministic, dd clone rc=0, fw_setenv rc=0, post-slot</w:t>
+      </w:r>
+      <w:r>
+        <w:t xml:space="preserve"> </w:t>
+      </w:r>
+      <w:r>
+        <w:t xml:space="preserve">HELIX_POSTSLOT=B confirmed) -</w:t>
+      </w:r>
+      <w:r>
+        <w:t xml:space="preserve"> </w:t>
+      </w:r>
+      <w:r>
+        <w:t xml:space="preserve">Video recordings</w:t>
+      </w:r>
+      <w:r>
+        <w:t xml:space="preserve"> </w:t>
+      </w:r>
+      <w:r>
+        <w:t xml:space="preserve">— All</w:t>
+      </w:r>
+      <w:r>
+        <w:t xml:space="preserve"> </w:t>
+      </w:r>
+      <w:r>
+        <w:t xml:space="preserve">content-verified per §11.4.158 liveness battery.</w:t>
+      </w:r>
+    </w:p>
+    <w:p>
+      <w:pPr>
+        <w:pStyle w:val="BodyText"/>
+      </w:pPr>
+      <w:r>
+        <w:t xml:space="preserve">Pending (honest per Section 11.4.6):</w:t>
+      </w:r>
+      <w:r>
+        <w:t xml:space="preserve"> </w:t>
+      </w:r>
+      <w:r>
+        <w:t xml:space="preserve">- PWU-AB-2 RAUC</w:t>
+      </w:r>
+      <w:r>
+        <w:t xml:space="preserve"> </w:t>
+      </w:r>
+      <w:r>
+        <w:t xml:space="preserve">dm-verity:</w:t>
+      </w:r>
+      <w:r>
+        <w:t xml:space="preserve"> </w:t>
+      </w:r>
+      <w:r>
+        <w:t xml:space="preserve">PROVEN — GREEN 3/3 deterministic</w:t>
+      </w:r>
+      <w:r>
+        <w:t xml:space="preserve"> </w:t>
+      </w:r>
+      <w:r>
+        <w:t xml:space="preserve">via</w:t>
+      </w:r>
+      <w:r>
+        <w:t xml:space="preserve"> </w:t>
+      </w:r>
+      <w:r>
+        <w:t xml:space="preserve">direct-dd - PWU-AB-4 ApplyPort:</w:t>
+      </w:r>
+      <w:r>
+        <w:t xml:space="preserve"> </w:t>
+      </w:r>
       <w:r>
         <w:t xml:space="preserve">IMPLEMENTED</w:t>
       </w:r>
-    </w:p>
-    <w:p>
-      <w:pPr>
-        <w:pStyle w:val="BodyText"/>
-      </w:pPr>
-      <w:r>
-        <w:t xml:space="preserve">2</w:t>
-      </w:r>
-    </w:p>
-    <w:p>
-      <w:pPr>
-        <w:pStyle w:val="BodyText"/>
-      </w:pPr>
-      <w:r>
-        <w:t xml:space="preserve">PWU-AB-4 ApplyPort (F54), ApplyPort Scaffold (F102)</w:t>
-      </w:r>
-    </w:p>
-    <w:p>
-      <w:pPr>
-        <w:pStyle w:val="BodyText"/>
-      </w:pPr>
-      <w:r>
-        <w:t xml:space="preserve">DESIGN</w:t>
-      </w:r>
-    </w:p>
-    <w:p>
-      <w:pPr>
-        <w:pStyle w:val="BodyText"/>
-      </w:pPr>
-      <w:r>
-        <w:t xml:space="preserve">2</w:t>
-      </w:r>
-    </w:p>
-    <w:p>
-      <w:pPr>
-        <w:pStyle w:val="BodyText"/>
-      </w:pPr>
-      <w:r>
-        <w:t xml:space="preserve">ota-android-agent (F42), ota-update-engine-bridge (F43)</w:t>
-      </w:r>
-    </w:p>
-    <w:p>
-      <w:pPr>
-        <w:pStyle w:val="BodyText"/>
-      </w:pPr>
-      <w:r>
-        <w:t xml:space="preserve">OPERATOR-BLOCKED</w:t>
-      </w:r>
-    </w:p>
-    <w:p>
-      <w:pPr>
-        <w:pStyle w:val="BodyText"/>
-      </w:pPr>
-      <w:r>
-        <w:t xml:space="preserve">2</w:t>
-      </w:r>
-    </w:p>
-    <w:p>
-      <w:pPr>
-        <w:pStyle w:val="BodyText"/>
-      </w:pPr>
-      <w:r>
-        <w:t xml:space="preserve">Tier-2 Cuttlefish driver (F55 — needs Linux+KVM), Tier-3 HW (F56 —</w:t>
-      </w:r>
-      <w:r>
-        <w:t xml:space="preserve"> </w:t>
-      </w:r>
-      <w:r>
-        <w:t xml:space="preserve">needs board)</w:t>
-      </w:r>
-    </w:p>
-    <w:p>
-      <w:pPr>
-        <w:pStyle w:val="BodyText"/>
-      </w:pPr>
-      <w:r>
-        <w:t xml:space="preserve">PARTIAL</w:t>
-      </w:r>
-    </w:p>
-    <w:p>
-      <w:pPr>
-        <w:pStyle w:val="BodyText"/>
-      </w:pPr>
-      <w:r>
-        <w:t xml:space="preserve">3</w:t>
-      </w:r>
-    </w:p>
-    <w:p>
-      <w:pPr>
-        <w:pStyle w:val="BodyText"/>
-      </w:pPr>
-      <w:r>
-        <w:t xml:space="preserve">Stress+chaos coverage (F86 — partial submodule set), Docs Chain (F89</w:t>
-      </w:r>
-      <w:r>
-        <w:t xml:space="preserve"> </w:t>
-      </w:r>
-      <w:r>
-        <w:t xml:space="preserve">— engine built, then submoduled F110),</w:t>
-      </w:r>
-      <w:r>
-        <w:t xml:space="preserve"> </w:t>
-      </w:r>
-      <w:r>
-        <w:t xml:space="preserve">Cuttlefish</w:t>
-      </w:r>
-      <w:r>
-        <w:t xml:space="preserve"> </w:t>
-      </w:r>
-      <w:r>
-        <w:t xml:space="preserve">pkg/cuttlefish</w:t>
-      </w:r>
-      <w:r>
-        <w:t xml:space="preserve"> </w:t>
-      </w:r>
-      <w:r>
-        <w:t xml:space="preserve">(F112) — container path built + 30</w:t>
-      </w:r>
-      <w:r>
-        <w:t xml:space="preserve"> </w:t>
-      </w:r>
-      <w:r>
-        <w:t xml:space="preserve">-race</w:t>
-      </w:r>
-      <w:r>
-        <w:t xml:space="preserve"> </w:t>
-      </w:r>
-      <w:r>
-        <w:t xml:space="preserve">unit tests PASS + 1 honest topology SKIP; real-A/B</w:t>
-      </w:r>
-      <w:r>
-        <w:t xml:space="preserve"> </w:t>
-      </w:r>
-      <w:r>
-        <w:t xml:space="preserve">run integration-pending on nezha Linux+KVM, NOT a real-A/B</w:t>
-      </w:r>
-      <w:r>
-        <w:t xml:space="preserve"> </w:t>
-      </w:r>
-      <w:r>
-        <w:t xml:space="preserve">PASS</w:t>
-      </w:r>
-    </w:p>
-    <w:p>
-      <w:pPr>
-        <w:pStyle w:val="BodyText"/>
-      </w:pPr>
-      <w:r>
-        <w:t xml:space="preserve">NOT_STARTED</w:t>
-      </w:r>
-    </w:p>
-    <w:p>
-      <w:pPr>
-        <w:pStyle w:val="BodyText"/>
-      </w:pPr>
-      <w:r>
-        <w:t xml:space="preserve">2</w:t>
-      </w:r>
-    </w:p>
-    <w:p>
-      <w:pPr>
-        <w:pStyle w:val="BodyText"/>
-      </w:pPr>
-      <w:r>
-        <w:t xml:space="preserve">Build-resource-stats (F72), workable-items DB (F87)</w:t>
-      </w:r>
-    </w:p>
-    <w:p>
-      <w:pPr>
-        <w:pStyle w:val="BodyText"/>
-      </w:pPr>
-      <w:r>
-        <w:t xml:space="preserve">F113 (RK3588 control-plane validation) — PASS, honest</w:t>
-      </w:r>
-      <w:r>
-        <w:t xml:space="preserve"> </w:t>
-      </w:r>
-      <w:r>
-        <w:t xml:space="preserve">boundary.</w:t>
-      </w:r>
-      <w:r>
-        <w:t xml:space="preserve"> </w:t>
-      </w:r>
-      <w:r>
-        <w:t xml:space="preserve">Device B (Ethernet, serial</w:t>
-      </w:r>
-      <w:r>
-        <w:t xml:space="preserve"> </w:t>
-      </w:r>
-      <w:r>
-        <w:t xml:space="preserve">1acdceab90248933</w:t>
-      </w:r>
-      <w:r>
-        <w:t xml:space="preserve">) on real RK3588 Android-15 originated</w:t>
-      </w:r>
-      <w:r>
-        <w:t xml:space="preserve"> </w:t>
-      </w:r>
-      <w:r>
-        <w:t xml:space="preserve">GET /healthz</w:t>
-      </w:r>
-      <w:r>
-        <w:t xml:space="preserve"> </w:t>
-      </w:r>
-      <w:r>
-        <w:t xml:space="preserve">200,</w:t>
-      </w:r>
-      <w:r>
-        <w:t xml:space="preserve"> </w:t>
-      </w:r>
-      <w:r>
-        <w:t xml:space="preserve">GET /api/v1/client/update</w:t>
-      </w:r>
-      <w:r>
-        <w:t xml:space="preserve"> </w:t>
-      </w:r>
-      <w:r>
-        <w:t xml:space="preserve">204 (no active deployment — correct),</w:t>
-      </w:r>
-      <w:r>
-        <w:t xml:space="preserve"> </w:t>
-      </w:r>
-      <w:r>
-        <w:t xml:space="preserve">POST /api/v1/client/telemetry</w:t>
-      </w:r>
-      <w:r>
-        <w:t xml:space="preserve"> </w:t>
-      </w:r>
-      <w:r>
-        <w:t xml:space="preserve">202 against a</w:t>
-      </w:r>
-      <w:r>
-        <w:t xml:space="preserve"> </w:t>
-      </w:r>
-      <w:r>
-        <w:t xml:space="preserve">rootless</w:t>
-      </w:r>
-      <w:r>
-        <w:t xml:space="preserve"> </w:t>
-      </w:r>
-      <w:r>
-        <w:t xml:space="preserve">linux/amd64</w:t>
-      </w:r>
-      <w:r>
-        <w:t xml:space="preserve"> </w:t>
-      </w:r>
-      <w:r>
-        <w:t xml:space="preserve">ota-server</w:t>
-      </w:r>
-      <w:r>
-        <w:t xml:space="preserve"> </w:t>
-      </w:r>
-      <w:r>
-        <w:t xml:space="preserve">on nezha,</w:t>
-      </w:r>
-      <w:r>
-        <w:t xml:space="preserve"> </w:t>
-      </w:r>
-      <w:r>
-        <w:t xml:space="preserve">with sink-side</w:t>
-      </w:r>
-      <w:r>
-        <w:t xml:space="preserve"> </w:t>
-      </w:r>
-      <w:r>
-        <w:t xml:space="preserve">GET /devices/by-hardware/…</w:t>
-      </w:r>
-      <w:r>
-        <w:t xml:space="preserve"> </w:t>
-      </w:r>
-      <w:r>
-        <w:t xml:space="preserve">returning</w:t>
-      </w:r>
-      <w:r>
-        <w:t xml:space="preserve"> </w:t>
-      </w:r>
-      <w:r>
-        <w:t xml:space="preserve">update_state=success</w:t>
-      </w:r>
-      <w:r>
-        <w:t xml:space="preserve"> </w:t>
-      </w:r>
-      <w:r>
-        <w:t xml:space="preserve">(board’s own POST mutated server</w:t>
-      </w:r>
-      <w:r>
-        <w:t xml:space="preserve"> </w:t>
-      </w:r>
-      <w:r>
-        <w:t xml:space="preserve">state). Device A (Wi-Fi,</w:t>
-      </w:r>
-      <w:r>
-        <w:t xml:space="preserve"> </w:t>
-      </w:r>
-      <w:r>
-        <w:t xml:space="preserve">19bbb528a1dbbc4d</w:t>
-      </w:r>
-      <w:r>
-        <w:t xml:space="preserve">) is an honest</w:t>
-      </w:r>
-      <w:r>
-        <w:t xml:space="preserve"> </w:t>
-      </w:r>
-      <w:r>
-        <w:t xml:space="preserve">topology</w:t>
-      </w:r>
-      <w:r>
-        <w:t xml:space="preserve"> </w:t>
-      </w:r>
-      <w:r>
-        <w:t xml:space="preserve">SKIP</w:t>
-      </w:r>
-      <w:r>
-        <w:t xml:space="preserve"> </w:t>
-      </w:r>
-      <w:r>
-        <w:t xml:space="preserve">(VPN tun1 full-tunnel / Wi-Fi AP</w:t>
-      </w:r>
-      <w:r>
-        <w:t xml:space="preserve"> </w:t>
-      </w:r>
-      <w:r>
-        <w:t xml:space="preserve">isolation — busybox nc to both</w:t>
-      </w:r>
-      <w:r>
-        <w:t xml:space="preserve"> </w:t>
-      </w:r>
-      <w:r>
-        <w:t xml:space="preserve">:18080</w:t>
-      </w:r>
-      <w:r>
-        <w:t xml:space="preserve"> </w:t>
-      </w:r>
-      <w:r>
-        <w:t xml:space="preserve">and</w:t>
-      </w:r>
-      <w:r>
-        <w:t xml:space="preserve"> </w:t>
-      </w:r>
-      <w:r>
-        <w:t xml:space="preserve">:22</w:t>
-      </w:r>
-      <w:r>
-        <w:t xml:space="preserve"> </w:t>
-      </w:r>
-      <w:r>
-        <w:t xml:space="preserve">time out → blocked path, captured root cause, NOT a Helix defect).</w:t>
-      </w:r>
-      <w:r>
-        <w:t xml:space="preserve"> </w:t>
-      </w:r>
-      <w:r>
-        <w:t xml:space="preserve">Both boards are NON-A/B</w:t>
-      </w:r>
-      <w:r>
-        <w:t xml:space="preserve"> </w:t>
-      </w:r>
-      <w:r>
-        <w:t xml:space="preserve">(single-slot, no</w:t>
-      </w:r>
-      <w:r>
-        <w:t xml:space="preserve"> </w:t>
-      </w:r>
-      <w:r>
-        <w:t xml:space="preserve">update_engine</w:t>
-      </w:r>
-      <w:r>
-        <w:t xml:space="preserve">) — this validates the control plane on real</w:t>
-      </w:r>
-      <w:r>
-        <w:t xml:space="preserve"> </w:t>
-      </w:r>
-      <w:r>
-        <w:t xml:space="preserve">hardware, NOT native A/B apply (F112’s job). ZERO device state changes</w:t>
-      </w:r>
-      <w:r>
-        <w:t xml:space="preserve"> </w:t>
-      </w:r>
-      <w:r>
-        <w:t xml:space="preserve">(§11.4.122/§11.4.133). Evidence:</w:t>
-      </w:r>
-      <w:r>
-        <w:t xml:space="preserve"> </w:t>
-      </w:r>
-      <w:r>
-        <w:t xml:space="preserve">docs/qa/20260622-rk3588-controlplane/REPORT.md</w:t>
-      </w:r>
-      <w:r>
-        <w:t xml:space="preserve">.</w:t>
-      </w:r>
-    </w:p>
-    <w:p>
-      <w:pPr>
-        <w:pStyle w:val="BodyText"/>
-      </w:pPr>
-      <w:r>
-        <w:t xml:space="preserve">Distribution repoint (containers).</w:t>
-      </w:r>
-      <w:r>
-        <w:t xml:space="preserve"> </w:t>
-      </w:r>
-      <w:r>
-        <w:t xml:space="preserve">Container</w:t>
-      </w:r>
-      <w:r>
-        <w:t xml:space="preserve"> </w:t>
-      </w:r>
-      <w:r>
-        <w:t xml:space="preserve">distribution targets now</w:t>
-      </w:r>
-      <w:r>
-        <w:t xml:space="preserve"> </w:t>
-      </w:r>
-      <w:r>
-        <w:t xml:space="preserve">thinker.local</w:t>
-      </w:r>
-      <w:r>
-        <w:t xml:space="preserve"> </w:t>
-      </w:r>
-      <w:r>
-        <w:t xml:space="preserve">(live) +</w:t>
-      </w:r>
-      <w:r>
-        <w:t xml:space="preserve"> </w:t>
-      </w:r>
-      <w:r>
-        <w:t xml:space="preserve">amber.local</w:t>
-      </w:r>
-      <w:r>
-        <w:t xml:space="preserve"> </w:t>
-      </w:r>
-      <w:r>
-        <w:t xml:space="preserve">(SSH-key-pending — operator:</w:t>
-      </w:r>
-      <w:r>
-        <w:t xml:space="preserve"> </w:t>
-      </w:r>
-      <w:r>
-        <w:t xml:space="preserve">ssh-copy-id</w:t>
-      </w:r>
-      <w:r>
-        <w:t xml:space="preserve">);</w:t>
-      </w:r>
-      <w:r>
-        <w:t xml:space="preserve"> </w:t>
-      </w:r>
-      <w:r>
-        <w:t xml:space="preserve">nezha.local</w:t>
-      </w:r>
-      <w:r>
-        <w:t xml:space="preserve"> </w:t>
-      </w:r>
-      <w:r>
-        <w:t xml:space="preserve">is</w:t>
-      </w:r>
-      <w:r>
-        <w:t xml:space="preserve"> </w:t>
-      </w:r>
-      <w:r>
-        <w:t xml:space="preserve">read/import-only.</w:t>
-      </w:r>
-    </w:p>
-    <w:p>
-      <w:pPr>
-        <w:pStyle w:val="BodyText"/>
-      </w:pPr>
-      <w:r>
-        <w:t xml:space="preserve">Proven A/B core (captured evidence):</w:t>
-      </w:r>
-      <w:r>
-        <w:t xml:space="preserve"> </w:t>
-      </w:r>
-      <w:r>
-        <w:t xml:space="preserve">-</w:t>
-      </w:r>
-      <w:r>
-        <w:t xml:space="preserve"> </w:t>
-      </w:r>
-      <w:r>
-        <w:t xml:space="preserve">PWU-AB-1 slot switch</w:t>
-      </w:r>
-      <w:r>
-        <w:t xml:space="preserve"> </w:t>
-      </w:r>
-      <w:r>
-        <w:t xml:space="preserve">—</w:t>
-      </w:r>
-      <w:r>
-        <w:t xml:space="preserve"> </w:t>
-      </w:r>
-      <w:r>
-        <w:t xml:space="preserve">docs/qa/20260611T094958Z-ab-slot-switch/</w:t>
-      </w:r>
-      <w:r>
-        <w:t xml:space="preserve"> </w:t>
-      </w:r>
-      <w:r>
-        <w:t xml:space="preserve">(3/3 deterministic</w:t>
-      </w:r>
-      <w:r>
-        <w:t xml:space="preserve"> </w:t>
-      </w:r>
-      <w:r>
-        <w:t xml:space="preserve">PASS, real U-Boot 2024.01 on QEMU virt + HVF) + MP4 recording (1.3 MB) -</w:t>
-      </w:r>
-      <w:r>
-        <w:t xml:space="preserve"> </w:t>
-      </w:r>
-      <w:r>
-        <w:t xml:space="preserve">PWU-AB-3 auto-rollback</w:t>
-      </w:r>
-      <w:r>
-        <w:t xml:space="preserve"> </w:t>
-      </w:r>
-      <w:r>
-        <w:t xml:space="preserve">—</w:t>
-      </w:r>
-      <w:r>
-        <w:t xml:space="preserve"> </w:t>
-      </w:r>
-      <w:r>
-        <w:t xml:space="preserve">docs/qa/20260611T095918Z-ab-rollback/</w:t>
-      </w:r>
-      <w:r>
-        <w:t xml:space="preserve"> </w:t>
-      </w:r>
-      <w:r>
-        <w:t xml:space="preserve">(bad slot -&gt;</w:t>
-      </w:r>
-      <w:r>
-        <w:t xml:space="preserve"> </w:t>
-      </w:r>
-      <w:r>
-        <w:t xml:space="preserve">bootcount exceeded -&gt; altbootcmd swap -&gt; known-good slot; CONTROL</w:t>
-      </w:r>
-      <w:r>
-        <w:t xml:space="preserve"> </w:t>
-      </w:r>
-      <w:r>
-        <w:t xml:space="preserve">proves rollback only fires on bad slot) + MP4 recording (1.4 MB) -</w:t>
-      </w:r>
-      <w:r>
-        <w:t xml:space="preserve"> </w:t>
-      </w:r>
-      <w:r>
-        <w:t xml:space="preserve">PWU-AB-2 RAUC dm-verity</w:t>
-      </w:r>
-      <w:r>
-        <w:t xml:space="preserve"> </w:t>
-      </w:r>
-      <w:r>
-        <w:t xml:space="preserve">—</w:t>
-      </w:r>
-      <w:r>
-        <w:t xml:space="preserve"> </w:t>
-      </w:r>
-      <w:r>
-        <w:t xml:space="preserve">docs/qa/20260620T051026Z-ab-rauc-verity/</w:t>
-      </w:r>
-      <w:r>
-        <w:t xml:space="preserve"> </w:t>
-      </w:r>
-      <w:r>
-        <w:t xml:space="preserve">(direct-dd A/B</w:t>
-      </w:r>
-      <w:r>
-        <w:t xml:space="preserve"> </w:t>
-      </w:r>
-      <w:r>
-        <w:t xml:space="preserve">slot switch, 3/3 deterministic, dd clone rc=0, fw_setenv rc=0, post-slot</w:t>
-      </w:r>
-      <w:r>
-        <w:t xml:space="preserve"> </w:t>
-      </w:r>
-      <w:r>
-        <w:t xml:space="preserve">HELIX_POSTSLOT=B confirmed) -</w:t>
-      </w:r>
-      <w:r>
-        <w:t xml:space="preserve"> </w:t>
-      </w:r>
-      <w:r>
-        <w:t xml:space="preserve">Video recordings</w:t>
-      </w:r>
-      <w:r>
-        <w:t xml:space="preserve"> </w:t>
-      </w:r>
-      <w:r>
-        <w:t xml:space="preserve">— All</w:t>
-      </w:r>
-      <w:r>
-        <w:t xml:space="preserve"> </w:t>
-      </w:r>
-      <w:r>
-        <w:t xml:space="preserve">content-verified per §11.4.158 liveness battery.</w:t>
-      </w:r>
-    </w:p>
-    <w:p>
-      <w:pPr>
-        <w:pStyle w:val="BodyText"/>
-      </w:pPr>
-      <w:r>
-        <w:t xml:space="preserve">Pending (honest per Section 11.4.6):</w:t>
-      </w:r>
-      <w:r>
-        <w:t xml:space="preserve"> </w:t>
-      </w:r>
-      <w:r>
-        <w:t xml:space="preserve">- PWU-AB-2 RAUC</w:t>
-      </w:r>
-      <w:r>
-        <w:t xml:space="preserve"> </w:t>
-      </w:r>
-      <w:r>
-        <w:t xml:space="preserve">dm-verity:</w:t>
-      </w:r>
-      <w:r>
-        <w:t xml:space="preserve"> </w:t>
-      </w:r>
-      <w:r>
-        <w:t xml:space="preserve">PROVEN — GREEN 3/3 deterministic</w:t>
-      </w:r>
-      <w:r>
-        <w:t xml:space="preserve"> </w:t>
-      </w:r>
-      <w:r>
-        <w:t xml:space="preserve">via</w:t>
-      </w:r>
-      <w:r>
-        <w:t xml:space="preserve"> </w:t>
-      </w:r>
-      <w:r>
-        <w:t xml:space="preserve">direct-dd - PWU-AB-4 ApplyPort:</w:t>
-      </w:r>
-      <w:r>
-        <w:t xml:space="preserve"> </w:t>
-      </w:r>
-      <w:r>
-        <w:t xml:space="preserve">IMPLEMENTED</w:t>
-      </w:r>
       <w:r>
         <w:t xml:space="preserve"> </w:t>
       </w:r>
@@ -2137,7 +3274,25 @@
         <w:pStyle w:val="BodyText"/>
       </w:pPr>
       <w:r>
-        <w:t xml:space="preserve">Linux+KVM host</w:t>
+        <w:t xml:space="preserve">nezha Linux+KVM — RUNBOOK-READY</w:t>
+      </w:r>
+      <w:r>
+        <w:t xml:space="preserve"> </w:t>
+      </w:r>
+      <w:r>
+        <w:t xml:space="preserve">(</w:t>
+      </w:r>
+      <w:r>
+        <w:t xml:space="preserve">docs/design/CUTTLEFISH_NEZHA_RUNBOOK.md</w:t>
+      </w:r>
+      <w:r>
+        <w:t xml:space="preserve">); operator runs 3</w:t>
+      </w:r>
+      <w:r>
+        <w:t xml:space="preserve"> </w:t>
+      </w:r>
+      <w:r>
+        <w:t xml:space="preserve">privileged steps, agent drives the rest</w:t>
       </w:r>
     </w:p>
     <w:p>

--- a/docs/features/Status_Summary.docx
+++ b/docs/features/Status_Summary.docx
@@ -59,7 +59,7 @@
         <w:t xml:space="preserve"> </w:t>
       </w:r>
       <w:r>
-        <w:t xml:space="preserve">11</w:t>
+        <w:t xml:space="preserve">12</w:t>
       </w:r>
       <w:r>
         <w:t xml:space="preserve"> </w:t>
@@ -71,7 +71,7 @@
         <w:t xml:space="preserve"> </w:t>
       </w:r>
       <w:r>
-        <w:t xml:space="preserve">2026-06-22T22:30:00Z</w:t>
+        <w:t xml:space="preserve">2026-06-22T22:45:00Z</w:t>
       </w:r>
       <w:r>
         <w:t xml:space="preserve"> </w:t>
@@ -1067,19 +1067,1350 @@
         <w:pStyle w:val="BodyText"/>
       </w:pPr>
       <w:r>
-        <w:t xml:space="preserve">Container stack distribution (F114) — NOT a real-deploy pass</w:t>
-      </w:r>
-      <w:r>
-        <w:t xml:space="preserve"> </w:t>
-      </w:r>
-      <w:r>
-        <w:t xml:space="preserve">yet.</w:t>
-      </w:r>
-      <w:r>
-        <w:t xml:space="preserve"> </w:t>
-      </w:r>
-      <w:r>
-        <w:t xml:space="preserve">The</w:t>
+        <w:t xml:space="preserve">Container stack distribution (F114) — REAL deploy to thinker</w:t>
+      </w:r>
+      <w:r>
+        <w:t xml:space="preserve"> </w:t>
+      </w:r>
+      <w:r>
+        <w:t xml:space="preserve">is GREEN (VERIFIED).</w:t>
+      </w:r>
+      <w:r>
+        <w:t xml:space="preserve"> </w:t>
+      </w:r>
+      <w:r>
+        <w:t xml:space="preserve">A fully-automated, non-dry-run</w:t>
+      </w:r>
+      <w:r>
+        <w:t xml:space="preserve"> </w:t>
+      </w:r>
+      <w:r>
+        <w:t xml:space="preserve">HELIXTRACK_REMOTE_HOST=thinker.local bash scripts/distribute_stack.sh</w:t>
+      </w:r>
+      <w:r>
+        <w:t xml:space="preserve"> </w:t>
+      </w:r>
+      <w:r>
+        <w:t xml:space="preserve">ran end-to-end: it</w:t>
+      </w:r>
+      <w:r>
+        <w:t xml:space="preserve"> </w:t>
+      </w:r>
+      <w:r>
+        <w:t xml:space="preserve">built</w:t>
+      </w:r>
+      <w:r>
+        <w:t xml:space="preserve"> </w:t>
+      </w:r>
+      <w:r>
+        <w:t xml:space="preserve">the helixtrack-core image on</w:t>
+      </w:r>
+      <w:r>
+        <w:t xml:space="preserve"> </w:t>
+      </w:r>
+      <w:r>
+        <w:t xml:space="preserve">thinker</w:t>
+      </w:r>
+      <w:r>
+        <w:t xml:space="preserve"> </w:t>
+      </w:r>
+      <w:r>
+        <w:t xml:space="preserve">(rootless podman-compose) from the Go 1.24</w:t>
+      </w:r>
+      <w:r>
+        <w:t xml:space="preserve"> </w:t>
+      </w:r>
+      <w:r>
+        <w:t xml:space="preserve">Dockerfile, brought the stack up, and a fresh container reported</w:t>
+      </w:r>
+      <w:r>
+        <w:t xml:space="preserve"> </w:t>
+      </w:r>
+      <w:r>
+        <w:t xml:space="preserve">podman ps</w:t>
+      </w:r>
+      <w:r>
+        <w:t xml:space="preserve">:</w:t>
+      </w:r>
+      <w:r>
+        <w:t xml:space="preserve"> </w:t>
+      </w:r>
+      <w:r>
+        <w:t xml:space="preserve">helixtrack-core Up (healthy)</w:t>
+      </w:r>
+      <w:r>
+        <w:t xml:space="preserve"> </w:t>
+      </w:r>
+      <w:r>
+        <w:t xml:space="preserve">+</w:t>
+      </w:r>
+      <w:r>
+        <w:t xml:space="preserve"> </w:t>
+      </w:r>
+      <w:r>
+        <w:t xml:space="preserve">helixtrack-postgres Up (healthy)</w:t>
+      </w:r>
+      <w:r>
+        <w:t xml:space="preserve">, with</w:t>
+      </w:r>
+      <w:r>
+        <w:t xml:space="preserve"> </w:t>
+      </w:r>
+      <w:r>
+        <w:t xml:space="preserve">curl -sf http://localhost:8080/health</w:t>
+      </w:r>
+      <w:r>
+        <w:t xml:space="preserve"> </w:t>
+      </w:r>
+      <w:r>
+        <w:t xml:space="preserve">→ HTTP 200</w:t>
+      </w:r>
+      <w:r>
+        <w:t xml:space="preserve"> </w:t>
+      </w:r>
+      <w:r>
+        <w:t xml:space="preserve">{</w:t>
+      </w:r>
+      <w:r>
+        <w:t xml:space="preserve">“status”</w:t>
+      </w:r>
+      <w:r>
+        <w:t xml:space="preserve">:</w:t>
+      </w:r>
+      <w:r>
+        <w:t xml:space="preserve">“ok”</w:t>
+      </w:r>
+      <w:r>
+        <w:t xml:space="preserve">}</w:t>
+      </w:r>
+      <w:r>
+        <w:t xml:space="preserve"> </w:t>
+      </w:r>
+      <w:r>
+        <w:t xml:space="preserve">(FailingStreak=0). Evidence</w:t>
+      </w:r>
+      <w:r>
+        <w:t xml:space="preserve"> </w:t>
+      </w:r>
+      <w:r>
+        <w:t xml:space="preserve">docs/qa/20260622-222645-distribute-thinker-FULLY-GREEN/</w:t>
+      </w:r>
+      <w:r>
+        <w:t xml:space="preserve">.</w:t>
+      </w:r>
+      <w:r>
+        <w:t xml:space="preserve"> </w:t>
+      </w:r>
+      <w:r>
+        <w:t xml:space="preserve">The fix chain that made it green: distribute_stack.sh</w:t>
+      </w:r>
+      <w:r>
+        <w:t xml:space="preserve"> </w:t>
+      </w:r>
+      <w:r>
+        <w:t xml:space="preserve">(provider-preference for</w:t>
+      </w:r>
+      <w:r>
+        <w:t xml:space="preserve"> </w:t>
+      </w:r>
+      <w:r>
+        <w:t xml:space="preserve">podman-compose</w:t>
+      </w:r>
+      <w:r>
+        <w:t xml:space="preserve"> </w:t>
+      </w:r>
+      <w:r>
+        <w:t xml:space="preserve">+ nested-mkdir +</w:t>
+      </w:r>
+      <w:r>
+        <w:t xml:space="preserve"> </w:t>
+      </w:r>
+      <w:r>
+        <w:t xml:space="preserve">build-before-up + down-before-up idempotency); the</w:t>
+      </w:r>
+      <w:r>
+        <w:t xml:space="preserve"> </w:t>
+      </w:r>
+      <w:r>
+        <w:t xml:space="preserve">containers</w:t>
+      </w:r>
+      <w:r>
+        <w:t xml:space="preserve"> </w:t>
+      </w:r>
+      <w:r>
+        <w:t xml:space="preserve">submodule healthcheck on</w:t>
+      </w:r>
+      <w:r>
+        <w:t xml:space="preserve"> </w:t>
+      </w:r>
+      <w:r>
+        <w:t xml:space="preserve">/health</w:t>
+      </w:r>
+      <w:r>
+        <w:t xml:space="preserve"> </w:t>
+      </w:r>
+      <w:r>
+        <w:t xml:space="preserve">(</w:t>
+      </w:r>
+      <w:r>
+        <w:t xml:space="preserve">dcef56d</w:t>
+      </w:r>
+      <w:r>
+        <w:t xml:space="preserve">); and the HelixTrack Core Dockerfile bumped to</w:t>
+      </w:r>
+      <w:r>
+        <w:t xml:space="preserve"> </w:t>
+      </w:r>
+      <w:r>
+        <w:t xml:space="preserve">golang:1.24</w:t>
+      </w:r>
+      <w:r>
+        <w:t xml:space="preserve">, its gutted source restored</w:t>
+      </w:r>
+      <w:r>
+        <w:t xml:space="preserve"> </w:t>
+      </w:r>
+      <w:r>
+        <w:t xml:space="preserve">(</w:t>
+      </w:r>
+      <w:r>
+        <w:t xml:space="preserve">3c62217</w:t>
+      </w:r>
+      <w:r>
+        <w:t xml:space="preserve">/</w:t>
+      </w:r>
+      <w:r>
+        <w:t xml:space="preserve">3483699</w:t>
+      </w:r>
+      <w:r>
+        <w:t xml:space="preserve">), with</w:t>
+      </w:r>
+      <w:r>
+        <w:t xml:space="preserve"> </w:t>
+      </w:r>
+      <w:r>
+        <w:t xml:space="preserve">curl</w:t>
+      </w:r>
+      <w:r>
+        <w:t xml:space="preserve"> </w:t>
+      </w:r>
+      <w:r>
+        <w:t xml:space="preserve">added to the runtime image (</w:t>
+      </w:r>
+      <w:r>
+        <w:t xml:space="preserve">d0f4bfb</w:t>
+      </w:r>
+      <w:r>
+        <w:t xml:space="preserve">) — that closed the</w:t>
+      </w:r>
+      <w:r>
+        <w:t xml:space="preserve"> </w:t>
+      </w:r>
+      <w:r>
+        <w:t xml:space="preserve">prior Go-version blocker.</w:t>
+      </w:r>
+      <w:r>
+        <w:t xml:space="preserve"> </w:t>
+      </w:r>
+      <w:r>
+        <w:t xml:space="preserve">thinker.local</w:t>
+      </w:r>
+      <w:r>
+        <w:t xml:space="preserve"> </w:t>
+      </w:r>
+      <w:r>
+        <w:t xml:space="preserve">is the proven live</w:t>
+      </w:r>
+      <w:r>
+        <w:t xml:space="preserve"> </w:t>
+      </w:r>
+      <w:r>
+        <w:t xml:space="preserve">rootless-podman target; the amber docker-fallback path (F115) has not</w:t>
+      </w:r>
+      <w:r>
+        <w:t xml:space="preserve"> </w:t>
+      </w:r>
+      <w:r>
+        <w:t xml:space="preserve">yet been run.</w:t>
+      </w:r>
+    </w:p>
+    <w:p>
+      <w:pPr>
+        <w:pStyle w:val="BodyText"/>
+      </w:pPr>
+      <w:r>
+        <w:t xml:space="preserve">Docker fallback for amber (F115) — gate logic verified, real</w:t>
+      </w:r>
+      <w:r>
+        <w:t xml:space="preserve"> </w:t>
+      </w:r>
+      <w:r>
+        <w:t xml:space="preserve">deploy NOT run.</w:t>
+      </w:r>
+      <w:r>
+        <w:t xml:space="preserve"> </w:t>
+      </w:r>
+      <w:r>
+        <w:t xml:space="preserve">amber</w:t>
+      </w:r>
+      <w:r>
+        <w:t xml:space="preserve"> </w:t>
+      </w:r>
+      <w:r>
+        <w:t xml:space="preserve">has docker but no rootless</w:t>
+      </w:r>
+      <w:r>
+        <w:t xml:space="preserve"> </w:t>
+      </w:r>
+      <w:r>
+        <w:t xml:space="preserve">podman, so it gets an</w:t>
+      </w:r>
+      <w:r>
+        <w:t xml:space="preserve"> </w:t>
+      </w:r>
+      <w:r>
+        <w:t xml:space="preserve">operator-authorized docker</w:t>
+      </w:r>
+      <w:r>
+        <w:t xml:space="preserve"> </w:t>
+      </w:r>
+      <w:r>
+        <w:t xml:space="preserve">fallback</w:t>
+      </w:r>
+      <w:r>
+        <w:t xml:space="preserve"> </w:t>
+      </w:r>
+      <w:r>
+        <w:t xml:space="preserve">(explicit opt-in</w:t>
+      </w:r>
+      <w:r>
+        <w:t xml:space="preserve"> </w:t>
+      </w:r>
+      <w:r>
+        <w:t xml:space="preserve">HELIX_ALLOW_DOCKER_FALLBACK=1</w:t>
+      </w:r>
+      <w:r>
+        <w:t xml:space="preserve">, never the default —</w:t>
+      </w:r>
+      <w:r>
+        <w:t xml:space="preserve"> </w:t>
+      </w:r>
+      <w:r>
+        <w:t xml:space="preserve">rootless-podman is always preferred). The default-OFF gate + host</w:t>
+      </w:r>
+      <w:r>
+        <w:t xml:space="preserve"> </w:t>
+      </w:r>
+      <w:r>
+        <w:t xml:space="preserve">selection are verified in</w:t>
+      </w:r>
+      <w:r>
+        <w:t xml:space="preserve"> </w:t>
+      </w:r>
+      <w:r>
+        <w:t xml:space="preserve">dry-run</w:t>
+      </w:r>
+      <w:r>
+        <w:t xml:space="preserve"> </w:t>
+      </w:r>
+      <w:r>
+        <w:t xml:space="preserve">(amber selected via</w:t>
+      </w:r>
+      <w:r>
+        <w:t xml:space="preserve"> </w:t>
+      </w:r>
+      <w:r>
+        <w:t xml:space="preserve">docker only with the flag, honestly skipped without it), but</w:t>
+      </w:r>
+      <w:r>
+        <w:t xml:space="preserve"> </w:t>
+      </w:r>
+      <w:r>
+        <w:t xml:space="preserve">no</w:t>
+      </w:r>
+      <w:r>
+        <w:t xml:space="preserve"> </w:t>
+      </w:r>
+      <w:r>
+        <w:t xml:space="preserve">real docker deploy to amber has executed</w:t>
+      </w:r>
+      <w:r>
+        <w:t xml:space="preserve">. amber was onboarded</w:t>
+      </w:r>
+      <w:r>
+        <w:t xml:space="preserve"> </w:t>
+      </w:r>
+      <w:r>
+        <w:t xml:space="preserve">(SSH key + docker present) on 2026-06-22.</w:t>
+      </w:r>
+    </w:p>
+    <w:p>
+      <w:pPr>
+        <w:pStyle w:val="BodyText"/>
+      </w:pPr>
+      <w:r>
+        <w:t xml:space="preserve">Remote emulator launch hardening (F116) — source done,</w:t>
+      </w:r>
+      <w:r>
+        <w:t xml:space="preserve"> </w:t>
+      </w:r>
+      <w:r>
+        <w:t xml:space="preserve">persistence NOT verified.</w:t>
+      </w:r>
+      <w:r>
+        <w:t xml:space="preserve"> </w:t>
+      </w:r>
+      <w:r>
+        <w:t xml:space="preserve">The Android emulator launch on nezha</w:t>
+      </w:r>
+      <w:r>
+        <w:t xml:space="preserve"> </w:t>
+      </w:r>
+      <w:r>
+        <w:t xml:space="preserve">was hardened with</w:t>
+      </w:r>
+      <w:r>
+        <w:t xml:space="preserve"> </w:t>
+      </w:r>
+      <w:r>
+        <w:t xml:space="preserve">setsid</w:t>
+      </w:r>
+      <w:r>
+        <w:t xml:space="preserve"> </w:t>
+      </w:r>
+      <w:r>
+        <w:t xml:space="preserve">full SSH-session detachment</w:t>
+      </w:r>
+      <w:r>
+        <w:t xml:space="preserve"> </w:t>
+      </w:r>
+      <w:r>
+        <w:t xml:space="preserve">(applied + code-reviewed), and the earlier AVD boot was proven. BUT the</w:t>
+      </w:r>
+      <w:r>
+        <w:t xml:space="preserve"> </w:t>
+      </w:r>
+      <w:r>
+        <w:t xml:space="preserve">actual on-target behaviour the fix targets — the emulator surviving the</w:t>
+      </w:r>
+      <w:r>
+        <w:t xml:space="preserve"> </w:t>
+      </w:r>
+      <w:r>
+        <w:t xml:space="preserve">launching SSH session ending — is</w:t>
+      </w:r>
+      <w:r>
+        <w:t xml:space="preserve"> </w:t>
+      </w:r>
+      <w:r>
+        <w:t xml:space="preserve">operator-attended and NOT yet</w:t>
+      </w:r>
+      <w:r>
+        <w:t xml:space="preserve"> </w:t>
+      </w:r>
+      <w:r>
+        <w:t xml:space="preserve">run-verified</w:t>
+      </w:r>
+      <w:r>
+        <w:t xml:space="preserve">.</w:t>
+      </w:r>
+    </w:p>
+    <w:p>
+      <w:pPr>
+        <w:pStyle w:val="BodyText"/>
+      </w:pPr>
+      <w:r>
+        <w:t xml:space="preserve">Full Android OTA test (Tier-2 Cuttlefish)</w:t>
+      </w:r>
+      <w:r>
+        <w:t xml:space="preserve"> </w:t>
+      </w:r>
+      <w:r>
+        <w:t xml:space="preserve">— cannot</w:t>
+      </w:r>
+      <w:r>
+        <w:t xml:space="preserve"> </w:t>
+      </w:r>
+      <w:r>
+        <w:t xml:space="preserve">run on this Mac (needs Linux with KVM). Ready for the operator’s Linux</w:t>
+      </w:r>
+      <w:r>
+        <w:t xml:space="preserve"> </w:t>
+      </w:r>
+      <w:r>
+        <w:t xml:space="preserve">machine.</w:t>
+      </w:r>
+    </w:p>
+    <w:p>
+      <w:pPr>
+        <w:pStyle w:val="BodyText"/>
+      </w:pPr>
+      <w:r>
+        <w:t xml:space="preserve">Real hardware testing (Tier-3 RK3588 board)</w:t>
+      </w:r>
+      <w:r>
+        <w:t xml:space="preserve"> </w:t>
+      </w:r>
+      <w:r>
+        <w:t xml:space="preserve">— no</w:t>
+      </w:r>
+      <w:r>
+        <w:t xml:space="preserve"> </w:t>
+      </w:r>
+      <w:r>
+        <w:t xml:space="preserve">board on the bench yet.</w:t>
+      </w:r>
+    </w:p>
+    <w:p>
+      <w:pPr>
+        <w:pStyle w:val="BodyText"/>
+      </w:pPr>
+      <w:r>
+        <w:t xml:space="preserve">Stress/chaos coverage</w:t>
+      </w:r>
+      <w:r>
+        <w:t xml:space="preserve"> </w:t>
+      </w:r>
+      <w:r>
+        <w:t xml:space="preserve">— present for some submodules</w:t>
+      </w:r>
+      <w:r>
+        <w:t xml:space="preserve"> </w:t>
+      </w:r>
+      <w:r>
+        <w:t xml:space="preserve">but not yet for the server endpoints.</w:t>
+      </w:r>
+    </w:p>
+    <w:p>
+      <w:pPr>
+        <w:pStyle w:val="BodyText"/>
+      </w:pPr>
+      <w:r>
+        <w:t xml:space="preserve">Build resource statistics tracking</w:t>
+      </w:r>
+      <w:r>
+        <w:t xml:space="preserve"> </w:t>
+      </w:r>
+      <w:r>
+        <w:t xml:space="preserve">— mandated but</w:t>
+      </w:r>
+      <w:r>
+        <w:t xml:space="preserve"> </w:t>
+      </w:r>
+      <w:r>
+        <w:t xml:space="preserve">not yet built.</w:t>
+      </w:r>
+    </w:p>
+    <w:p>
+      <w:pPr>
+        <w:pStyle w:val="BodyText"/>
+      </w:pPr>
+      <w:r>
+        <w:t xml:space="preserve">Workable-items SQLite database</w:t>
+      </w:r>
+      <w:r>
+        <w:t xml:space="preserve"> </w:t>
+      </w:r>
+      <w:r>
+        <w:t xml:space="preserve">— mandated but not</w:t>
+      </w:r>
+      <w:r>
+        <w:t xml:space="preserve"> </w:t>
+      </w:r>
+      <w:r>
+        <w:t xml:space="preserve">yet built.</w:t>
+      </w:r>
+    </w:p>
+    <w:p>
+      <w:pPr>
+        <w:pStyle w:val="BodyText"/>
+      </w:pPr>
+      <w:r>
+        <w:t xml:space="preserve">CodeGraph MCP integration</w:t>
+      </w:r>
+      <w:r>
+        <w:t xml:space="preserve"> </w:t>
+      </w:r>
+      <w:r>
+        <w:t xml:space="preserve">— completed (31,718 nodes</w:t>
+      </w:r>
+      <w:r>
+        <w:t xml:space="preserve"> </w:t>
+      </w:r>
+      <w:r>
+        <w:t xml:space="preserve">indexed across own-org submodules).</w:t>
+      </w:r>
+    </w:p>
+    <w:p>
+      <w:pPr>
+        <w:pStyle w:val="BodyText"/>
+      </w:pPr>
+      <w:r>
+        <w:t xml:space="preserve">Bottom line:</w:t>
+      </w:r>
+      <w:r>
+        <w:t xml:space="preserve"> </w:t>
+      </w:r>
+      <w:r>
+        <w:t xml:space="preserve">The server, Go libraries, remote</w:t>
+      </w:r>
+      <w:r>
+        <w:t xml:space="preserve"> </w:t>
+      </w:r>
+      <w:r>
+        <w:t xml:space="preserve">deployment, remote stress testing, the A/B update core (slot switch +</w:t>
+      </w:r>
+      <w:r>
+        <w:t xml:space="preserve"> </w:t>
+      </w:r>
+      <w:r>
+        <w:t xml:space="preserve">auto-rollback + RAUC dm-verity), and ApplyPort server-side</w:t>
+      </w:r>
+      <w:r>
+        <w:t xml:space="preserve"> </w:t>
+      </w:r>
+      <w:r>
+        <w:t xml:space="preserve">implementation are all proven with captured evidence or testing.</w:t>
+      </w:r>
+      <w:r>
+        <w:t xml:space="preserve"> </w:t>
+      </w:r>
+      <w:r>
+        <w:t xml:space="preserve">Security hardening (IDOR, Tauri IPC, docker-compose secrets) is</w:t>
+      </w:r>
+      <w:r>
+        <w:t xml:space="preserve"> </w:t>
+      </w:r>
+      <w:r>
+        <w:t xml:space="preserve">complete. The Android on-device apply, and hardware-tier tests remain as</w:t>
+      </w:r>
+      <w:r>
+        <w:t xml:space="preserve"> </w:t>
+      </w:r>
+      <w:r>
+        <w:t xml:space="preserve">the open items before a release tag.</w:t>
+      </w:r>
+    </w:p>
+    <w:p>
+      <w:pPr>
+        <w:pStyle w:val="BodyText"/>
+      </w:pPr>
+      <w:r>
+        <w:t xml:space="preserve">Page 2 — For software</w:t>
+      </w:r>
+      <w:r>
+        <w:t xml:space="preserve"> </w:t>
+      </w:r>
+      <w:r>
+        <w:t xml:space="preserve">engineers</w:t>
+      </w:r>
+    </w:p>
+    <w:p>
+      <w:pPr>
+        <w:pStyle w:val="BodyText"/>
+      </w:pPr>
+      <w:r>
+        <w:t xml:space="preserve">Feature inventory summary (all 109 items from</w:t>
+      </w:r>
+      <w:r>
+        <w:t xml:space="preserve"> </w:t>
+      </w:r>
+      <w:r>
+        <w:t xml:space="preserve">Status.md):</w:t>
+      </w:r>
+    </w:p>
+    <w:p>
+      <w:pPr>
+        <w:pStyle w:val="BodyText"/>
+      </w:pPr>
+      <w:r>
+        <w:t xml:space="preserve">Status</w:t>
+      </w:r>
+    </w:p>
+    <w:p>
+      <w:pPr>
+        <w:pStyle w:val="BodyText"/>
+      </w:pPr>
+      <w:r>
+        <w:t xml:space="preserve">Count</w:t>
+      </w:r>
+    </w:p>
+    <w:p>
+      <w:pPr>
+        <w:pStyle w:val="BodyText"/>
+      </w:pPr>
+      <w:r>
+        <w:t xml:space="preserve">Key Items</w:t>
+      </w:r>
+    </w:p>
+    <w:p>
+      <w:pPr>
+        <w:pStyle w:val="BodyText"/>
+      </w:pPr>
+      <w:r>
+        <w:t xml:space="preserve">PASS</w:t>
+      </w:r>
+    </w:p>
+    <w:p>
+      <w:pPr>
+        <w:pStyle w:val="BodyText"/>
+      </w:pPr>
+      <w:r>
+        <w:t xml:space="preserve">50</w:t>
+      </w:r>
+    </w:p>
+    <w:p>
+      <w:pPr>
+        <w:pStyle w:val="BodyText"/>
+      </w:pPr>
+      <w:r>
+        <w:t xml:space="preserve">All server handlers (F01-F34), emulator Tier-0/Tier-1 (F44-F49), e2e</w:t>
+      </w:r>
+      <w:r>
+        <w:t xml:space="preserve"> </w:t>
+      </w:r>
+      <w:r>
+        <w:t xml:space="preserve">tests (F57-F67), build gates (F69-F71), scripts (F74-F76), Multi-Project</w:t>
+      </w:r>
+      <w:r>
+        <w:t xml:space="preserve"> </w:t>
+      </w:r>
+      <w:r>
+        <w:t xml:space="preserve">API + IDOR (F90-F91), MountManagerUI (F98), IDOR Security (F99), Tauri</w:t>
+      </w:r>
+      <w:r>
+        <w:t xml:space="preserve"> </w:t>
+      </w:r>
+      <w:r>
+        <w:t xml:space="preserve">IPC (F100), Docker Secrets (F101), Remote Deploy (F103), Devices List</w:t>
+      </w:r>
+      <w:r>
+        <w:t xml:space="preserve"> </w:t>
+      </w:r>
+      <w:r>
+        <w:t xml:space="preserve">API (F104), Hardware ID Reverse Lookup (F105),</w:t>
+      </w:r>
+      <w:r>
+        <w:t xml:space="preserve"> </w:t>
+      </w:r>
+      <w:r>
+        <w:t xml:space="preserve">RK3588</w:t>
+      </w:r>
+      <w:r>
+        <w:t xml:space="preserve"> </w:t>
+      </w:r>
+      <w:r>
+        <w:t xml:space="preserve">control-plane validation — Device B (F113)</w:t>
+      </w:r>
+    </w:p>
+    <w:p>
+      <w:pPr>
+        <w:pStyle w:val="BodyText"/>
+      </w:pPr>
+      <w:r>
+        <w:t xml:space="preserve">SKIP</w:t>
+      </w:r>
+    </w:p>
+    <w:p>
+      <w:pPr>
+        <w:pStyle w:val="BodyText"/>
+      </w:pPr>
+      <w:r>
+        <w:t xml:space="preserve">1</w:t>
+      </w:r>
+    </w:p>
+    <w:p>
+      <w:pPr>
+        <w:pStyle w:val="BodyText"/>
+      </w:pPr>
+      <w:r>
+        <w:t xml:space="preserve">Demo Re-recordings (F107) — stale/rotated per §11.4.154</w:t>
+      </w:r>
+    </w:p>
+    <w:p>
+      <w:pPr>
+        <w:pStyle w:val="BodyText"/>
+      </w:pPr>
+      <w:r>
+        <w:t xml:space="preserve">VERIFIED</w:t>
+      </w:r>
+    </w:p>
+    <w:p>
+      <w:pPr>
+        <w:pStyle w:val="BodyText"/>
+      </w:pPr>
+      <w:r>
+        <w:t xml:space="preserve">25</w:t>
+      </w:r>
+    </w:p>
+    <w:p>
+      <w:pPr>
+        <w:pStyle w:val="BodyText"/>
+      </w:pPr>
+      <w:r>
+        <w:t xml:space="preserve">Go submodules (F35-F41), containers (F68), .gitignore (F73),</w:t>
+      </w:r>
+      <w:r>
+        <w:t xml:space="preserve"> </w:t>
+      </w:r>
+      <w:r>
+        <w:t xml:space="preserve">governance (F77-F85), CodeGraph wired (F88), frontend build + tests</w:t>
+      </w:r>
+      <w:r>
+        <w:t xml:space="preserve"> </w:t>
+      </w:r>
+      <w:r>
+        <w:t xml:space="preserve">(F92-F93), Production Deploy (F96), Remote Stress (F97), §11.4.159</w:t>
+      </w:r>
+      <w:r>
+        <w:t xml:space="preserve"> </w:t>
+      </w:r>
+      <w:r>
+        <w:t xml:space="preserve">Recording Compliance (F106), HelixTrack Integration (F108), Build</w:t>
+      </w:r>
+      <w:r>
+        <w:t xml:space="preserve"> </w:t>
+      </w:r>
+      <w:r>
+        <w:t xml:space="preserve">Resource Stats (F109),</w:t>
+      </w:r>
+      <w:r>
+        <w:t xml:space="preserve"> </w:t>
+      </w:r>
+      <w:r>
+        <w:t xml:space="preserve">Container stack distribution (F114 — REAL</w:t>
+      </w:r>
+      <w:r>
+        <w:t xml:space="preserve"> </w:t>
+      </w:r>
+      <w:r>
+        <w:t xml:space="preserve">fully-automated deploy to thinker GREEN:</w:t>
+      </w:r>
+      <w:r>
+        <w:t xml:space="preserve"> </w:t>
+      </w:r>
+      <w:r>
+        <w:t xml:space="preserve">(healthy)</w:t>
+      </w:r>
+      <w:r>
+        <w:t xml:space="preserve"> </w:t>
+      </w:r>
+      <w:r>
+        <w:t xml:space="preserve">+</w:t>
+      </w:r>
+      <w:r>
+        <w:t xml:space="preserve"> </w:t>
+      </w:r>
+      <w:r>
+        <w:t xml:space="preserve">/health</w:t>
+      </w:r>
+      <w:r>
+        <w:t xml:space="preserve"> </w:t>
+      </w:r>
+      <w:r>
+        <w:t xml:space="preserve">200)</w:t>
+      </w:r>
+      <w:r>
+        <w:t xml:space="preserve">,</w:t>
+      </w:r>
+      <w:r>
+        <w:t xml:space="preserve"> </w:t>
+      </w:r>
+      <w:r>
+        <w:t xml:space="preserve">commit_all cascade-push</w:t>
+      </w:r>
+      <w:r>
+        <w:t xml:space="preserve"> </w:t>
+      </w:r>
+      <w:r>
+        <w:t xml:space="preserve">(F117 — real commits pushed to all four mirrors this</w:t>
+      </w:r>
+      <w:r>
+        <w:t xml:space="preserve"> </w:t>
+      </w:r>
+      <w:r>
+        <w:t xml:space="preserve">session)</w:t>
+      </w:r>
+    </w:p>
+    <w:p>
+      <w:pPr>
+        <w:pStyle w:val="BodyText"/>
+      </w:pPr>
+      <w:r>
+        <w:t xml:space="preserve">PROVEN</w:t>
+      </w:r>
+    </w:p>
+    <w:p>
+      <w:pPr>
+        <w:pStyle w:val="BodyText"/>
+      </w:pPr>
+      <w:r>
+        <w:t xml:space="preserve">6</w:t>
+      </w:r>
+    </w:p>
+    <w:p>
+      <w:pPr>
+        <w:pStyle w:val="BodyText"/>
+      </w:pPr>
+      <w:r>
+        <w:t xml:space="preserve">PWU-AB-1 base+boot (F50), slot switch (F51), auto-rollback (F52),</w:t>
+      </w:r>
+      <w:r>
+        <w:t xml:space="preserve"> </w:t>
+      </w:r>
+      <w:r>
+        <w:t xml:space="preserve">PWU-AB-2 RAUC dm-verity (F53), slot switch video (F94), rollback video</w:t>
+      </w:r>
+      <w:r>
+        <w:t xml:space="preserve"> </w:t>
+      </w:r>
+      <w:r>
+        <w:t xml:space="preserve">(F95)</w:t>
+      </w:r>
+    </w:p>
+    <w:p>
+      <w:pPr>
+        <w:pStyle w:val="BodyText"/>
+      </w:pPr>
+      <w:r>
+        <w:t xml:space="preserve">IMPLEMENTED</w:t>
+      </w:r>
+    </w:p>
+    <w:p>
+      <w:pPr>
+        <w:pStyle w:val="BodyText"/>
+      </w:pPr>
+      <w:r>
+        <w:t xml:space="preserve">2</w:t>
+      </w:r>
+    </w:p>
+    <w:p>
+      <w:pPr>
+        <w:pStyle w:val="BodyText"/>
+      </w:pPr>
+      <w:r>
+        <w:t xml:space="preserve">PWU-AB-4 ApplyPort (F54), ApplyPort Scaffold (F102)</w:t>
+      </w:r>
+    </w:p>
+    <w:p>
+      <w:pPr>
+        <w:pStyle w:val="BodyText"/>
+      </w:pPr>
+      <w:r>
+        <w:t xml:space="preserve">DESIGN</w:t>
+      </w:r>
+    </w:p>
+    <w:p>
+      <w:pPr>
+        <w:pStyle w:val="BodyText"/>
+      </w:pPr>
+      <w:r>
+        <w:t xml:space="preserve">2</w:t>
+      </w:r>
+    </w:p>
+    <w:p>
+      <w:pPr>
+        <w:pStyle w:val="BodyText"/>
+      </w:pPr>
+      <w:r>
+        <w:t xml:space="preserve">ota-android-agent (F42), ota-update-engine-bridge (F43)</w:t>
+      </w:r>
+    </w:p>
+    <w:p>
+      <w:pPr>
+        <w:pStyle w:val="BodyText"/>
+      </w:pPr>
+      <w:r>
+        <w:t xml:space="preserve">OPERATOR-BLOCKED</w:t>
+      </w:r>
+    </w:p>
+    <w:p>
+      <w:pPr>
+        <w:pStyle w:val="BodyText"/>
+      </w:pPr>
+      <w:r>
+        <w:t xml:space="preserve">2</w:t>
+      </w:r>
+    </w:p>
+    <w:p>
+      <w:pPr>
+        <w:pStyle w:val="BodyText"/>
+      </w:pPr>
+      <w:r>
+        <w:t xml:space="preserve">Tier-2 Cuttlefish driver (F55 — needs Linux+KVM), Tier-3 HW (F56 —</w:t>
+      </w:r>
+      <w:r>
+        <w:t xml:space="preserve"> </w:t>
+      </w:r>
+      <w:r>
+        <w:t xml:space="preserve">needs board)</w:t>
+      </w:r>
+    </w:p>
+    <w:p>
+      <w:pPr>
+        <w:pStyle w:val="BodyText"/>
+      </w:pPr>
+      <w:r>
+        <w:t xml:space="preserve">PARTIAL</w:t>
+      </w:r>
+    </w:p>
+    <w:p>
+      <w:pPr>
+        <w:pStyle w:val="BodyText"/>
+      </w:pPr>
+      <w:r>
+        <w:t xml:space="preserve">4</w:t>
+      </w:r>
+    </w:p>
+    <w:p>
+      <w:pPr>
+        <w:pStyle w:val="BodyText"/>
+      </w:pPr>
+      <w:r>
+        <w:t xml:space="preserve">Stress+chaos coverage (F86 — partial submodule set), Cuttlefish</w:t>
+      </w:r>
+      <w:r>
+        <w:t xml:space="preserve"> </w:t>
+      </w:r>
+      <w:r>
+        <w:t xml:space="preserve">pkg/cuttlefish</w:t>
+      </w:r>
+      <w:r>
+        <w:t xml:space="preserve"> </w:t>
+      </w:r>
+      <w:r>
+        <w:t xml:space="preserve">(F112 — container path built + 30</w:t>
+      </w:r>
+      <w:r>
+        <w:t xml:space="preserve"> </w:t>
+      </w:r>
+      <w:r>
+        <w:t xml:space="preserve">-race</w:t>
+      </w:r>
+      <w:r>
+        <w:t xml:space="preserve"> </w:t>
+      </w:r>
+      <w:r>
+        <w:t xml:space="preserve">unit tests PASS + 1 honest topology SKIP; real-A/B</w:t>
+      </w:r>
+      <w:r>
+        <w:t xml:space="preserve"> </w:t>
+      </w:r>
+      <w:r>
+        <w:t xml:space="preserve">run integration-pending, NOT a real-A/B PASS),</w:t>
+      </w:r>
+      <w:r>
+        <w:t xml:space="preserve"> </w:t>
+      </w:r>
+      <w:r>
+        <w:t xml:space="preserve">Docker-fallback</w:t>
+      </w:r>
+      <w:r>
+        <w:t xml:space="preserve"> </w:t>
+      </w:r>
+      <w:r>
+        <w:t xml:space="preserve">distribution §11.4.161 (F115 — gate logic dry-run-verified, real docker</w:t>
+      </w:r>
+      <w:r>
+        <w:t xml:space="preserve"> </w:t>
+      </w:r>
+      <w:r>
+        <w:t xml:space="preserve">deploy to amber NOT run)</w:t>
+      </w:r>
+      <w:r>
+        <w:t xml:space="preserve">,</w:t>
+      </w:r>
+      <w:r>
+        <w:t xml:space="preserve"> </w:t>
+      </w:r>
+      <w:r>
+        <w:t xml:space="preserve">Remote-emulator</w:t>
+      </w:r>
+      <w:r>
+        <w:t xml:space="preserve"> </w:t>
+      </w:r>
+      <w:r>
+        <w:t xml:space="preserve">full-detachment §11.4.144 (F116 —</w:t>
+      </w:r>
+      <w:r>
+        <w:t xml:space="preserve"> </w:t>
+      </w:r>
+      <w:r>
+        <w:t xml:space="preserve">setsid</w:t>
+      </w:r>
+      <w:r>
+        <w:t xml:space="preserve"> </w:t>
+      </w:r>
+      <w:r>
+        <w:t xml:space="preserve">source hardening</w:t>
+      </w:r>
+      <w:r>
+        <w:t xml:space="preserve"> </w:t>
+      </w:r>
+      <w:r>
+        <w:t xml:space="preserve">applied + reviewed, on-target persistence NOT run-proven)</w:t>
+      </w:r>
+    </w:p>
+    <w:p>
+      <w:pPr>
+        <w:pStyle w:val="BodyText"/>
+      </w:pPr>
+      <w:r>
+        <w:t xml:space="preserve">NOT_STARTED</w:t>
+      </w:r>
+    </w:p>
+    <w:p>
+      <w:pPr>
+        <w:pStyle w:val="BodyText"/>
+      </w:pPr>
+      <w:r>
+        <w:t xml:space="preserve">2</w:t>
+      </w:r>
+    </w:p>
+    <w:p>
+      <w:pPr>
+        <w:pStyle w:val="BodyText"/>
+      </w:pPr>
+      <w:r>
+        <w:t xml:space="preserve">Build-resource-stats (F72), workable-items DB (F87)</w:t>
+      </w:r>
+    </w:p>
+    <w:p>
+      <w:pPr>
+        <w:pStyle w:val="BodyText"/>
+      </w:pPr>
+      <w:r>
+        <w:t xml:space="preserve">F113 (RK3588 control-plane validation) — PASS, honest</w:t>
+      </w:r>
+      <w:r>
+        <w:t xml:space="preserve"> </w:t>
+      </w:r>
+      <w:r>
+        <w:t xml:space="preserve">boundary.</w:t>
+      </w:r>
+      <w:r>
+        <w:t xml:space="preserve"> </w:t>
+      </w:r>
+      <w:r>
+        <w:t xml:space="preserve">Device B (Ethernet, serial</w:t>
+      </w:r>
+      <w:r>
+        <w:t xml:space="preserve"> </w:t>
+      </w:r>
+      <w:r>
+        <w:t xml:space="preserve">1acdceab90248933</w:t>
+      </w:r>
+      <w:r>
+        <w:t xml:space="preserve">) on real RK3588 Android-15 originated</w:t>
+      </w:r>
+      <w:r>
+        <w:t xml:space="preserve"> </w:t>
+      </w:r>
+      <w:r>
+        <w:t xml:space="preserve">GET /healthz</w:t>
+      </w:r>
+      <w:r>
+        <w:t xml:space="preserve"> </w:t>
+      </w:r>
+      <w:r>
+        <w:t xml:space="preserve">200,</w:t>
+      </w:r>
+      <w:r>
+        <w:t xml:space="preserve"> </w:t>
+      </w:r>
+      <w:r>
+        <w:t xml:space="preserve">GET /api/v1/client/update</w:t>
+      </w:r>
+      <w:r>
+        <w:t xml:space="preserve"> </w:t>
+      </w:r>
+      <w:r>
+        <w:t xml:space="preserve">204 (no active deployment — correct),</w:t>
+      </w:r>
+      <w:r>
+        <w:t xml:space="preserve"> </w:t>
+      </w:r>
+      <w:r>
+        <w:t xml:space="preserve">POST /api/v1/client/telemetry</w:t>
+      </w:r>
+      <w:r>
+        <w:t xml:space="preserve"> </w:t>
+      </w:r>
+      <w:r>
+        <w:t xml:space="preserve">202 against a</w:t>
+      </w:r>
+      <w:r>
+        <w:t xml:space="preserve"> </w:t>
+      </w:r>
+      <w:r>
+        <w:t xml:space="preserve">rootless</w:t>
+      </w:r>
+      <w:r>
+        <w:t xml:space="preserve"> </w:t>
+      </w:r>
+      <w:r>
+        <w:t xml:space="preserve">linux/amd64</w:t>
+      </w:r>
+      <w:r>
+        <w:t xml:space="preserve"> </w:t>
+      </w:r>
+      <w:r>
+        <w:t xml:space="preserve">ota-server</w:t>
+      </w:r>
+      <w:r>
+        <w:t xml:space="preserve"> </w:t>
+      </w:r>
+      <w:r>
+        <w:t xml:space="preserve">on nezha,</w:t>
+      </w:r>
+      <w:r>
+        <w:t xml:space="preserve"> </w:t>
+      </w:r>
+      <w:r>
+        <w:t xml:space="preserve">with sink-side</w:t>
+      </w:r>
+      <w:r>
+        <w:t xml:space="preserve"> </w:t>
+      </w:r>
+      <w:r>
+        <w:t xml:space="preserve">GET /devices/by-hardware/…</w:t>
+      </w:r>
+      <w:r>
+        <w:t xml:space="preserve"> </w:t>
+      </w:r>
+      <w:r>
+        <w:t xml:space="preserve">returning</w:t>
+      </w:r>
+      <w:r>
+        <w:t xml:space="preserve"> </w:t>
+      </w:r>
+      <w:r>
+        <w:t xml:space="preserve">update_state=success</w:t>
+      </w:r>
+      <w:r>
+        <w:t xml:space="preserve"> </w:t>
+      </w:r>
+      <w:r>
+        <w:t xml:space="preserve">(board’s own POST mutated server</w:t>
+      </w:r>
+      <w:r>
+        <w:t xml:space="preserve"> </w:t>
+      </w:r>
+      <w:r>
+        <w:t xml:space="preserve">state). Device A (Wi-Fi,</w:t>
+      </w:r>
+      <w:r>
+        <w:t xml:space="preserve"> </w:t>
+      </w:r>
+      <w:r>
+        <w:t xml:space="preserve">19bbb528a1dbbc4d</w:t>
+      </w:r>
+      <w:r>
+        <w:t xml:space="preserve">) is an honest</w:t>
+      </w:r>
+      <w:r>
+        <w:t xml:space="preserve"> </w:t>
+      </w:r>
+      <w:r>
+        <w:t xml:space="preserve">topology</w:t>
+      </w:r>
+      <w:r>
+        <w:t xml:space="preserve"> </w:t>
+      </w:r>
+      <w:r>
+        <w:t xml:space="preserve">SKIP</w:t>
+      </w:r>
+      <w:r>
+        <w:t xml:space="preserve"> </w:t>
+      </w:r>
+      <w:r>
+        <w:t xml:space="preserve">(VPN tun1 full-tunnel / Wi-Fi AP</w:t>
+      </w:r>
+      <w:r>
+        <w:t xml:space="preserve"> </w:t>
+      </w:r>
+      <w:r>
+        <w:t xml:space="preserve">isolation — busybox nc to both</w:t>
+      </w:r>
+      <w:r>
+        <w:t xml:space="preserve"> </w:t>
+      </w:r>
+      <w:r>
+        <w:t xml:space="preserve">:18080</w:t>
+      </w:r>
+      <w:r>
+        <w:t xml:space="preserve"> </w:t>
+      </w:r>
+      <w:r>
+        <w:t xml:space="preserve">and</w:t>
+      </w:r>
+      <w:r>
+        <w:t xml:space="preserve"> </w:t>
+      </w:r>
+      <w:r>
+        <w:t xml:space="preserve">:22</w:t>
+      </w:r>
+      <w:r>
+        <w:t xml:space="preserve"> </w:t>
+      </w:r>
+      <w:r>
+        <w:t xml:space="preserve">time out → blocked path, captured root cause, NOT a Helix defect).</w:t>
+      </w:r>
+      <w:r>
+        <w:t xml:space="preserve"> </w:t>
+      </w:r>
+      <w:r>
+        <w:t xml:space="preserve">Both boards are NON-A/B</w:t>
+      </w:r>
+      <w:r>
+        <w:t xml:space="preserve"> </w:t>
+      </w:r>
+      <w:r>
+        <w:t xml:space="preserve">(single-slot, no</w:t>
+      </w:r>
+      <w:r>
+        <w:t xml:space="preserve"> </w:t>
+      </w:r>
+      <w:r>
+        <w:t xml:space="preserve">update_engine</w:t>
+      </w:r>
+      <w:r>
+        <w:t xml:space="preserve">) — this validates the control plane on real</w:t>
+      </w:r>
+      <w:r>
+        <w:t xml:space="preserve"> </w:t>
+      </w:r>
+      <w:r>
+        <w:t xml:space="preserve">hardware, NOT native A/B apply (F112’s job). ZERO device state changes</w:t>
+      </w:r>
+      <w:r>
+        <w:t xml:space="preserve"> </w:t>
+      </w:r>
+      <w:r>
+        <w:t xml:space="preserve">(§11.4.122/§11.4.133). Evidence:</w:t>
+      </w:r>
+      <w:r>
+        <w:t xml:space="preserve"> </w:t>
+      </w:r>
+      <w:r>
+        <w:t xml:space="preserve">docs/qa/20260622-rk3588-controlplane/REPORT.md</w:t>
+      </w:r>
+      <w:r>
+        <w:t xml:space="preserve">.</w:t>
+      </w:r>
+    </w:p>
+    <w:p>
+      <w:pPr>
+        <w:pStyle w:val="BodyText"/>
+      </w:pPr>
+      <w:r>
+        <w:t xml:space="preserve">Distribution mechanism (F114 VERIFIED / F115 PARTIAL)</w:t>
+      </w:r>
+      <w:r>
+        <w:t xml:space="preserve"> </w:t>
+      </w:r>
+      <w:r>
+        <w:t xml:space="preserve">(§11.4.5/§11.4.69).</w:t>
       </w:r>
       <w:r>
         <w:t xml:space="preserve"> </w:t>
@@ -1091,13 +2422,13 @@
         <w:t xml:space="preserve"> </w:t>
       </w:r>
       <w:r>
-        <w:t xml:space="preserve">mechanism (probe host</w:t>
-      </w:r>
-      <w:r>
-        <w:t xml:space="preserve"> </w:t>
-      </w:r>
-      <w:r>
-        <w:t xml:space="preserve">→ rsync → remote rootless</w:t>
+        <w:t xml:space="preserve">(helix</w:t>
+      </w:r>
+      <w:r>
+        <w:t xml:space="preserve"> </w:t>
+      </w:r>
+      <w:r>
+        <w:t xml:space="preserve">layer, §11.4.28) deploys the HelixTrack stack over SSH + remote rootless</w:t>
       </w:r>
       <w:r>
         <w:t xml:space="preserve"> </w:t>
@@ -1106,40 +2437,19 @@
         <w:t xml:space="preserve">podman-compose</w:t>
       </w:r>
       <w:r>
-        <w:t xml:space="preserve"> </w:t>
-      </w:r>
-      <w:r>
-        <w:t xml:space="preserve">→ health-check) is</w:t>
-      </w:r>
-      <w:r>
-        <w:t xml:space="preserve"> </w:t>
-      </w:r>
-      <w:r>
-        <w:t xml:space="preserve">verified in</w:t>
-      </w:r>
-      <w:r>
-        <w:t xml:space="preserve"> </w:t>
-      </w:r>
-      <w:r>
-        <w:t xml:space="preserve">dry-run</w:t>
-      </w:r>
-      <w:r>
-        <w:t xml:space="preserve"> </w:t>
-      </w:r>
-      <w:r>
-        <w:t xml:space="preserve">only. A</w:t>
-      </w:r>
-      <w:r>
-        <w:t xml:space="preserve"> </w:t>
-      </w:r>
-      <w:r>
-        <w:t xml:space="preserve">REAL</w:t>
-      </w:r>
-      <w:r>
-        <w:t xml:space="preserve"> </w:t>
-      </w:r>
-      <w:r>
-        <w:t xml:space="preserve">(non-dry-run) deploy to</w:t>
+        <w:t xml:space="preserve">.</w:t>
+      </w:r>
+      <w:r>
+        <w:t xml:space="preserve"> </w:t>
+      </w:r>
+      <w:r>
+        <w:t xml:space="preserve">F114 is now VERIFIED on a REAL</w:t>
+      </w:r>
+      <w:r>
+        <w:t xml:space="preserve"> </w:t>
+      </w:r>
+      <w:r>
+        <w:t xml:space="preserve">fully-automated GREEN deploy to</w:t>
       </w:r>
       <w:r>
         <w:t xml:space="preserve"> </w:t>
@@ -1151,64 +2461,163 @@
         <w:t xml:space="preserve"> </w:t>
       </w:r>
       <w:r>
-        <w:t xml:space="preserve">was attempted and</w:t>
-      </w:r>
-      <w:r>
-        <w:t xml:space="preserve"> </w:t>
-      </w:r>
-      <w:r>
-        <w:t xml:space="preserve">FAILED</w:t>
-      </w:r>
-      <w:r>
-        <w:t xml:space="preserve"> </w:t>
-      </w:r>
-      <w:r>
         <w:t xml:space="preserve">(evidence</w:t>
       </w:r>
       <w:r>
         <w:t xml:space="preserve"> </w:t>
       </w:r>
       <w:r>
-        <w:t xml:space="preserve">docs/qa/20260622-211644-distribute-thinker/</w:t>
-      </w:r>
-      <w:r>
-        <w:t xml:space="preserve">): two script</w:t>
-      </w:r>
-      <w:r>
-        <w:t xml:space="preserve"> </w:t>
-      </w:r>
-      <w:r>
-        <w:t xml:space="preserve">bugs were found and</w:t>
-      </w:r>
-      <w:r>
-        <w:t xml:space="preserve"> </w:t>
-      </w:r>
-      <w:r>
-        <w:t xml:space="preserve">FIXED</w:t>
-      </w:r>
-      <w:r>
-        <w:t xml:space="preserve"> </w:t>
-      </w:r>
-      <w:r>
-        <w:t xml:space="preserve">(an rsync nested-mkdir gap,</w:t>
-      </w:r>
-      <w:r>
-        <w:t xml:space="preserve"> </w:t>
-      </w:r>
-      <w:r>
-        <w:t xml:space="preserve">and a wrong compose provider — it had picked the broken</w:t>
-      </w:r>
-      <w:r>
-        <w:t xml:space="preserve"> </w:t>
-      </w:r>
-      <w:r>
-        <w:t xml:space="preserve">podman compose</w:t>
-      </w:r>
-      <w:r>
-        <w:t xml:space="preserve"> </w:t>
-      </w:r>
-      <w:r>
-        <w:t xml:space="preserve">plugin instead of</w:t>
+        <w:t xml:space="preserve">docs/qa/20260622-222645-distribute-thinker-FULLY-GREEN/</w:t>
+      </w:r>
+      <w:r>
+        <w:t xml:space="preserve">): a</w:t>
+      </w:r>
+      <w:r>
+        <w:t xml:space="preserve"> </w:t>
+      </w:r>
+      <w:r>
+        <w:t xml:space="preserve">non-dry-run</w:t>
+      </w:r>
+      <w:r>
+        <w:t xml:space="preserve"> </w:t>
+      </w:r>
+      <w:r>
+        <w:t xml:space="preserve">HELIXTRACK_REMOTE_HOST=thinker.local bash scripts/distribute_stack.sh</w:t>
+      </w:r>
+      <w:r>
+        <w:t xml:space="preserve"> </w:t>
+      </w:r>
+      <w:r>
+        <w:t xml:space="preserve">built</w:t>
+      </w:r>
+      <w:r>
+        <w:t xml:space="preserve"> </w:t>
+      </w:r>
+      <w:r>
+        <w:t xml:space="preserve">the helixtrack-core image on</w:t>
+      </w:r>
+      <w:r>
+        <w:t xml:space="preserve"> </w:t>
+      </w:r>
+      <w:r>
+        <w:t xml:space="preserve">thinker</w:t>
+      </w:r>
+      <w:r>
+        <w:t xml:space="preserve"> </w:t>
+      </w:r>
+      <w:r>
+        <w:t xml:space="preserve">(rootless podman-compose) from the Go 1.24 Dockerfile, brought the stack</w:t>
+      </w:r>
+      <w:r>
+        <w:t xml:space="preserve"> </w:t>
+      </w:r>
+      <w:r>
+        <w:t xml:space="preserve">up, and a fresh container reported</w:t>
+      </w:r>
+      <w:r>
+        <w:t xml:space="preserve"> </w:t>
+      </w:r>
+      <w:r>
+        <w:t xml:space="preserve">podman ps</w:t>
+      </w:r>
+      <w:r>
+        <w:t xml:space="preserve">:</w:t>
+      </w:r>
+      <w:r>
+        <w:t xml:space="preserve"> </w:t>
+      </w:r>
+      <w:r>
+        <w:t xml:space="preserve">helixtrack-core Up (healthy)</w:t>
+      </w:r>
+      <w:r>
+        <w:t xml:space="preserve"> </w:t>
+      </w:r>
+      <w:r>
+        <w:t xml:space="preserve">+</w:t>
+      </w:r>
+      <w:r>
+        <w:t xml:space="preserve"> </w:t>
+      </w:r>
+      <w:r>
+        <w:t xml:space="preserve">helixtrack-postgres Up (healthy)</w:t>
+      </w:r>
+      <w:r>
+        <w:t xml:space="preserve">, with</w:t>
+      </w:r>
+      <w:r>
+        <w:t xml:space="preserve"> </w:t>
+      </w:r>
+      <w:r>
+        <w:t xml:space="preserve">curl -sf http://localhost:8080/health</w:t>
+      </w:r>
+      <w:r>
+        <w:t xml:space="preserve"> </w:t>
+      </w:r>
+      <w:r>
+        <w:t xml:space="preserve">→ HTTP 200</w:t>
+      </w:r>
+      <w:r>
+        <w:t xml:space="preserve"> </w:t>
+      </w:r>
+      <w:r>
+        <w:t xml:space="preserve">{</w:t>
+      </w:r>
+      <w:r>
+        <w:t xml:space="preserve">“status”</w:t>
+      </w:r>
+      <w:r>
+        <w:t xml:space="preserve">:</w:t>
+      </w:r>
+      <w:r>
+        <w:t xml:space="preserve">“ok”</w:t>
+      </w:r>
+      <w:r>
+        <w:t xml:space="preserve">}</w:t>
+      </w:r>
+      <w:r>
+        <w:t xml:space="preserve"> </w:t>
+      </w:r>
+      <w:r>
+        <w:t xml:space="preserve">(FailingStreak=0;</w:t>
+      </w:r>
+      <w:r>
+        <w:t xml:space="preserve"> </w:t>
+      </w:r>
+      <w:r>
+        <w:t xml:space="preserve">podman_ps.txt</w:t>
+      </w:r>
+      <w:r>
+        <w:t xml:space="preserve"> </w:t>
+      </w:r>
+      <w:r>
+        <w:t xml:space="preserve">+</w:t>
+      </w:r>
+      <w:r>
+        <w:t xml:space="preserve"> </w:t>
+      </w:r>
+      <w:r>
+        <w:t xml:space="preserve">health_body.txt</w:t>
+      </w:r>
+      <w:r>
+        <w:t xml:space="preserve">).</w:t>
+      </w:r>
+      <w:r>
+        <w:t xml:space="preserve"> </w:t>
+      </w:r>
+      <w:r>
+        <w:t xml:space="preserve">Fix</w:t>
+      </w:r>
+      <w:r>
+        <w:t xml:space="preserve"> </w:t>
+      </w:r>
+      <w:r>
+        <w:t xml:space="preserve">chain:</w:t>
+      </w:r>
+      <w:r>
+        <w:t xml:space="preserve"> </w:t>
+      </w:r>
+      <w:r>
+        <w:t xml:space="preserve">distribute_stack.sh (provider-preference for</w:t>
       </w:r>
       <w:r>
         <w:t xml:space="preserve"> </w:t>
@@ -1217,52 +2626,268 @@
         <w:t xml:space="preserve">podman-compose</w:t>
       </w:r>
       <w:r>
-        <w:t xml:space="preserve">, now corrected), but the deploy is still</w:t>
-      </w:r>
-      <w:r>
-        <w:t xml:space="preserve"> </w:t>
-      </w:r>
-      <w:r>
-        <w:t xml:space="preserve">blocked on a</w:t>
-      </w:r>
-      <w:r>
-        <w:t xml:space="preserve"> </w:t>
-      </w:r>
-      <w:r>
-        <w:t xml:space="preserve">HelixTrack sibling-repo defect</w:t>
-      </w:r>
-      <w:r>
-        <w:t xml:space="preserve">: that</w:t>
-      </w:r>
-      <w:r>
-        <w:t xml:space="preserve"> </w:t>
-      </w:r>
-      <w:r>
-        <w:t xml:space="preserve">repo’s Dockerfile pins Go 1.22 while its</w:t>
-      </w:r>
-      <w:r>
-        <w:t xml:space="preserve"> </w:t>
-      </w:r>
-      <w:r>
-        <w:t xml:space="preserve">go.mod</w:t>
-      </w:r>
-      <w:r>
-        <w:t xml:space="preserve"> </w:t>
-      </w:r>
-      <w:r>
-        <w:t xml:space="preserve">needs Go</w:t>
-      </w:r>
-      <w:r>
-        <w:t xml:space="preserve"> </w:t>
-      </w:r>
-      <w:r>
-        <w:t xml:space="preserve">1.24, so the helixtrack-core image build fails. No successful end-to-end</w:t>
-      </w:r>
-      <w:r>
-        <w:t xml:space="preserve"> </w:t>
-      </w:r>
-      <w:r>
-        <w:t xml:space="preserve">deploy has happened.</w:t>
+        <w:t xml:space="preserve"> </w:t>
+      </w:r>
+      <w:r>
+        <w:t xml:space="preserve">+ nested-mkdir + build-before-up +</w:t>
+      </w:r>
+      <w:r>
+        <w:t xml:space="preserve"> </w:t>
+      </w:r>
+      <w:r>
+        <w:t xml:space="preserve">down-before-up idempotency);</w:t>
+      </w:r>
+      <w:r>
+        <w:t xml:space="preserve"> </w:t>
+      </w:r>
+      <w:r>
+        <w:t xml:space="preserve">containers</w:t>
+      </w:r>
+      <w:r>
+        <w:t xml:space="preserve">-submodule</w:t>
+      </w:r>
+      <w:r>
+        <w:t xml:space="preserve"> </w:t>
+      </w:r>
+      <w:r>
+        <w:t xml:space="preserve">healthcheck on</w:t>
+      </w:r>
+      <w:r>
+        <w:t xml:space="preserve"> </w:t>
+      </w:r>
+      <w:r>
+        <w:t xml:space="preserve">/health</w:t>
+      </w:r>
+      <w:r>
+        <w:t xml:space="preserve"> </w:t>
+      </w:r>
+      <w:r>
+        <w:t xml:space="preserve">(</w:t>
+      </w:r>
+      <w:r>
+        <w:t xml:space="preserve">dcef56d</w:t>
+      </w:r>
+      <w:r>
+        <w:t xml:space="preserve">); HelixTrack</w:t>
+      </w:r>
+      <w:r>
+        <w:t xml:space="preserve"> </w:t>
+      </w:r>
+      <w:r>
+        <w:t xml:space="preserve">Core Dockerfile</w:t>
+      </w:r>
+      <w:r>
+        <w:t xml:space="preserve"> </w:t>
+      </w:r>
+      <w:r>
+        <w:t xml:space="preserve">golang:1.24</w:t>
+      </w:r>
+      <w:r>
+        <w:t xml:space="preserve"> </w:t>
+      </w:r>
+      <w:r>
+        <w:t xml:space="preserve">+ restored gutted source</w:t>
+      </w:r>
+      <w:r>
+        <w:t xml:space="preserve"> </w:t>
+      </w:r>
+      <w:r>
+        <w:t xml:space="preserve">(</w:t>
+      </w:r>
+      <w:r>
+        <w:t xml:space="preserve">3c62217</w:t>
+      </w:r>
+      <w:r>
+        <w:t xml:space="preserve">/</w:t>
+      </w:r>
+      <w:r>
+        <w:t xml:space="preserve">3483699</w:t>
+      </w:r>
+      <w:r>
+        <w:t xml:space="preserve">) +</w:t>
+      </w:r>
+      <w:r>
+        <w:t xml:space="preserve"> </w:t>
+      </w:r>
+      <w:r>
+        <w:t xml:space="preserve">curl</w:t>
+      </w:r>
+      <w:r>
+        <w:t xml:space="preserve"> </w:t>
+      </w:r>
+      <w:r>
+        <w:t xml:space="preserve">in the</w:t>
+      </w:r>
+      <w:r>
+        <w:t xml:space="preserve"> </w:t>
+      </w:r>
+      <w:r>
+        <w:t xml:space="preserve">runtime image (</w:t>
+      </w:r>
+      <w:r>
+        <w:t xml:space="preserve">d0f4bfb</w:t>
+      </w:r>
+      <w:r>
+        <w:t xml:space="preserve">) — that closed the Rev-19 Go-version</w:t>
+      </w:r>
+      <w:r>
+        <w:t xml:space="preserve"> </w:t>
+      </w:r>
+      <w:r>
+        <w:t xml:space="preserve">blocker. Honest §11.4.6/§11.4.28: the</w:t>
+      </w:r>
+      <w:r>
+        <w:t xml:space="preserve"> </w:t>
+      </w:r>
+      <w:r>
+        <w:t xml:space="preserve">deploy.log</w:t>
+      </w:r>
+      <w:r>
+        <w:t xml:space="preserve">/</w:t>
+      </w:r>
+      <w:r>
+        <w:t xml:space="preserve">deploy_tail.txt</w:t>
+      </w:r>
+      <w:r>
+        <w:t xml:space="preserve"> </w:t>
+      </w:r>
+      <w:r>
+        <w:t xml:space="preserve">from the idempotent</w:t>
+      </w:r>
+      <w:r>
+        <w:t xml:space="preserve"> </w:t>
+      </w:r>
+      <w:r>
+        <w:t xml:space="preserve">re-run show the script’s own 60s health-probe printing a timeout line</w:t>
+      </w:r>
+      <w:r>
+        <w:t xml:space="preserve"> </w:t>
+      </w:r>
+      <w:r>
+        <w:t xml:space="preserve">during the down/up churn; the authoritative fresh-container</w:t>
+      </w:r>
+      <w:r>
+        <w:t xml:space="preserve"> </w:t>
+      </w:r>
+      <w:r>
+        <w:t xml:space="preserve">podman_ps.txt</w:t>
+      </w:r>
+      <w:r>
+        <w:t xml:space="preserve">+</w:t>
+      </w:r>
+      <w:r>
+        <w:t xml:space="preserve">health_body.txt</w:t>
+      </w:r>
+      <w:r>
+        <w:t xml:space="preserve"> </w:t>
+      </w:r>
+      <w:r>
+        <w:t xml:space="preserve">(after settle)</w:t>
+      </w:r>
+      <w:r>
+        <w:t xml:space="preserve"> </w:t>
+      </w:r>
+      <w:r>
+        <w:t xml:space="preserve">show</w:t>
+      </w:r>
+      <w:r>
+        <w:t xml:space="preserve"> </w:t>
+      </w:r>
+      <w:r>
+        <w:t xml:space="preserve">(healthy)</w:t>
+      </w:r>
+      <w:r>
+        <w:t xml:space="preserve">+200. The helix-layer compose file living in</w:t>
+      </w:r>
+      <w:r>
+        <w:t xml:space="preserve"> </w:t>
+      </w:r>
+      <w:r>
+        <w:t xml:space="preserve">the</w:t>
+      </w:r>
+      <w:r>
+        <w:t xml:space="preserve"> </w:t>
+      </w:r>
+      <w:r>
+        <w:t xml:space="preserve">containers</w:t>
+      </w:r>
+      <w:r>
+        <w:t xml:space="preserve"> </w:t>
+      </w:r>
+      <w:r>
+        <w:t xml:space="preserve">submodule (</w:t>
+      </w:r>
+      <w:r>
+        <w:t xml:space="preserve">dcef56d</w:t>
+      </w:r>
+      <w:r>
+        <w:t xml:space="preserve">) is an</w:t>
+      </w:r>
+      <w:r>
+        <w:t xml:space="preserve"> </w:t>
+      </w:r>
+      <w:r>
+        <w:t xml:space="preserve">operator-approved documented §11.4.28 exception.</w:t>
+      </w:r>
+      <w:r>
+        <w:t xml:space="preserve"> </w:t>
+      </w:r>
+      <w:r>
+        <w:t xml:space="preserve">F115 stays</w:t>
+      </w:r>
+      <w:r>
+        <w:t xml:space="preserve"> </w:t>
+      </w:r>
+      <w:r>
+        <w:t xml:space="preserve">PARTIAL:</w:t>
+      </w:r>
+      <w:r>
+        <w:t xml:space="preserve"> </w:t>
+      </w:r>
+      <w:r>
+        <w:t xml:space="preserve">the §11.4.161 operator-authorized docker fallback</w:t>
+      </w:r>
+      <w:r>
+        <w:t xml:space="preserve"> </w:t>
+      </w:r>
+      <w:r>
+        <w:t xml:space="preserve">(</w:t>
+      </w:r>
+      <w:r>
+        <w:t xml:space="preserve">HELIX_ALLOW_DOCKER_FALLBACK=1</w:t>
+      </w:r>
+      <w:r>
+        <w:t xml:space="preserve">, default-OFF</w:t>
+      </w:r>
+      <w:r>
+        <w:t xml:space="preserve"> </w:t>
+      </w:r>
+      <w:r>
+        <w:t xml:space="preserve">rootless-or-nothing, §11.4.112 documented constraint = no rootless</w:t>
+      </w:r>
+      <w:r>
+        <w:t xml:space="preserve"> </w:t>
+      </w:r>
+      <w:r>
+        <w:t xml:space="preserve">podman on amber yet) has its</w:t>
+      </w:r>
+      <w:r>
+        <w:t xml:space="preserve"> </w:t>
+      </w:r>
+      <w:r>
+        <w:t xml:space="preserve">gate logic + host-selection</w:t>
+      </w:r>
+      <w:r>
+        <w:t xml:space="preserve"> </w:t>
+      </w:r>
+      <w:r>
+        <w:t xml:space="preserve">dry-run-verified only</w:t>
+      </w:r>
+      <w:r>
+        <w:t xml:space="preserve"> </w:t>
+      </w:r>
+      <w:r>
+        <w:t xml:space="preserve">— no real docker deploy to amber has run.</w:t>
       </w:r>
       <w:r>
         <w:t xml:space="preserve"> </w:t>
@@ -1274,1389 +2899,7 @@
         <w:t xml:space="preserve"> </w:t>
       </w:r>
       <w:r>
-        <w:t xml:space="preserve">is the intended live</w:t>
-      </w:r>
-      <w:r>
-        <w:t xml:space="preserve"> </w:t>
-      </w:r>
-      <w:r>
-        <w:t xml:space="preserve">target;</w:t>
-      </w:r>
-      <w:r>
-        <w:t xml:space="preserve"> </w:t>
-      </w:r>
-      <w:r>
-        <w:t xml:space="preserve">nezha</w:t>
-      </w:r>
-      <w:r>
-        <w:t xml:space="preserve"> </w:t>
-      </w:r>
-      <w:r>
-        <w:t xml:space="preserve">is read/import-only.</w:t>
-      </w:r>
-    </w:p>
-    <w:p>
-      <w:pPr>
-        <w:pStyle w:val="BodyText"/>
-      </w:pPr>
-      <w:r>
-        <w:t xml:space="preserve">Docker fallback for amber (F115) — gate logic verified, real</w:t>
-      </w:r>
-      <w:r>
-        <w:t xml:space="preserve"> </w:t>
-      </w:r>
-      <w:r>
-        <w:t xml:space="preserve">deploy NOT run.</w:t>
-      </w:r>
-      <w:r>
-        <w:t xml:space="preserve"> </w:t>
-      </w:r>
-      <w:r>
-        <w:t xml:space="preserve">amber</w:t>
-      </w:r>
-      <w:r>
-        <w:t xml:space="preserve"> </w:t>
-      </w:r>
-      <w:r>
-        <w:t xml:space="preserve">has docker but no rootless</w:t>
-      </w:r>
-      <w:r>
-        <w:t xml:space="preserve"> </w:t>
-      </w:r>
-      <w:r>
-        <w:t xml:space="preserve">podman, so it gets an</w:t>
-      </w:r>
-      <w:r>
-        <w:t xml:space="preserve"> </w:t>
-      </w:r>
-      <w:r>
-        <w:t xml:space="preserve">operator-authorized docker</w:t>
-      </w:r>
-      <w:r>
-        <w:t xml:space="preserve"> </w:t>
-      </w:r>
-      <w:r>
-        <w:t xml:space="preserve">fallback</w:t>
-      </w:r>
-      <w:r>
-        <w:t xml:space="preserve"> </w:t>
-      </w:r>
-      <w:r>
-        <w:t xml:space="preserve">(explicit opt-in</w:t>
-      </w:r>
-      <w:r>
-        <w:t xml:space="preserve"> </w:t>
-      </w:r>
-      <w:r>
-        <w:t xml:space="preserve">HELIX_ALLOW_DOCKER_FALLBACK=1</w:t>
-      </w:r>
-      <w:r>
-        <w:t xml:space="preserve">, never the default —</w:t>
-      </w:r>
-      <w:r>
-        <w:t xml:space="preserve"> </w:t>
-      </w:r>
-      <w:r>
-        <w:t xml:space="preserve">rootless-podman is always preferred). The default-OFF gate + host</w:t>
-      </w:r>
-      <w:r>
-        <w:t xml:space="preserve"> </w:t>
-      </w:r>
-      <w:r>
-        <w:t xml:space="preserve">selection are verified in</w:t>
-      </w:r>
-      <w:r>
-        <w:t xml:space="preserve"> </w:t>
-      </w:r>
-      <w:r>
-        <w:t xml:space="preserve">dry-run</w:t>
-      </w:r>
-      <w:r>
-        <w:t xml:space="preserve"> </w:t>
-      </w:r>
-      <w:r>
-        <w:t xml:space="preserve">(amber selected via</w:t>
-      </w:r>
-      <w:r>
-        <w:t xml:space="preserve"> </w:t>
-      </w:r>
-      <w:r>
-        <w:t xml:space="preserve">docker only with the flag, honestly skipped without it), but</w:t>
-      </w:r>
-      <w:r>
-        <w:t xml:space="preserve"> </w:t>
-      </w:r>
-      <w:r>
-        <w:t xml:space="preserve">no</w:t>
-      </w:r>
-      <w:r>
-        <w:t xml:space="preserve"> </w:t>
-      </w:r>
-      <w:r>
-        <w:t xml:space="preserve">real docker deploy to amber has executed</w:t>
-      </w:r>
-      <w:r>
-        <w:t xml:space="preserve">. amber was onboarded</w:t>
-      </w:r>
-      <w:r>
-        <w:t xml:space="preserve"> </w:t>
-      </w:r>
-      <w:r>
-        <w:t xml:space="preserve">(SSH key + docker present) on 2026-06-22.</w:t>
-      </w:r>
-    </w:p>
-    <w:p>
-      <w:pPr>
-        <w:pStyle w:val="BodyText"/>
-      </w:pPr>
-      <w:r>
-        <w:t xml:space="preserve">Remote emulator launch hardening (F116) — source done,</w:t>
-      </w:r>
-      <w:r>
-        <w:t xml:space="preserve"> </w:t>
-      </w:r>
-      <w:r>
-        <w:t xml:space="preserve">persistence NOT verified.</w:t>
-      </w:r>
-      <w:r>
-        <w:t xml:space="preserve"> </w:t>
-      </w:r>
-      <w:r>
-        <w:t xml:space="preserve">The Android emulator launch on nezha</w:t>
-      </w:r>
-      <w:r>
-        <w:t xml:space="preserve"> </w:t>
-      </w:r>
-      <w:r>
-        <w:t xml:space="preserve">was hardened with</w:t>
-      </w:r>
-      <w:r>
-        <w:t xml:space="preserve"> </w:t>
-      </w:r>
-      <w:r>
-        <w:t xml:space="preserve">setsid</w:t>
-      </w:r>
-      <w:r>
-        <w:t xml:space="preserve"> </w:t>
-      </w:r>
-      <w:r>
-        <w:t xml:space="preserve">full SSH-session detachment</w:t>
-      </w:r>
-      <w:r>
-        <w:t xml:space="preserve"> </w:t>
-      </w:r>
-      <w:r>
-        <w:t xml:space="preserve">(applied + code-reviewed), and the earlier AVD boot was proven. BUT the</w:t>
-      </w:r>
-      <w:r>
-        <w:t xml:space="preserve"> </w:t>
-      </w:r>
-      <w:r>
-        <w:t xml:space="preserve">actual on-target behaviour the fix targets — the emulator surviving the</w:t>
-      </w:r>
-      <w:r>
-        <w:t xml:space="preserve"> </w:t>
-      </w:r>
-      <w:r>
-        <w:t xml:space="preserve">launching SSH session ending — is</w:t>
-      </w:r>
-      <w:r>
-        <w:t xml:space="preserve"> </w:t>
-      </w:r>
-      <w:r>
-        <w:t xml:space="preserve">operator-attended and NOT yet</w:t>
-      </w:r>
-      <w:r>
-        <w:t xml:space="preserve"> </w:t>
-      </w:r>
-      <w:r>
-        <w:t xml:space="preserve">run-verified</w:t>
-      </w:r>
-      <w:r>
-        <w:t xml:space="preserve">.</w:t>
-      </w:r>
-    </w:p>
-    <w:p>
-      <w:pPr>
-        <w:pStyle w:val="BodyText"/>
-      </w:pPr>
-      <w:r>
-        <w:t xml:space="preserve">Full Android OTA test (Tier-2 Cuttlefish)</w:t>
-      </w:r>
-      <w:r>
-        <w:t xml:space="preserve"> </w:t>
-      </w:r>
-      <w:r>
-        <w:t xml:space="preserve">— cannot</w:t>
-      </w:r>
-      <w:r>
-        <w:t xml:space="preserve"> </w:t>
-      </w:r>
-      <w:r>
-        <w:t xml:space="preserve">run on this Mac (needs Linux with KVM). Ready for the operator’s Linux</w:t>
-      </w:r>
-      <w:r>
-        <w:t xml:space="preserve"> </w:t>
-      </w:r>
-      <w:r>
-        <w:t xml:space="preserve">machine.</w:t>
-      </w:r>
-    </w:p>
-    <w:p>
-      <w:pPr>
-        <w:pStyle w:val="BodyText"/>
-      </w:pPr>
-      <w:r>
-        <w:t xml:space="preserve">Real hardware testing (Tier-3 RK3588 board)</w:t>
-      </w:r>
-      <w:r>
-        <w:t xml:space="preserve"> </w:t>
-      </w:r>
-      <w:r>
-        <w:t xml:space="preserve">— no</w:t>
-      </w:r>
-      <w:r>
-        <w:t xml:space="preserve"> </w:t>
-      </w:r>
-      <w:r>
-        <w:t xml:space="preserve">board on the bench yet.</w:t>
-      </w:r>
-    </w:p>
-    <w:p>
-      <w:pPr>
-        <w:pStyle w:val="BodyText"/>
-      </w:pPr>
-      <w:r>
-        <w:t xml:space="preserve">Stress/chaos coverage</w:t>
-      </w:r>
-      <w:r>
-        <w:t xml:space="preserve"> </w:t>
-      </w:r>
-      <w:r>
-        <w:t xml:space="preserve">— present for some submodules</w:t>
-      </w:r>
-      <w:r>
-        <w:t xml:space="preserve"> </w:t>
-      </w:r>
-      <w:r>
-        <w:t xml:space="preserve">but not yet for the server endpoints.</w:t>
-      </w:r>
-    </w:p>
-    <w:p>
-      <w:pPr>
-        <w:pStyle w:val="BodyText"/>
-      </w:pPr>
-      <w:r>
-        <w:t xml:space="preserve">Build resource statistics tracking</w:t>
-      </w:r>
-      <w:r>
-        <w:t xml:space="preserve"> </w:t>
-      </w:r>
-      <w:r>
-        <w:t xml:space="preserve">— mandated but</w:t>
-      </w:r>
-      <w:r>
-        <w:t xml:space="preserve"> </w:t>
-      </w:r>
-      <w:r>
-        <w:t xml:space="preserve">not yet built.</w:t>
-      </w:r>
-    </w:p>
-    <w:p>
-      <w:pPr>
-        <w:pStyle w:val="BodyText"/>
-      </w:pPr>
-      <w:r>
-        <w:t xml:space="preserve">Workable-items SQLite database</w:t>
-      </w:r>
-      <w:r>
-        <w:t xml:space="preserve"> </w:t>
-      </w:r>
-      <w:r>
-        <w:t xml:space="preserve">— mandated but not</w:t>
-      </w:r>
-      <w:r>
-        <w:t xml:space="preserve"> </w:t>
-      </w:r>
-      <w:r>
-        <w:t xml:space="preserve">yet built.</w:t>
-      </w:r>
-    </w:p>
-    <w:p>
-      <w:pPr>
-        <w:pStyle w:val="BodyText"/>
-      </w:pPr>
-      <w:r>
-        <w:t xml:space="preserve">CodeGraph MCP integration</w:t>
-      </w:r>
-      <w:r>
-        <w:t xml:space="preserve"> </w:t>
-      </w:r>
-      <w:r>
-        <w:t xml:space="preserve">— completed (31,718 nodes</w:t>
-      </w:r>
-      <w:r>
-        <w:t xml:space="preserve"> </w:t>
-      </w:r>
-      <w:r>
-        <w:t xml:space="preserve">indexed across own-org submodules).</w:t>
-      </w:r>
-    </w:p>
-    <w:p>
-      <w:pPr>
-        <w:pStyle w:val="BodyText"/>
-      </w:pPr>
-      <w:r>
-        <w:t xml:space="preserve">Bottom line:</w:t>
-      </w:r>
-      <w:r>
-        <w:t xml:space="preserve"> </w:t>
-      </w:r>
-      <w:r>
-        <w:t xml:space="preserve">The server, Go libraries, remote</w:t>
-      </w:r>
-      <w:r>
-        <w:t xml:space="preserve"> </w:t>
-      </w:r>
-      <w:r>
-        <w:t xml:space="preserve">deployment, remote stress testing, the A/B update core (slot switch +</w:t>
-      </w:r>
-      <w:r>
-        <w:t xml:space="preserve"> </w:t>
-      </w:r>
-      <w:r>
-        <w:t xml:space="preserve">auto-rollback + RAUC dm-verity), and ApplyPort server-side</w:t>
-      </w:r>
-      <w:r>
-        <w:t xml:space="preserve"> </w:t>
-      </w:r>
-      <w:r>
-        <w:t xml:space="preserve">implementation are all proven with captured evidence or testing.</w:t>
-      </w:r>
-      <w:r>
-        <w:t xml:space="preserve"> </w:t>
-      </w:r>
-      <w:r>
-        <w:t xml:space="preserve">Security hardening (IDOR, Tauri IPC, docker-compose secrets) is</w:t>
-      </w:r>
-      <w:r>
-        <w:t xml:space="preserve"> </w:t>
-      </w:r>
-      <w:r>
-        <w:t xml:space="preserve">complete. The Android on-device apply, and hardware-tier tests remain as</w:t>
-      </w:r>
-      <w:r>
-        <w:t xml:space="preserve"> </w:t>
-      </w:r>
-      <w:r>
-        <w:t xml:space="preserve">the open items before a release tag.</w:t>
-      </w:r>
-    </w:p>
-    <w:p>
-      <w:pPr>
-        <w:pStyle w:val="BodyText"/>
-      </w:pPr>
-      <w:r>
-        <w:t xml:space="preserve">Page 2 — For software</w:t>
-      </w:r>
-      <w:r>
-        <w:t xml:space="preserve"> </w:t>
-      </w:r>
-      <w:r>
-        <w:t xml:space="preserve">engineers</w:t>
-      </w:r>
-    </w:p>
-    <w:p>
-      <w:pPr>
-        <w:pStyle w:val="BodyText"/>
-      </w:pPr>
-      <w:r>
-        <w:t xml:space="preserve">Feature inventory summary (all 109 items from</w:t>
-      </w:r>
-      <w:r>
-        <w:t xml:space="preserve"> </w:t>
-      </w:r>
-      <w:r>
-        <w:t xml:space="preserve">Status.md):</w:t>
-      </w:r>
-    </w:p>
-    <w:p>
-      <w:pPr>
-        <w:pStyle w:val="BodyText"/>
-      </w:pPr>
-      <w:r>
-        <w:t xml:space="preserve">Status</w:t>
-      </w:r>
-    </w:p>
-    <w:p>
-      <w:pPr>
-        <w:pStyle w:val="BodyText"/>
-      </w:pPr>
-      <w:r>
-        <w:t xml:space="preserve">Count</w:t>
-      </w:r>
-    </w:p>
-    <w:p>
-      <w:pPr>
-        <w:pStyle w:val="BodyText"/>
-      </w:pPr>
-      <w:r>
-        <w:t xml:space="preserve">Key Items</w:t>
-      </w:r>
-    </w:p>
-    <w:p>
-      <w:pPr>
-        <w:pStyle w:val="BodyText"/>
-      </w:pPr>
-      <w:r>
-        <w:t xml:space="preserve">PASS</w:t>
-      </w:r>
-    </w:p>
-    <w:p>
-      <w:pPr>
-        <w:pStyle w:val="BodyText"/>
-      </w:pPr>
-      <w:r>
-        <w:t xml:space="preserve">50</w:t>
-      </w:r>
-    </w:p>
-    <w:p>
-      <w:pPr>
-        <w:pStyle w:val="BodyText"/>
-      </w:pPr>
-      <w:r>
-        <w:t xml:space="preserve">All server handlers (F01-F34), emulator Tier-0/Tier-1 (F44-F49), e2e</w:t>
-      </w:r>
-      <w:r>
-        <w:t xml:space="preserve"> </w:t>
-      </w:r>
-      <w:r>
-        <w:t xml:space="preserve">tests (F57-F67), build gates (F69-F71), scripts (F74-F76), Multi-Project</w:t>
-      </w:r>
-      <w:r>
-        <w:t xml:space="preserve"> </w:t>
-      </w:r>
-      <w:r>
-        <w:t xml:space="preserve">API + IDOR (F90-F91), MountManagerUI (F98), IDOR Security (F99), Tauri</w:t>
-      </w:r>
-      <w:r>
-        <w:t xml:space="preserve"> </w:t>
-      </w:r>
-      <w:r>
-        <w:t xml:space="preserve">IPC (F100), Docker Secrets (F101), Remote Deploy (F103), Devices List</w:t>
-      </w:r>
-      <w:r>
-        <w:t xml:space="preserve"> </w:t>
-      </w:r>
-      <w:r>
-        <w:t xml:space="preserve">API (F104), Hardware ID Reverse Lookup (F105),</w:t>
-      </w:r>
-      <w:r>
-        <w:t xml:space="preserve"> </w:t>
-      </w:r>
-      <w:r>
-        <w:t xml:space="preserve">RK3588</w:t>
-      </w:r>
-      <w:r>
-        <w:t xml:space="preserve"> </w:t>
-      </w:r>
-      <w:r>
-        <w:t xml:space="preserve">control-plane validation — Device B (F113)</w:t>
-      </w:r>
-    </w:p>
-    <w:p>
-      <w:pPr>
-        <w:pStyle w:val="BodyText"/>
-      </w:pPr>
-      <w:r>
-        <w:t xml:space="preserve">SKIP</w:t>
-      </w:r>
-    </w:p>
-    <w:p>
-      <w:pPr>
-        <w:pStyle w:val="BodyText"/>
-      </w:pPr>
-      <w:r>
-        <w:t xml:space="preserve">1</w:t>
-      </w:r>
-    </w:p>
-    <w:p>
-      <w:pPr>
-        <w:pStyle w:val="BodyText"/>
-      </w:pPr>
-      <w:r>
-        <w:t xml:space="preserve">Demo Re-recordings (F107) — stale/rotated per §11.4.154</w:t>
-      </w:r>
-    </w:p>
-    <w:p>
-      <w:pPr>
-        <w:pStyle w:val="BodyText"/>
-      </w:pPr>
-      <w:r>
-        <w:t xml:space="preserve">VERIFIED</w:t>
-      </w:r>
-    </w:p>
-    <w:p>
-      <w:pPr>
-        <w:pStyle w:val="BodyText"/>
-      </w:pPr>
-      <w:r>
-        <w:t xml:space="preserve">24</w:t>
-      </w:r>
-    </w:p>
-    <w:p>
-      <w:pPr>
-        <w:pStyle w:val="BodyText"/>
-      </w:pPr>
-      <w:r>
-        <w:t xml:space="preserve">Go submodules (F35-F41), containers (F68), .gitignore (F73),</w:t>
-      </w:r>
-      <w:r>
-        <w:t xml:space="preserve"> </w:t>
-      </w:r>
-      <w:r>
-        <w:t xml:space="preserve">governance (F77-F85), CodeGraph wired (F88), frontend build + tests</w:t>
-      </w:r>
-      <w:r>
-        <w:t xml:space="preserve"> </w:t>
-      </w:r>
-      <w:r>
-        <w:t xml:space="preserve">(F92-F93), Production Deploy (F96), Remote Stress (F97), §11.4.159</w:t>
-      </w:r>
-      <w:r>
-        <w:t xml:space="preserve"> </w:t>
-      </w:r>
-      <w:r>
-        <w:t xml:space="preserve">Recording Compliance (F106), HelixTrack Integration (F108), Build</w:t>
-      </w:r>
-      <w:r>
-        <w:t xml:space="preserve"> </w:t>
-      </w:r>
-      <w:r>
-        <w:t xml:space="preserve">Resource Stats (F109),</w:t>
-      </w:r>
-      <w:r>
-        <w:t xml:space="preserve"> </w:t>
-      </w:r>
-      <w:r>
-        <w:t xml:space="preserve">commit_all cascade-push (F117 — real</w:t>
-      </w:r>
-      <w:r>
-        <w:t xml:space="preserve"> </w:t>
-      </w:r>
-      <w:r>
-        <w:t xml:space="preserve">commits pushed to all four mirrors this session)</w:t>
-      </w:r>
-    </w:p>
-    <w:p>
-      <w:pPr>
-        <w:pStyle w:val="BodyText"/>
-      </w:pPr>
-      <w:r>
-        <w:t xml:space="preserve">PROVEN</w:t>
-      </w:r>
-    </w:p>
-    <w:p>
-      <w:pPr>
-        <w:pStyle w:val="BodyText"/>
-      </w:pPr>
-      <w:r>
-        <w:t xml:space="preserve">6</w:t>
-      </w:r>
-    </w:p>
-    <w:p>
-      <w:pPr>
-        <w:pStyle w:val="BodyText"/>
-      </w:pPr>
-      <w:r>
-        <w:t xml:space="preserve">PWU-AB-1 base+boot (F50), slot switch (F51), auto-rollback (F52),</w:t>
-      </w:r>
-      <w:r>
-        <w:t xml:space="preserve"> </w:t>
-      </w:r>
-      <w:r>
-        <w:t xml:space="preserve">PWU-AB-2 RAUC dm-verity (F53), slot switch video (F94), rollback video</w:t>
-      </w:r>
-      <w:r>
-        <w:t xml:space="preserve"> </w:t>
-      </w:r>
-      <w:r>
-        <w:t xml:space="preserve">(F95)</w:t>
-      </w:r>
-    </w:p>
-    <w:p>
-      <w:pPr>
-        <w:pStyle w:val="BodyText"/>
-      </w:pPr>
-      <w:r>
-        <w:t xml:space="preserve">IMPLEMENTED</w:t>
-      </w:r>
-    </w:p>
-    <w:p>
-      <w:pPr>
-        <w:pStyle w:val="BodyText"/>
-      </w:pPr>
-      <w:r>
-        <w:t xml:space="preserve">2</w:t>
-      </w:r>
-    </w:p>
-    <w:p>
-      <w:pPr>
-        <w:pStyle w:val="BodyText"/>
-      </w:pPr>
-      <w:r>
-        <w:t xml:space="preserve">PWU-AB-4 ApplyPort (F54), ApplyPort Scaffold (F102)</w:t>
-      </w:r>
-    </w:p>
-    <w:p>
-      <w:pPr>
-        <w:pStyle w:val="BodyText"/>
-      </w:pPr>
-      <w:r>
-        <w:t xml:space="preserve">DESIGN</w:t>
-      </w:r>
-    </w:p>
-    <w:p>
-      <w:pPr>
-        <w:pStyle w:val="BodyText"/>
-      </w:pPr>
-      <w:r>
-        <w:t xml:space="preserve">2</w:t>
-      </w:r>
-    </w:p>
-    <w:p>
-      <w:pPr>
-        <w:pStyle w:val="BodyText"/>
-      </w:pPr>
-      <w:r>
-        <w:t xml:space="preserve">ota-android-agent (F42), ota-update-engine-bridge (F43)</w:t>
-      </w:r>
-    </w:p>
-    <w:p>
-      <w:pPr>
-        <w:pStyle w:val="BodyText"/>
-      </w:pPr>
-      <w:r>
-        <w:t xml:space="preserve">OPERATOR-BLOCKED</w:t>
-      </w:r>
-    </w:p>
-    <w:p>
-      <w:pPr>
-        <w:pStyle w:val="BodyText"/>
-      </w:pPr>
-      <w:r>
-        <w:t xml:space="preserve">2</w:t>
-      </w:r>
-    </w:p>
-    <w:p>
-      <w:pPr>
-        <w:pStyle w:val="BodyText"/>
-      </w:pPr>
-      <w:r>
-        <w:t xml:space="preserve">Tier-2 Cuttlefish driver (F55 — needs Linux+KVM), Tier-3 HW (F56 —</w:t>
-      </w:r>
-      <w:r>
-        <w:t xml:space="preserve"> </w:t>
-      </w:r>
-      <w:r>
-        <w:t xml:space="preserve">needs board)</w:t>
-      </w:r>
-    </w:p>
-    <w:p>
-      <w:pPr>
-        <w:pStyle w:val="BodyText"/>
-      </w:pPr>
-      <w:r>
-        <w:t xml:space="preserve">PARTIAL</w:t>
-      </w:r>
-    </w:p>
-    <w:p>
-      <w:pPr>
-        <w:pStyle w:val="BodyText"/>
-      </w:pPr>
-      <w:r>
-        <w:t xml:space="preserve">5</w:t>
-      </w:r>
-    </w:p>
-    <w:p>
-      <w:pPr>
-        <w:pStyle w:val="BodyText"/>
-      </w:pPr>
-      <w:r>
-        <w:t xml:space="preserve">Stress+chaos coverage (F86 — partial submodule set), Cuttlefish</w:t>
-      </w:r>
-      <w:r>
-        <w:t xml:space="preserve"> </w:t>
-      </w:r>
-      <w:r>
-        <w:t xml:space="preserve">pkg/cuttlefish</w:t>
-      </w:r>
-      <w:r>
-        <w:t xml:space="preserve"> </w:t>
-      </w:r>
-      <w:r>
-        <w:t xml:space="preserve">(F112 — container path built + 30</w:t>
-      </w:r>
-      <w:r>
-        <w:t xml:space="preserve"> </w:t>
-      </w:r>
-      <w:r>
-        <w:t xml:space="preserve">-race</w:t>
-      </w:r>
-      <w:r>
-        <w:t xml:space="preserve"> </w:t>
-      </w:r>
-      <w:r>
-        <w:t xml:space="preserve">unit tests PASS + 1 honest topology SKIP; real-A/B</w:t>
-      </w:r>
-      <w:r>
-        <w:t xml:space="preserve"> </w:t>
-      </w:r>
-      <w:r>
-        <w:t xml:space="preserve">run integration-pending, NOT a real-A/B PASS),</w:t>
-      </w:r>
-      <w:r>
-        <w:t xml:space="preserve"> </w:t>
-      </w:r>
-      <w:r>
-        <w:t xml:space="preserve">Container stack</w:t>
-      </w:r>
-      <w:r>
-        <w:t xml:space="preserve"> </w:t>
-      </w:r>
-      <w:r>
-        <w:t xml:space="preserve">distribution (F114 — mechanism dry-run-verified + 2 script bugs fixed,</w:t>
-      </w:r>
-      <w:r>
-        <w:t xml:space="preserve"> </w:t>
-      </w:r>
-      <w:r>
-        <w:t xml:space="preserve">real deploy to thinker.local FAILED on HelixTrack sibling Dockerfile</w:t>
-      </w:r>
-      <w:r>
-        <w:t xml:space="preserve"> </w:t>
-      </w:r>
-      <w:r>
-        <w:t xml:space="preserve">go-version defect, NOT a real-deploy PASS)</w:t>
-      </w:r>
-      <w:r>
-        <w:t xml:space="preserve">,</w:t>
-      </w:r>
-      <w:r>
-        <w:t xml:space="preserve"> </w:t>
-      </w:r>
-      <w:r>
-        <w:t xml:space="preserve">Docker-fallback distribution §11.4.161 (F115 — gate logic</w:t>
-      </w:r>
-      <w:r>
-        <w:t xml:space="preserve"> </w:t>
-      </w:r>
-      <w:r>
-        <w:t xml:space="preserve">dry-run-verified, real docker deploy to amber NOT run)</w:t>
-      </w:r>
-      <w:r>
-        <w:t xml:space="preserve">,</w:t>
-      </w:r>
-      <w:r>
-        <w:t xml:space="preserve"> </w:t>
-      </w:r>
-      <w:r>
-        <w:t xml:space="preserve">Remote-emulator full-detachment §11.4.144 (F116 —</w:t>
-      </w:r>
-      <w:r>
-        <w:t xml:space="preserve"> </w:t>
-      </w:r>
-      <w:r>
-        <w:t xml:space="preserve">setsid</w:t>
-      </w:r>
-      <w:r>
-        <w:t xml:space="preserve"> </w:t>
-      </w:r>
-      <w:r>
-        <w:t xml:space="preserve">source hardening applied + reviewed, on-target</w:t>
-      </w:r>
-      <w:r>
-        <w:t xml:space="preserve"> </w:t>
-      </w:r>
-      <w:r>
-        <w:t xml:space="preserve">persistence NOT run-proven)</w:t>
-      </w:r>
-    </w:p>
-    <w:p>
-      <w:pPr>
-        <w:pStyle w:val="BodyText"/>
-      </w:pPr>
-      <w:r>
-        <w:t xml:space="preserve">NOT_STARTED</w:t>
-      </w:r>
-    </w:p>
-    <w:p>
-      <w:pPr>
-        <w:pStyle w:val="BodyText"/>
-      </w:pPr>
-      <w:r>
-        <w:t xml:space="preserve">2</w:t>
-      </w:r>
-    </w:p>
-    <w:p>
-      <w:pPr>
-        <w:pStyle w:val="BodyText"/>
-      </w:pPr>
-      <w:r>
-        <w:t xml:space="preserve">Build-resource-stats (F72), workable-items DB (F87)</w:t>
-      </w:r>
-    </w:p>
-    <w:p>
-      <w:pPr>
-        <w:pStyle w:val="BodyText"/>
-      </w:pPr>
-      <w:r>
-        <w:t xml:space="preserve">F113 (RK3588 control-plane validation) — PASS, honest</w:t>
-      </w:r>
-      <w:r>
-        <w:t xml:space="preserve"> </w:t>
-      </w:r>
-      <w:r>
-        <w:t xml:space="preserve">boundary.</w:t>
-      </w:r>
-      <w:r>
-        <w:t xml:space="preserve"> </w:t>
-      </w:r>
-      <w:r>
-        <w:t xml:space="preserve">Device B (Ethernet, serial</w:t>
-      </w:r>
-      <w:r>
-        <w:t xml:space="preserve"> </w:t>
-      </w:r>
-      <w:r>
-        <w:t xml:space="preserve">1acdceab90248933</w:t>
-      </w:r>
-      <w:r>
-        <w:t xml:space="preserve">) on real RK3588 Android-15 originated</w:t>
-      </w:r>
-      <w:r>
-        <w:t xml:space="preserve"> </w:t>
-      </w:r>
-      <w:r>
-        <w:t xml:space="preserve">GET /healthz</w:t>
-      </w:r>
-      <w:r>
-        <w:t xml:space="preserve"> </w:t>
-      </w:r>
-      <w:r>
-        <w:t xml:space="preserve">200,</w:t>
-      </w:r>
-      <w:r>
-        <w:t xml:space="preserve"> </w:t>
-      </w:r>
-      <w:r>
-        <w:t xml:space="preserve">GET /api/v1/client/update</w:t>
-      </w:r>
-      <w:r>
-        <w:t xml:space="preserve"> </w:t>
-      </w:r>
-      <w:r>
-        <w:t xml:space="preserve">204 (no active deployment — correct),</w:t>
-      </w:r>
-      <w:r>
-        <w:t xml:space="preserve"> </w:t>
-      </w:r>
-      <w:r>
-        <w:t xml:space="preserve">POST /api/v1/client/telemetry</w:t>
-      </w:r>
-      <w:r>
-        <w:t xml:space="preserve"> </w:t>
-      </w:r>
-      <w:r>
-        <w:t xml:space="preserve">202 against a</w:t>
-      </w:r>
-      <w:r>
-        <w:t xml:space="preserve"> </w:t>
-      </w:r>
-      <w:r>
-        <w:t xml:space="preserve">rootless</w:t>
-      </w:r>
-      <w:r>
-        <w:t xml:space="preserve"> </w:t>
-      </w:r>
-      <w:r>
-        <w:t xml:space="preserve">linux/amd64</w:t>
-      </w:r>
-      <w:r>
-        <w:t xml:space="preserve"> </w:t>
-      </w:r>
-      <w:r>
-        <w:t xml:space="preserve">ota-server</w:t>
-      </w:r>
-      <w:r>
-        <w:t xml:space="preserve"> </w:t>
-      </w:r>
-      <w:r>
-        <w:t xml:space="preserve">on nezha,</w:t>
-      </w:r>
-      <w:r>
-        <w:t xml:space="preserve"> </w:t>
-      </w:r>
-      <w:r>
-        <w:t xml:space="preserve">with sink-side</w:t>
-      </w:r>
-      <w:r>
-        <w:t xml:space="preserve"> </w:t>
-      </w:r>
-      <w:r>
-        <w:t xml:space="preserve">GET /devices/by-hardware/…</w:t>
-      </w:r>
-      <w:r>
-        <w:t xml:space="preserve"> </w:t>
-      </w:r>
-      <w:r>
-        <w:t xml:space="preserve">returning</w:t>
-      </w:r>
-      <w:r>
-        <w:t xml:space="preserve"> </w:t>
-      </w:r>
-      <w:r>
-        <w:t xml:space="preserve">update_state=success</w:t>
-      </w:r>
-      <w:r>
-        <w:t xml:space="preserve"> </w:t>
-      </w:r>
-      <w:r>
-        <w:t xml:space="preserve">(board’s own POST mutated server</w:t>
-      </w:r>
-      <w:r>
-        <w:t xml:space="preserve"> </w:t>
-      </w:r>
-      <w:r>
-        <w:t xml:space="preserve">state). Device A (Wi-Fi,</w:t>
-      </w:r>
-      <w:r>
-        <w:t xml:space="preserve"> </w:t>
-      </w:r>
-      <w:r>
-        <w:t xml:space="preserve">19bbb528a1dbbc4d</w:t>
-      </w:r>
-      <w:r>
-        <w:t xml:space="preserve">) is an honest</w:t>
-      </w:r>
-      <w:r>
-        <w:t xml:space="preserve"> </w:t>
-      </w:r>
-      <w:r>
-        <w:t xml:space="preserve">topology</w:t>
-      </w:r>
-      <w:r>
-        <w:t xml:space="preserve"> </w:t>
-      </w:r>
-      <w:r>
-        <w:t xml:space="preserve">SKIP</w:t>
-      </w:r>
-      <w:r>
-        <w:t xml:space="preserve"> </w:t>
-      </w:r>
-      <w:r>
-        <w:t xml:space="preserve">(VPN tun1 full-tunnel / Wi-Fi AP</w:t>
-      </w:r>
-      <w:r>
-        <w:t xml:space="preserve"> </w:t>
-      </w:r>
-      <w:r>
-        <w:t xml:space="preserve">isolation — busybox nc to both</w:t>
-      </w:r>
-      <w:r>
-        <w:t xml:space="preserve"> </w:t>
-      </w:r>
-      <w:r>
-        <w:t xml:space="preserve">:18080</w:t>
-      </w:r>
-      <w:r>
-        <w:t xml:space="preserve"> </w:t>
-      </w:r>
-      <w:r>
-        <w:t xml:space="preserve">and</w:t>
-      </w:r>
-      <w:r>
-        <w:t xml:space="preserve"> </w:t>
-      </w:r>
-      <w:r>
-        <w:t xml:space="preserve">:22</w:t>
-      </w:r>
-      <w:r>
-        <w:t xml:space="preserve"> </w:t>
-      </w:r>
-      <w:r>
-        <w:t xml:space="preserve">time out → blocked path, captured root cause, NOT a Helix defect).</w:t>
-      </w:r>
-      <w:r>
-        <w:t xml:space="preserve"> </w:t>
-      </w:r>
-      <w:r>
-        <w:t xml:space="preserve">Both boards are NON-A/B</w:t>
-      </w:r>
-      <w:r>
-        <w:t xml:space="preserve"> </w:t>
-      </w:r>
-      <w:r>
-        <w:t xml:space="preserve">(single-slot, no</w:t>
-      </w:r>
-      <w:r>
-        <w:t xml:space="preserve"> </w:t>
-      </w:r>
-      <w:r>
-        <w:t xml:space="preserve">update_engine</w:t>
-      </w:r>
-      <w:r>
-        <w:t xml:space="preserve">) — this validates the control plane on real</w:t>
-      </w:r>
-      <w:r>
-        <w:t xml:space="preserve"> </w:t>
-      </w:r>
-      <w:r>
-        <w:t xml:space="preserve">hardware, NOT native A/B apply (F112’s job). ZERO device state changes</w:t>
-      </w:r>
-      <w:r>
-        <w:t xml:space="preserve"> </w:t>
-      </w:r>
-      <w:r>
-        <w:t xml:space="preserve">(§11.4.122/§11.4.133). Evidence:</w:t>
-      </w:r>
-      <w:r>
-        <w:t xml:space="preserve"> </w:t>
-      </w:r>
-      <w:r>
-        <w:t xml:space="preserve">docs/qa/20260622-rk3588-controlplane/REPORT.md</w:t>
-      </w:r>
-      <w:r>
-        <w:t xml:space="preserve">.</w:t>
-      </w:r>
-    </w:p>
-    <w:p>
-      <w:pPr>
-        <w:pStyle w:val="BodyText"/>
-      </w:pPr>
-      <w:r>
-        <w:t xml:space="preserve">Distribution mechanism (F114/F115) — PARTIAL, NOT a</w:t>
-      </w:r>
-      <w:r>
-        <w:t xml:space="preserve"> </w:t>
-      </w:r>
-      <w:r>
-        <w:t xml:space="preserve">real-deploy PASS (§11.4.1/§11.4.6).</w:t>
-      </w:r>
-      <w:r>
-        <w:t xml:space="preserve"> </w:t>
-      </w:r>
-      <w:r>
-        <w:t xml:space="preserve">distribute_stack.sh</w:t>
-      </w:r>
-      <w:r>
-        <w:t xml:space="preserve"> </w:t>
-      </w:r>
-      <w:r>
-        <w:t xml:space="preserve">(helix layer, §11.4.28) is designed to</w:t>
-      </w:r>
-      <w:r>
-        <w:t xml:space="preserve"> </w:t>
-      </w:r>
-      <w:r>
-        <w:t xml:space="preserve">deploy the HelixTrack stack over SSH + remote rootless</w:t>
-      </w:r>
-      <w:r>
-        <w:t xml:space="preserve"> </w:t>
-      </w:r>
-      <w:r>
-        <w:t xml:space="preserve">podman-compose</w:t>
-      </w:r>
-      <w:r>
-        <w:t xml:space="preserve">. A</w:t>
-      </w:r>
-      <w:r>
-        <w:t xml:space="preserve"> </w:t>
-      </w:r>
-      <w:r>
-        <w:t xml:space="preserve">REAL (non-dry-run) deploy to</w:t>
-      </w:r>
-      <w:r>
-        <w:t xml:space="preserve"> </w:t>
-      </w:r>
-      <w:r>
-        <w:t xml:space="preserve">thinker.local</w:t>
-      </w:r>
-      <w:r>
-        <w:t xml:space="preserve"> </w:t>
-      </w:r>
-      <w:r>
-        <w:t xml:space="preserve">was run and FAILED</w:t>
-      </w:r>
-      <w:r>
-        <w:t xml:space="preserve"> </w:t>
-      </w:r>
-      <w:r>
-        <w:t xml:space="preserve">(evidence</w:t>
-      </w:r>
-      <w:r>
-        <w:t xml:space="preserve"> </w:t>
-      </w:r>
-      <w:r>
-        <w:t xml:space="preserve">docs/qa/20260622-211644-distribute-thinker/</w:t>
-      </w:r>
-      <w:r>
-        <w:t xml:space="preserve">) with 3</w:t>
-      </w:r>
-      <w:r>
-        <w:t xml:space="preserve"> </w:t>
-      </w:r>
-      <w:r>
-        <w:t xml:space="preserve">defects: (1) rsync nested-mkdir gap —</w:t>
-      </w:r>
-      <w:r>
-        <w:t xml:space="preserve"> </w:t>
-      </w:r>
-      <w:r>
-        <w:t xml:space="preserve">FIXED</w:t>
-      </w:r>
-      <w:r>
-        <w:t xml:space="preserve"> </w:t>
-      </w:r>
-      <w:r>
-        <w:t xml:space="preserve">in the</w:t>
-      </w:r>
-      <w:r>
-        <w:t xml:space="preserve"> </w:t>
-      </w:r>
-      <w:r>
-        <w:t xml:space="preserve">script; (2) wrong compose provider — it had selected the broken</w:t>
-      </w:r>
-      <w:r>
-        <w:t xml:space="preserve"> </w:t>
-      </w:r>
-      <w:r>
-        <w:t xml:space="preserve">podman compose</w:t>
-      </w:r>
-      <w:r>
-        <w:t xml:space="preserve"> </w:t>
-      </w:r>
-      <w:r>
-        <w:t xml:space="preserve">plugin instead of</w:t>
-      </w:r>
-      <w:r>
-        <w:t xml:space="preserve"> </w:t>
-      </w:r>
-      <w:r>
-        <w:t xml:space="preserve">podman-compose</w:t>
-      </w:r>
-      <w:r>
-        <w:t xml:space="preserve"> </w:t>
-      </w:r>
-      <w:r>
-        <w:t xml:space="preserve">—</w:t>
-      </w:r>
-      <w:r>
-        <w:t xml:space="preserve"> </w:t>
-      </w:r>
-      <w:r>
-        <w:t xml:space="preserve">FIXED</w:t>
-      </w:r>
-      <w:r>
-        <w:t xml:space="preserve"> </w:t>
-      </w:r>
-      <w:r>
-        <w:t xml:space="preserve">(now prefers</w:t>
-      </w:r>
-      <w:r>
-        <w:t xml:space="preserve"> </w:t>
-      </w:r>
-      <w:r>
-        <w:t xml:space="preserve">podman-compose</w:t>
-      </w:r>
-      <w:r>
-        <w:t xml:space="preserve">; dry-run confirms selection); (3) the</w:t>
-      </w:r>
-      <w:r>
-        <w:t xml:space="preserve"> </w:t>
-      </w:r>
-      <w:r>
-        <w:t xml:space="preserve">HelixTrack sibling Dockerfile pins</w:t>
-      </w:r>
-      <w:r>
-        <w:t xml:space="preserve"> </w:t>
-      </w:r>
-      <w:r>
-        <w:t xml:space="preserve">golang:1.22</w:t>
-      </w:r>
-      <w:r>
-        <w:t xml:space="preserve"> </w:t>
-      </w:r>
-      <w:r>
-        <w:t xml:space="preserve">but</w:t>
-      </w:r>
-      <w:r>
-        <w:t xml:space="preserve"> </w:t>
-      </w:r>
-      <w:r>
-        <w:t xml:space="preserve">its</w:t>
-      </w:r>
-      <w:r>
-        <w:t xml:space="preserve"> </w:t>
-      </w:r>
-      <w:r>
-        <w:t xml:space="preserve">go.mod</w:t>
-      </w:r>
-      <w:r>
-        <w:t xml:space="preserve"> </w:t>
-      </w:r>
-      <w:r>
-        <w:t xml:space="preserve">requires</w:t>
-      </w:r>
-      <w:r>
-        <w:t xml:space="preserve"> </w:t>
-      </w:r>
-      <w:r>
-        <w:t xml:space="preserve">go 1.24</w:t>
-      </w:r>
-      <w:r>
-        <w:t xml:space="preserve"> </w:t>
-      </w:r>
-      <w:r>
-        <w:t xml:space="preserve">→</w:t>
-      </w:r>
-      <w:r>
-        <w:t xml:space="preserve"> </w:t>
-      </w:r>
-      <w:r>
-        <w:t xml:space="preserve">helixtrack-core image build fails</w:t>
-      </w:r>
-      <w:r>
-        <w:t xml:space="preserve"> </w:t>
-      </w:r>
-      <w:r>
-        <w:t xml:space="preserve">(</w:t>
-      </w:r>
-      <w:r>
-        <w:t xml:space="preserve">rootcause.log</w:t>
-      </w:r>
-      <w:r>
-        <w:t xml:space="preserve">/</w:t>
-      </w:r>
-      <w:r>
-        <w:t xml:space="preserve">go_mod_bug.log</w:t>
-      </w:r>
-      <w:r>
-        <w:t xml:space="preserve">;</w:t>
-      </w:r>
-      <w:r>
-        <w:t xml:space="preserve"> </w:t>
-      </w:r>
-      <w:r>
-        <w:t xml:space="preserve">final_state.log</w:t>
-      </w:r>
-      <w:r>
-        <w:t xml:space="preserve"> </w:t>
-      </w:r>
-      <w:r>
-        <w:t xml:space="preserve">= “NO helixtrack image built”, :8080</w:t>
-      </w:r>
-      <w:r>
-        <w:t xml:space="preserve"> </w:t>
-      </w:r>
-      <w:r>
-        <w:t xml:space="preserve">unhealthy) —</w:t>
-      </w:r>
-      <w:r>
-        <w:t xml:space="preserve"> </w:t>
-      </w:r>
-      <w:r>
-        <w:t xml:space="preserve">NOT fixed (sibling-repo blocker)</w:t>
-      </w:r>
-      <w:r>
-        <w:t xml:space="preserve">. So the</w:t>
-      </w:r>
-      <w:r>
-        <w:t xml:space="preserve"> </w:t>
-      </w:r>
-      <w:r>
-        <w:t xml:space="preserve">mechanism (probe→rsync→remote compose→health-check) + the 2 script bugs</w:t>
-      </w:r>
-      <w:r>
-        <w:t xml:space="preserve"> </w:t>
-      </w:r>
-      <w:r>
-        <w:t xml:space="preserve">are proven/fixed by dry-run + the real-deploy transcript, but</w:t>
-      </w:r>
-      <w:r>
-        <w:t xml:space="preserve"> </w:t>
-      </w:r>
-      <w:r>
-        <w:t xml:space="preserve">no</w:t>
-      </w:r>
-      <w:r>
-        <w:t xml:space="preserve"> </w:t>
-      </w:r>
-      <w:r>
-        <w:t xml:space="preserve">successful end-to-end deploy has happened</w:t>
-      </w:r>
-      <w:r>
-        <w:t xml:space="preserve">. For F115, the</w:t>
-      </w:r>
-      <w:r>
-        <w:t xml:space="preserve"> </w:t>
-      </w:r>
-      <w:r>
-        <w:t xml:space="preserve">§11.4.161 operator-authorized docker fallback</w:t>
-      </w:r>
-      <w:r>
-        <w:t xml:space="preserve"> </w:t>
-      </w:r>
-      <w:r>
-        <w:t xml:space="preserve">(</w:t>
-      </w:r>
-      <w:r>
-        <w:t xml:space="preserve">HELIX_ALLOW_DOCKER_FALLBACK=1</w:t>
-      </w:r>
-      <w:r>
-        <w:t xml:space="preserve">, default-OFF</w:t>
-      </w:r>
-      <w:r>
-        <w:t xml:space="preserve"> </w:t>
-      </w:r>
-      <w:r>
-        <w:t xml:space="preserve">rootless-or-nothing, §11.4.112 documented constraint = no rootless</w:t>
-      </w:r>
-      <w:r>
-        <w:t xml:space="preserve"> </w:t>
-      </w:r>
-      <w:r>
-        <w:t xml:space="preserve">podman on amber yet) has its</w:t>
-      </w:r>
-      <w:r>
-        <w:t xml:space="preserve"> </w:t>
-      </w:r>
-      <w:r>
-        <w:t xml:space="preserve">gate logic + host-selection</w:t>
-      </w:r>
-      <w:r>
-        <w:t xml:space="preserve"> </w:t>
-      </w:r>
-      <w:r>
-        <w:t xml:space="preserve">dry-run-verified only</w:t>
-      </w:r>
-      <w:r>
-        <w:t xml:space="preserve"> </w:t>
-      </w:r>
-      <w:r>
-        <w:t xml:space="preserve">— no real docker deploy to amber has run.</w:t>
-      </w:r>
-      <w:r>
-        <w:t xml:space="preserve"> </w:t>
-      </w:r>
-      <w:r>
-        <w:t xml:space="preserve">thinker.local</w:t>
-      </w:r>
-      <w:r>
-        <w:t xml:space="preserve"> </w:t>
-      </w:r>
-      <w:r>
-        <w:t xml:space="preserve">is the intended LIVE rootless-podman target;</w:t>
+        <w:t xml:space="preserve">is the proven LIVE rootless-podman target;</w:t>
       </w:r>
       <w:r>
         <w:t xml:space="preserve"> </w:t>
